--- a/Laboratorio01/Emanuel dos Santos - Memorando.docx
+++ b/Laboratorio01/Emanuel dos Santos - Memorando.docx
@@ -85,7 +85,22 @@
         <w:t xml:space="preserve"> </w:t>
       </w:r>
       <w:r>
-        <w:t>21/03/2026</w:t>
+        <w:fldChar w:fldCharType="begin"/>
+      </w:r>
+      <w:r>
+        <w:instrText xml:space="preserve"> TIME \@ "dd/MM/yyyy" </w:instrText>
+      </w:r>
+      <w:r>
+        <w:fldChar w:fldCharType="separate"/>
+      </w:r>
+      <w:r>
+        <w:rPr>
+          <w:noProof/>
+        </w:rPr>
+        <w:t>23/03/2026</w:t>
+      </w:r>
+      <w:r>
+        <w:fldChar w:fldCharType="end"/>
       </w:r>
     </w:p>
     <w:p/>
@@ -97,13 +112,88 @@
       <w:bookmarkStart w:id="1" w:name="_b838cq20lkqw" w:colFirst="0" w:colLast="0"/>
       <w:bookmarkEnd w:id="1"/>
       <w:r>
-        <w:t xml:space="preserve">1. Introdução </w:t>
-      </w:r>
-    </w:p>
-    <w:p/>
-    <w:p>
-      <w:r>
-        <w:t>Descreva de forma resumida o contexto do trabalho, objectivos, restricções e observações sobre aspectos importantes da experiência realizada.</w:t>
+        <w:t xml:space="preserve">Introdução </w:t>
+      </w:r>
+    </w:p>
+    <w:p>
+      <w:pPr>
+        <w:rPr>
+          <w:lang w:val="pt-AO"/>
+        </w:rPr>
+      </w:pPr>
+      <w:r>
+        <w:rPr>
+          <w:lang w:val="pt-AO"/>
+        </w:rPr>
+        <w:t>Este laboratório teve como objetivo introduzir o desenvolvimento de aplicações em</w:t>
+      </w:r>
+      <w:r>
+        <w:rPr>
+          <w:lang w:val="pt-AO"/>
+        </w:rPr>
+        <w:t xml:space="preserve"> </w:t>
+      </w:r>
+      <w:r>
+        <w:rPr>
+          <w:lang w:val="pt-AO"/>
+        </w:rPr>
+        <w:t>linguagem C no ambiente Unix, com foco na utilização de ferramentas fundamentais como o compilador gcc, o debugger gdb e o sistema de automação make.</w:t>
+      </w:r>
+    </w:p>
+    <w:p>
+      <w:pPr>
+        <w:rPr>
+          <w:lang w:val="pt-AO"/>
+        </w:rPr>
+      </w:pPr>
+    </w:p>
+    <w:p>
+      <w:pPr>
+        <w:rPr>
+          <w:lang w:val="pt-AO"/>
+        </w:rPr>
+      </w:pPr>
+      <w:r>
+        <w:rPr>
+          <w:lang w:val="pt-AO"/>
+        </w:rPr>
+        <w:t>Adicionalmente, exploraram-se conceitos fundamentais de sistemas operativos, nomeadamente criação e gestão de processos, bem como mecanismos básicos de sincronização com threads.</w:t>
+      </w:r>
+    </w:p>
+    <w:p>
+      <w:pPr>
+        <w:rPr>
+          <w:lang w:val="pt-AO"/>
+        </w:rPr>
+      </w:pPr>
+    </w:p>
+    <w:p>
+      <w:pPr>
+        <w:rPr>
+          <w:lang w:val="pt-AO"/>
+        </w:rPr>
+      </w:pPr>
+      <w:r>
+        <w:rPr>
+          <w:b/>
+          <w:bCs/>
+          <w:lang w:val="pt-AO"/>
+        </w:rPr>
+        <w:t>OBS:</w:t>
+      </w:r>
+      <w:r>
+        <w:rPr>
+          <w:b/>
+          <w:bCs/>
+          <w:lang w:val="pt-AO"/>
+        </w:rPr>
+        <w:t xml:space="preserve"> </w:t>
+      </w:r>
+      <w:r>
+        <w:rPr>
+          <w:lang w:val="pt-AO"/>
+        </w:rPr>
+        <w:t>As respostas das perguntas do laboratório estão no final de cada seção nível 2 que contém perguntas.</w:t>
       </w:r>
     </w:p>
     <w:p>
@@ -113,38 +203,2527 @@
       <w:bookmarkStart w:id="2" w:name="_26nxd3y5y9o4" w:colFirst="0" w:colLast="0"/>
       <w:bookmarkEnd w:id="2"/>
       <w:r>
-        <w:t>2. Experiências Realizadas</w:t>
+        <w:t xml:space="preserve">Experiências </w:t>
+      </w:r>
+      <w:r>
+        <w:t>Realizadas</w:t>
+      </w:r>
+    </w:p>
+    <w:p>
+      <w:pPr>
+        <w:keepNext/>
+      </w:pPr>
+      <w:r>
+        <w:rPr>
+          <w:noProof/>
+        </w:rPr>
+        <w:drawing>
+          <wp:inline distT="0" distB="0" distL="0" distR="0" wp14:anchorId="15DB6ED5" wp14:editId="0005819D">
+            <wp:extent cx="4610100" cy="2474821"/>
+            <wp:effectExtent l="0" t="0" r="0" b="1905"/>
+            <wp:docPr id="1" name="Picture 1"/>
+            <wp:cNvGraphicFramePr>
+              <a:graphicFrameLocks xmlns:a="http://schemas.openxmlformats.org/drawingml/2006/main" noChangeAspect="1"/>
+            </wp:cNvGraphicFramePr>
+            <a:graphic xmlns:a="http://schemas.openxmlformats.org/drawingml/2006/main">
+              <a:graphicData uri="http://schemas.openxmlformats.org/drawingml/2006/picture">
+                <pic:pic xmlns:pic="http://schemas.openxmlformats.org/drawingml/2006/picture">
+                  <pic:nvPicPr>
+                    <pic:cNvPr id="1" name=""/>
+                    <pic:cNvPicPr/>
+                  </pic:nvPicPr>
+                  <pic:blipFill>
+                    <a:blip r:embed="rId8"/>
+                    <a:stretch>
+                      <a:fillRect/>
+                    </a:stretch>
+                  </pic:blipFill>
+                  <pic:spPr>
+                    <a:xfrm>
+                      <a:off x="0" y="0"/>
+                      <a:ext cx="4620415" cy="2480359"/>
+                    </a:xfrm>
+                    <a:prstGeom prst="rect">
+                      <a:avLst/>
+                    </a:prstGeom>
+                  </pic:spPr>
+                </pic:pic>
+              </a:graphicData>
+            </a:graphic>
+          </wp:inline>
+        </w:drawing>
+      </w:r>
+    </w:p>
+    <w:p>
+      <w:pPr>
+        <w:pStyle w:val="Caption"/>
+      </w:pPr>
+      <w:r>
+        <w:t xml:space="preserve">Figura </w:t>
+      </w:r>
+      <w:r>
+        <w:fldChar w:fldCharType="begin"/>
+      </w:r>
+      <w:r>
+        <w:instrText xml:space="preserve"> SEQ Figura \* ARABIC </w:instrText>
+      </w:r>
+      <w:r>
+        <w:fldChar w:fldCharType="separate"/>
+      </w:r>
+      <w:r>
+        <w:rPr>
+          <w:noProof/>
+        </w:rPr>
+        <w:t>1</w:t>
+      </w:r>
+      <w:r>
+        <w:fldChar w:fldCharType="end"/>
+      </w:r>
+      <w:r>
+        <w:t xml:space="preserve"> - C</w:t>
+      </w:r>
+      <w:r>
+        <w:t>iclo de desenvolvimento de aplicações em linguagem C no ambiente Unix</w:t>
+      </w:r>
+    </w:p>
+    <w:p>
+      <w:pPr>
+        <w:jc w:val="left"/>
+        <w:rPr>
+          <w:sz w:val="32"/>
+          <w:szCs w:val="32"/>
+        </w:rPr>
+      </w:pPr>
+      <w:r>
+        <w:br w:type="page"/>
+      </w:r>
+    </w:p>
+    <w:p>
+      <w:pPr>
+        <w:pStyle w:val="Heading2"/>
+      </w:pPr>
+      <w:r>
+        <w:lastRenderedPageBreak/>
+        <w:t>Geração do Executável (gcc)</w:t>
+      </w:r>
+    </w:p>
+    <w:p>
+      <w:r>
+        <w:t>O compilador gcc (GNU Compiler Collection) é uma das ferramentas centrais no desenvolvimento em linguagem C no ambiente Unix. A sua função consiste em traduzir código fonte em linguagem de alto nível para código máquina executável, passando por várias etapas como pré-processamento, compilação e ligação (linking).</w:t>
+      </w:r>
+    </w:p>
+    <w:p>
+      <w:pPr>
+        <w:rPr>
+          <w:lang w:val="pt-AO"/>
+        </w:rPr>
+      </w:pPr>
+    </w:p>
+    <w:p>
+      <w:pPr>
+        <w:rPr>
+          <w:lang w:val="pt-AO"/>
+        </w:rPr>
+      </w:pPr>
+      <w:r>
+        <w:rPr>
+          <w:lang w:val="pt-AO"/>
+        </w:rPr>
+        <w:t>Durante o laboratório, utilizou-se o gcc para compilar separadamente os ficheiros fonte, gerando ficheiros objeto (</w:t>
+      </w:r>
+      <w:r>
+        <w:rPr>
+          <w:i/>
+          <w:iCs/>
+          <w:lang w:val="pt-AO"/>
+        </w:rPr>
+        <w:t>.o</w:t>
+      </w:r>
+      <w:r>
+        <w:rPr>
+          <w:lang w:val="pt-AO"/>
+        </w:rPr>
+        <w:t>), e posteriormente realizar o processo de ligação para gerar o executável final.</w:t>
+      </w:r>
+      <w:r>
+        <w:rPr>
+          <w:lang w:val="pt-AO"/>
+        </w:rPr>
+        <w:t xml:space="preserve"> </w:t>
+      </w:r>
+      <w:r>
+        <w:rPr>
+          <w:lang w:val="pt-AO"/>
+        </w:rPr>
+        <w:t>Este processo permitiu compreender a separação entre compilação e linking</w:t>
+      </w:r>
+      <w:r>
+        <w:rPr>
+          <w:lang w:val="pt-AO"/>
+        </w:rPr>
+        <w:t>.</w:t>
+      </w:r>
+    </w:p>
+    <w:p>
+      <w:pPr>
+        <w:rPr>
+          <w:lang w:val="pt-AO"/>
+        </w:rPr>
+      </w:pPr>
+    </w:p>
+    <w:p>
+      <w:pPr>
+        <w:keepNext/>
+      </w:pPr>
+      <w:r>
+        <w:rPr>
+          <w:noProof/>
+          <w:lang w:val="pt-AO"/>
+        </w:rPr>
+        <w:drawing>
+          <wp:inline distT="0" distB="0" distL="0" distR="0" wp14:anchorId="69DB8A7B" wp14:editId="424CD55C">
+            <wp:extent cx="5733415" cy="3228975"/>
+            <wp:effectExtent l="0" t="0" r="635" b="9525"/>
+            <wp:docPr id="2" name="Picture 2"/>
+            <wp:cNvGraphicFramePr>
+              <a:graphicFrameLocks xmlns:a="http://schemas.openxmlformats.org/drawingml/2006/main" noChangeAspect="1"/>
+            </wp:cNvGraphicFramePr>
+            <a:graphic xmlns:a="http://schemas.openxmlformats.org/drawingml/2006/main">
+              <a:graphicData uri="http://schemas.openxmlformats.org/drawingml/2006/picture">
+                <pic:pic xmlns:pic="http://schemas.openxmlformats.org/drawingml/2006/picture">
+                  <pic:nvPicPr>
+                    <pic:cNvPr id="1" name=""/>
+                    <pic:cNvPicPr/>
+                  </pic:nvPicPr>
+                  <pic:blipFill>
+                    <a:blip r:embed="rId9"/>
+                    <a:stretch>
+                      <a:fillRect/>
+                    </a:stretch>
+                  </pic:blipFill>
+                  <pic:spPr>
+                    <a:xfrm>
+                      <a:off x="0" y="0"/>
+                      <a:ext cx="5733415" cy="3228975"/>
+                    </a:xfrm>
+                    <a:prstGeom prst="rect">
+                      <a:avLst/>
+                    </a:prstGeom>
+                  </pic:spPr>
+                </pic:pic>
+              </a:graphicData>
+            </a:graphic>
+          </wp:inline>
+        </w:drawing>
+      </w:r>
+    </w:p>
+    <w:p>
+      <w:pPr>
+        <w:pStyle w:val="Caption"/>
+        <w:rPr>
+          <w:lang w:val="pt-AO"/>
+        </w:rPr>
+      </w:pPr>
+      <w:r>
+        <w:t xml:space="preserve">Figura </w:t>
+      </w:r>
+      <w:r>
+        <w:fldChar w:fldCharType="begin"/>
+      </w:r>
+      <w:r>
+        <w:instrText xml:space="preserve"> SEQ Figura \* ARABIC </w:instrText>
+      </w:r>
+      <w:r>
+        <w:fldChar w:fldCharType="separate"/>
+      </w:r>
+      <w:r>
+        <w:rPr>
+          <w:noProof/>
+        </w:rPr>
+        <w:t>2</w:t>
+      </w:r>
+      <w:r>
+        <w:fldChar w:fldCharType="end"/>
+      </w:r>
+      <w:r>
+        <w:t xml:space="preserve"> - Processo de Compilação de um programa</w:t>
+      </w:r>
+    </w:p>
+    <w:p>
+      <w:pPr>
+        <w:rPr>
+          <w:lang w:val="pt-AO"/>
+        </w:rPr>
+      </w:pPr>
+    </w:p>
+    <w:p>
+      <w:pPr>
+        <w:keepNext/>
+      </w:pPr>
+      <w:r>
+        <w:rPr>
+          <w:noProof/>
+          <w:lang w:val="pt-AO"/>
+        </w:rPr>
+        <w:drawing>
+          <wp:inline distT="0" distB="0" distL="0" distR="0" wp14:anchorId="3C73702F" wp14:editId="2B3C58AC">
+            <wp:extent cx="5733415" cy="3228975"/>
+            <wp:effectExtent l="0" t="0" r="635" b="9525"/>
+            <wp:docPr id="4" name="Picture 4"/>
+            <wp:cNvGraphicFramePr>
+              <a:graphicFrameLocks xmlns:a="http://schemas.openxmlformats.org/drawingml/2006/main" noChangeAspect="1"/>
+            </wp:cNvGraphicFramePr>
+            <a:graphic xmlns:a="http://schemas.openxmlformats.org/drawingml/2006/main">
+              <a:graphicData uri="http://schemas.openxmlformats.org/drawingml/2006/picture">
+                <pic:pic xmlns:pic="http://schemas.openxmlformats.org/drawingml/2006/picture">
+                  <pic:nvPicPr>
+                    <pic:cNvPr id="1" name=""/>
+                    <pic:cNvPicPr/>
+                  </pic:nvPicPr>
+                  <pic:blipFill>
+                    <a:blip r:embed="rId10"/>
+                    <a:stretch>
+                      <a:fillRect/>
+                    </a:stretch>
+                  </pic:blipFill>
+                  <pic:spPr>
+                    <a:xfrm>
+                      <a:off x="0" y="0"/>
+                      <a:ext cx="5733415" cy="3228975"/>
+                    </a:xfrm>
+                    <a:prstGeom prst="rect">
+                      <a:avLst/>
+                    </a:prstGeom>
+                  </pic:spPr>
+                </pic:pic>
+              </a:graphicData>
+            </a:graphic>
+          </wp:inline>
+        </w:drawing>
+      </w:r>
+    </w:p>
+    <w:p>
+      <w:pPr>
+        <w:pStyle w:val="Caption"/>
+        <w:rPr>
+          <w:lang w:val="pt-AO"/>
+        </w:rPr>
+      </w:pPr>
+      <w:r>
+        <w:t xml:space="preserve">Figura </w:t>
+      </w:r>
+      <w:r>
+        <w:fldChar w:fldCharType="begin"/>
+      </w:r>
+      <w:r>
+        <w:instrText xml:space="preserve"> SEQ Figura \* ARABIC </w:instrText>
+      </w:r>
+      <w:r>
+        <w:fldChar w:fldCharType="separate"/>
+      </w:r>
+      <w:r>
+        <w:rPr>
+          <w:noProof/>
+        </w:rPr>
+        <w:t>3</w:t>
+      </w:r>
+      <w:r>
+        <w:fldChar w:fldCharType="end"/>
+      </w:r>
+      <w:r>
+        <w:t xml:space="preserve"> - Execução de um programa</w:t>
+      </w:r>
+    </w:p>
+    <w:p>
+      <w:pPr>
+        <w:pStyle w:val="Heading2"/>
+      </w:pPr>
+      <w:r>
+        <w:t>Utilização do Debugger gdb</w:t>
+      </w:r>
+    </w:p>
+    <w:p>
+      <w:r>
+        <w:t>O gdb (GNU Debugger) é uma ferramenta fundamental para análise e diagnóstico de programas em execução. Permite observar o comportamento interno do programa, inspecionar variáveis e identificar erros como segmentation faults, que são comuns em linguagens de baixo nível como C.</w:t>
       </w:r>
     </w:p>
     <w:p/>
     <w:p>
       <w:r>
-        <w:t xml:space="preserve">Descreva, de forma sucinta e técnica, a sua experiência realizada. </w:t>
+        <w:t>A principal vantagem do gdb reside na possibilidade de executar o programa de forma controlada, permitindo interromper a execução em pontos específicos (breakpoints) e analisar o estado da memória.</w:t>
       </w:r>
     </w:p>
     <w:p/>
     <w:p>
-      <w:r>
-        <w:t>Deve incluir captura de tela (de scripts criados, código fonte modificado, execução do programa em seu computador, etc.) e explicação do seu entendimento sobre os exercícios de laboratório (responder às questões).</w:t>
+      <w:pPr>
+        <w:keepNext/>
+      </w:pPr>
+      <w:r>
+        <w:rPr>
+          <w:noProof/>
+          <w:lang w:val="pt-AO"/>
+        </w:rPr>
+        <w:drawing>
+          <wp:inline distT="0" distB="0" distL="0" distR="0" wp14:anchorId="14FC2305" wp14:editId="21785AF0">
+            <wp:extent cx="5733415" cy="3228975"/>
+            <wp:effectExtent l="0" t="0" r="635" b="9525"/>
+            <wp:docPr id="5" name="Picture 5"/>
+            <wp:cNvGraphicFramePr>
+              <a:graphicFrameLocks xmlns:a="http://schemas.openxmlformats.org/drawingml/2006/main" noChangeAspect="1"/>
+            </wp:cNvGraphicFramePr>
+            <a:graphic xmlns:a="http://schemas.openxmlformats.org/drawingml/2006/main">
+              <a:graphicData uri="http://schemas.openxmlformats.org/drawingml/2006/picture">
+                <pic:pic xmlns:pic="http://schemas.openxmlformats.org/drawingml/2006/picture">
+                  <pic:nvPicPr>
+                    <pic:cNvPr id="1" name=""/>
+                    <pic:cNvPicPr/>
+                  </pic:nvPicPr>
+                  <pic:blipFill>
+                    <a:blip r:embed="rId11"/>
+                    <a:stretch>
+                      <a:fillRect/>
+                    </a:stretch>
+                  </pic:blipFill>
+                  <pic:spPr>
+                    <a:xfrm>
+                      <a:off x="0" y="0"/>
+                      <a:ext cx="5733415" cy="3228975"/>
+                    </a:xfrm>
+                    <a:prstGeom prst="rect">
+                      <a:avLst/>
+                    </a:prstGeom>
+                  </pic:spPr>
+                </pic:pic>
+              </a:graphicData>
+            </a:graphic>
+          </wp:inline>
+        </w:drawing>
+      </w:r>
+    </w:p>
+    <w:p>
+      <w:pPr>
+        <w:pStyle w:val="Caption"/>
+      </w:pPr>
+      <w:r>
+        <w:t xml:space="preserve">Figura </w:t>
+      </w:r>
+      <w:r>
+        <w:fldChar w:fldCharType="begin"/>
+      </w:r>
+      <w:r>
+        <w:instrText xml:space="preserve"> SEQ Figura \* ARABIC </w:instrText>
+      </w:r>
+      <w:r>
+        <w:fldChar w:fldCharType="separate"/>
+      </w:r>
+      <w:r>
+        <w:rPr>
+          <w:noProof/>
+        </w:rPr>
+        <w:t>4</w:t>
+      </w:r>
+      <w:r>
+        <w:fldChar w:fldCharType="end"/>
+      </w:r>
+      <w:r>
+        <w:t xml:space="preserve"> – Executar um programa em modo de depuração com o gdb</w:t>
       </w:r>
     </w:p>
     <w:p/>
     <w:p>
-      <w:r>
-        <w:t>O memorando visa apresentar o seu entendimento mediante experiência, deve ser sucinto e técnico (explicar as configurações necessárias, scripts, processo de construção, build, e o programa/execução).</w:t>
+      <w:pPr>
+        <w:keepNext/>
+      </w:pPr>
+      <w:r>
+        <w:rPr>
+          <w:noProof/>
+          <w:lang w:val="pt-AO"/>
+        </w:rPr>
+        <w:drawing>
+          <wp:inline distT="0" distB="0" distL="0" distR="0" wp14:anchorId="1998FA79" wp14:editId="2AC445D2">
+            <wp:extent cx="5733415" cy="3228975"/>
+            <wp:effectExtent l="0" t="0" r="635" b="9525"/>
+            <wp:docPr id="7" name="Picture 7"/>
+            <wp:cNvGraphicFramePr>
+              <a:graphicFrameLocks xmlns:a="http://schemas.openxmlformats.org/drawingml/2006/main" noChangeAspect="1"/>
+            </wp:cNvGraphicFramePr>
+            <a:graphic xmlns:a="http://schemas.openxmlformats.org/drawingml/2006/main">
+              <a:graphicData uri="http://schemas.openxmlformats.org/drawingml/2006/picture">
+                <pic:pic xmlns:pic="http://schemas.openxmlformats.org/drawingml/2006/picture">
+                  <pic:nvPicPr>
+                    <pic:cNvPr id="1" name=""/>
+                    <pic:cNvPicPr/>
+                  </pic:nvPicPr>
+                  <pic:blipFill>
+                    <a:blip r:embed="rId12"/>
+                    <a:stretch>
+                      <a:fillRect/>
+                    </a:stretch>
+                  </pic:blipFill>
+                  <pic:spPr>
+                    <a:xfrm>
+                      <a:off x="0" y="0"/>
+                      <a:ext cx="5733415" cy="3228975"/>
+                    </a:xfrm>
+                    <a:prstGeom prst="rect">
+                      <a:avLst/>
+                    </a:prstGeom>
+                  </pic:spPr>
+                </pic:pic>
+              </a:graphicData>
+            </a:graphic>
+          </wp:inline>
+        </w:drawing>
+      </w:r>
+    </w:p>
+    <w:p>
+      <w:pPr>
+        <w:pStyle w:val="Caption"/>
+        <w:rPr>
+          <w:lang w:val="pt-AO"/>
+        </w:rPr>
+      </w:pPr>
+      <w:r>
+        <w:t xml:space="preserve">Figura </w:t>
+      </w:r>
+      <w:r>
+        <w:fldChar w:fldCharType="begin"/>
+      </w:r>
+      <w:r>
+        <w:instrText xml:space="preserve"> SEQ Figura \* ARABIC </w:instrText>
+      </w:r>
+      <w:r>
+        <w:fldChar w:fldCharType="separate"/>
+      </w:r>
+      <w:r>
+        <w:rPr>
+          <w:noProof/>
+        </w:rPr>
+        <w:t>5</w:t>
+      </w:r>
+      <w:r>
+        <w:fldChar w:fldCharType="end"/>
+      </w:r>
+      <w:r>
+        <w:t xml:space="preserve"> - </w:t>
+      </w:r>
+      <w:r>
+        <w:t>Depurando um programa com o depurador gdb</w:t>
+      </w:r>
+    </w:p>
+    <w:p>
+      <w:pPr>
+        <w:keepNext/>
+      </w:pPr>
+      <w:r>
+        <w:rPr>
+          <w:noProof/>
+          <w:lang w:val="pt-AO"/>
+        </w:rPr>
+        <w:drawing>
+          <wp:inline distT="0" distB="0" distL="0" distR="0" wp14:anchorId="6A59BD77" wp14:editId="6E2349AA">
+            <wp:extent cx="5733415" cy="2903855"/>
+            <wp:effectExtent l="0" t="0" r="635" b="0"/>
+            <wp:docPr id="9" name="Picture 9"/>
+            <wp:cNvGraphicFramePr>
+              <a:graphicFrameLocks xmlns:a="http://schemas.openxmlformats.org/drawingml/2006/main" noChangeAspect="1"/>
+            </wp:cNvGraphicFramePr>
+            <a:graphic xmlns:a="http://schemas.openxmlformats.org/drawingml/2006/main">
+              <a:graphicData uri="http://schemas.openxmlformats.org/drawingml/2006/picture">
+                <pic:pic xmlns:pic="http://schemas.openxmlformats.org/drawingml/2006/picture">
+                  <pic:nvPicPr>
+                    <pic:cNvPr id="1" name=""/>
+                    <pic:cNvPicPr/>
+                  </pic:nvPicPr>
+                  <pic:blipFill>
+                    <a:blip r:embed="rId13"/>
+                    <a:stretch>
+                      <a:fillRect/>
+                    </a:stretch>
+                  </pic:blipFill>
+                  <pic:spPr>
+                    <a:xfrm>
+                      <a:off x="0" y="0"/>
+                      <a:ext cx="5733415" cy="2903855"/>
+                    </a:xfrm>
+                    <a:prstGeom prst="rect">
+                      <a:avLst/>
+                    </a:prstGeom>
+                  </pic:spPr>
+                </pic:pic>
+              </a:graphicData>
+            </a:graphic>
+          </wp:inline>
+        </w:drawing>
+      </w:r>
+    </w:p>
+    <w:p>
+      <w:pPr>
+        <w:pStyle w:val="Caption"/>
+      </w:pPr>
+      <w:r>
+        <w:t xml:space="preserve">Figura </w:t>
+      </w:r>
+      <w:r>
+        <w:fldChar w:fldCharType="begin"/>
+      </w:r>
+      <w:r>
+        <w:instrText xml:space="preserve"> SEQ Figura \* ARABIC </w:instrText>
+      </w:r>
+      <w:r>
+        <w:fldChar w:fldCharType="separate"/>
+      </w:r>
+      <w:r>
+        <w:rPr>
+          <w:noProof/>
+        </w:rPr>
+        <w:t>6</w:t>
+      </w:r>
+      <w:r>
+        <w:fldChar w:fldCharType="end"/>
+      </w:r>
+      <w:r>
+        <w:t xml:space="preserve"> - Descomentando a linha 61 do arquivo list.c</w:t>
       </w:r>
     </w:p>
     <w:p/>
     <w:p>
-      <w:r>
-        <w:t>Para código e scripts o tipo de letra letra courrier new, tamanho 8:</w:t>
+      <w:pPr>
+        <w:keepNext/>
+      </w:pPr>
+      <w:r>
+        <w:rPr>
+          <w:noProof/>
+          <w:lang w:val="pt-AO"/>
+        </w:rPr>
+        <w:drawing>
+          <wp:inline distT="0" distB="0" distL="0" distR="0" wp14:anchorId="36C5D392" wp14:editId="332D0537">
+            <wp:extent cx="5733415" cy="3228975"/>
+            <wp:effectExtent l="0" t="0" r="635" b="9525"/>
+            <wp:docPr id="10" name="Picture 10"/>
+            <wp:cNvGraphicFramePr>
+              <a:graphicFrameLocks xmlns:a="http://schemas.openxmlformats.org/drawingml/2006/main" noChangeAspect="1"/>
+            </wp:cNvGraphicFramePr>
+            <a:graphic xmlns:a="http://schemas.openxmlformats.org/drawingml/2006/main">
+              <a:graphicData uri="http://schemas.openxmlformats.org/drawingml/2006/picture">
+                <pic:pic xmlns:pic="http://schemas.openxmlformats.org/drawingml/2006/picture">
+                  <pic:nvPicPr>
+                    <pic:cNvPr id="1" name=""/>
+                    <pic:cNvPicPr/>
+                  </pic:nvPicPr>
+                  <pic:blipFill>
+                    <a:blip r:embed="rId14"/>
+                    <a:stretch>
+                      <a:fillRect/>
+                    </a:stretch>
+                  </pic:blipFill>
+                  <pic:spPr>
+                    <a:xfrm>
+                      <a:off x="0" y="0"/>
+                      <a:ext cx="5733415" cy="3228975"/>
+                    </a:xfrm>
+                    <a:prstGeom prst="rect">
+                      <a:avLst/>
+                    </a:prstGeom>
+                  </pic:spPr>
+                </pic:pic>
+              </a:graphicData>
+            </a:graphic>
+          </wp:inline>
+        </w:drawing>
+      </w:r>
+    </w:p>
+    <w:p>
+      <w:pPr>
+        <w:pStyle w:val="Caption"/>
+        <w:rPr>
+          <w:lang w:val="pt-AO"/>
+        </w:rPr>
+      </w:pPr>
+      <w:r>
+        <w:t xml:space="preserve">Figura </w:t>
+      </w:r>
+      <w:r>
+        <w:fldChar w:fldCharType="begin"/>
+      </w:r>
+      <w:r>
+        <w:instrText xml:space="preserve"> SEQ Figura \* ARABIC </w:instrText>
+      </w:r>
+      <w:r>
+        <w:fldChar w:fldCharType="separate"/>
+      </w:r>
+      <w:r>
+        <w:rPr>
+          <w:noProof/>
+        </w:rPr>
+        <w:t>7</w:t>
+      </w:r>
+      <w:r>
+        <w:fldChar w:fldCharType="end"/>
+      </w:r>
+      <w:r>
+        <w:t xml:space="preserve"> - Causando um </w:t>
+      </w:r>
+      <w:bookmarkStart w:id="3" w:name="_Hlk225116691"/>
+      <w:r>
+        <w:t xml:space="preserve">Segmentation </w:t>
+      </w:r>
+      <w:bookmarkEnd w:id="3"/>
+      <w:r>
+        <w:t>fault (core dumped)</w:t>
+      </w:r>
+    </w:p>
+    <w:p>
+      <w:pPr>
+        <w:rPr>
+          <w:lang w:val="pt-AO"/>
+        </w:rPr>
+      </w:pPr>
+    </w:p>
+    <w:p>
+      <w:pPr>
+        <w:keepNext/>
+      </w:pPr>
+      <w:r>
+        <w:rPr>
+          <w:noProof/>
+          <w:lang w:val="pt-AO"/>
+        </w:rPr>
+        <w:drawing>
+          <wp:inline distT="0" distB="0" distL="0" distR="0" wp14:anchorId="0760518F" wp14:editId="1F7E73DC">
+            <wp:extent cx="5733415" cy="3228975"/>
+            <wp:effectExtent l="0" t="0" r="635" b="9525"/>
+            <wp:docPr id="11" name="Picture 11"/>
+            <wp:cNvGraphicFramePr>
+              <a:graphicFrameLocks xmlns:a="http://schemas.openxmlformats.org/drawingml/2006/main" noChangeAspect="1"/>
+            </wp:cNvGraphicFramePr>
+            <a:graphic xmlns:a="http://schemas.openxmlformats.org/drawingml/2006/main">
+              <a:graphicData uri="http://schemas.openxmlformats.org/drawingml/2006/picture">
+                <pic:pic xmlns:pic="http://schemas.openxmlformats.org/drawingml/2006/picture">
+                  <pic:nvPicPr>
+                    <pic:cNvPr id="1" name=""/>
+                    <pic:cNvPicPr/>
+                  </pic:nvPicPr>
+                  <pic:blipFill>
+                    <a:blip r:embed="rId15"/>
+                    <a:stretch>
+                      <a:fillRect/>
+                    </a:stretch>
+                  </pic:blipFill>
+                  <pic:spPr>
+                    <a:xfrm>
+                      <a:off x="0" y="0"/>
+                      <a:ext cx="5733415" cy="3228975"/>
+                    </a:xfrm>
+                    <a:prstGeom prst="rect">
+                      <a:avLst/>
+                    </a:prstGeom>
+                  </pic:spPr>
+                </pic:pic>
+              </a:graphicData>
+            </a:graphic>
+          </wp:inline>
+        </w:drawing>
+      </w:r>
+    </w:p>
+    <w:p>
+      <w:pPr>
+        <w:pStyle w:val="Caption"/>
+        <w:rPr>
+          <w:lang w:val="pt-AO"/>
+        </w:rPr>
+      </w:pPr>
+      <w:r>
+        <w:t xml:space="preserve">Figura </w:t>
+      </w:r>
+      <w:r>
+        <w:fldChar w:fldCharType="begin"/>
+      </w:r>
+      <w:r>
+        <w:instrText xml:space="preserve"> SEQ Figura \* ARABIC </w:instrText>
+      </w:r>
+      <w:r>
+        <w:fldChar w:fldCharType="separate"/>
+      </w:r>
+      <w:r>
+        <w:rPr>
+          <w:noProof/>
+        </w:rPr>
+        <w:t>8</w:t>
+      </w:r>
+      <w:r>
+        <w:fldChar w:fldCharType="end"/>
+      </w:r>
+      <w:r>
+        <w:t xml:space="preserve"> - A diferença entre os interpretadores bash e fish ao encerrar um programa pelo sinal SIGSEGV</w:t>
+      </w:r>
+    </w:p>
+    <w:p>
+      <w:pPr>
+        <w:rPr>
+          <w:lang w:val="pt-AO"/>
+        </w:rPr>
+      </w:pPr>
+      <w:r>
+        <w:t xml:space="preserve">O </w:t>
+      </w:r>
+      <w:r>
+        <w:t xml:space="preserve">Ubuntu </w:t>
+      </w:r>
+      <w:r>
+        <w:t xml:space="preserve">estava </w:t>
+      </w:r>
+      <w:r>
+        <w:t>a redirecionar os core dumps para o systemd.</w:t>
+      </w:r>
+    </w:p>
+    <w:p>
+      <w:pPr>
+        <w:rPr>
+          <w:lang w:val="pt-AO"/>
+        </w:rPr>
+      </w:pPr>
+    </w:p>
+    <w:p>
+      <w:pPr>
+        <w:keepNext/>
+      </w:pPr>
+      <w:r>
+        <w:rPr>
+          <w:noProof/>
+          <w:lang w:val="pt-AO"/>
+        </w:rPr>
+        <w:drawing>
+          <wp:inline distT="0" distB="0" distL="0" distR="0" wp14:anchorId="4E7B7227" wp14:editId="43B41E76">
+            <wp:extent cx="5733415" cy="3228975"/>
+            <wp:effectExtent l="0" t="0" r="635" b="9525"/>
+            <wp:docPr id="3" name="Picture 3"/>
+            <wp:cNvGraphicFramePr>
+              <a:graphicFrameLocks xmlns:a="http://schemas.openxmlformats.org/drawingml/2006/main" noChangeAspect="1"/>
+            </wp:cNvGraphicFramePr>
+            <a:graphic xmlns:a="http://schemas.openxmlformats.org/drawingml/2006/main">
+              <a:graphicData uri="http://schemas.openxmlformats.org/drawingml/2006/picture">
+                <pic:pic xmlns:pic="http://schemas.openxmlformats.org/drawingml/2006/picture">
+                  <pic:nvPicPr>
+                    <pic:cNvPr id="1" name=""/>
+                    <pic:cNvPicPr/>
+                  </pic:nvPicPr>
+                  <pic:blipFill>
+                    <a:blip r:embed="rId16"/>
+                    <a:stretch>
+                      <a:fillRect/>
+                    </a:stretch>
+                  </pic:blipFill>
+                  <pic:spPr>
+                    <a:xfrm>
+                      <a:off x="0" y="0"/>
+                      <a:ext cx="5733415" cy="3228975"/>
+                    </a:xfrm>
+                    <a:prstGeom prst="rect">
+                      <a:avLst/>
+                    </a:prstGeom>
+                  </pic:spPr>
+                </pic:pic>
+              </a:graphicData>
+            </a:graphic>
+          </wp:inline>
+        </w:drawing>
+      </w:r>
+    </w:p>
+    <w:p>
+      <w:pPr>
+        <w:pStyle w:val="Caption"/>
+        <w:rPr>
+          <w:lang w:val="pt-AO"/>
+        </w:rPr>
+      </w:pPr>
+      <w:r>
+        <w:t xml:space="preserve">Figura </w:t>
+      </w:r>
+      <w:r>
+        <w:fldChar w:fldCharType="begin"/>
+      </w:r>
+      <w:r>
+        <w:instrText xml:space="preserve"> SEQ Figura \* ARABIC </w:instrText>
+      </w:r>
+      <w:r>
+        <w:fldChar w:fldCharType="separate"/>
+      </w:r>
+      <w:r>
+        <w:rPr>
+          <w:noProof/>
+        </w:rPr>
+        <w:t>9</w:t>
+      </w:r>
+      <w:r>
+        <w:fldChar w:fldCharType="end"/>
+      </w:r>
+      <w:r>
+        <w:t xml:space="preserve"> - O arquivo core no systemd</w:t>
+      </w:r>
+    </w:p>
+    <w:p>
+      <w:pPr>
+        <w:rPr>
+          <w:lang w:val="pt-AO"/>
+        </w:rPr>
+      </w:pPr>
+    </w:p>
+    <w:p>
+      <w:pPr>
+        <w:keepNext/>
+      </w:pPr>
+      <w:r>
+        <w:rPr>
+          <w:noProof/>
+          <w:lang w:val="pt-AO"/>
+        </w:rPr>
+        <w:drawing>
+          <wp:inline distT="0" distB="0" distL="0" distR="0" wp14:anchorId="38BE4733" wp14:editId="628E5562">
+            <wp:extent cx="5733415" cy="3228975"/>
+            <wp:effectExtent l="0" t="0" r="635" b="9525"/>
+            <wp:docPr id="6" name="Picture 6"/>
+            <wp:cNvGraphicFramePr>
+              <a:graphicFrameLocks xmlns:a="http://schemas.openxmlformats.org/drawingml/2006/main" noChangeAspect="1"/>
+            </wp:cNvGraphicFramePr>
+            <a:graphic xmlns:a="http://schemas.openxmlformats.org/drawingml/2006/main">
+              <a:graphicData uri="http://schemas.openxmlformats.org/drawingml/2006/picture">
+                <pic:pic xmlns:pic="http://schemas.openxmlformats.org/drawingml/2006/picture">
+                  <pic:nvPicPr>
+                    <pic:cNvPr id="1" name=""/>
+                    <pic:cNvPicPr/>
+                  </pic:nvPicPr>
+                  <pic:blipFill>
+                    <a:blip r:embed="rId17"/>
+                    <a:stretch>
+                      <a:fillRect/>
+                    </a:stretch>
+                  </pic:blipFill>
+                  <pic:spPr>
+                    <a:xfrm>
+                      <a:off x="0" y="0"/>
+                      <a:ext cx="5733415" cy="3228975"/>
+                    </a:xfrm>
+                    <a:prstGeom prst="rect">
+                      <a:avLst/>
+                    </a:prstGeom>
+                  </pic:spPr>
+                </pic:pic>
+              </a:graphicData>
+            </a:graphic>
+          </wp:inline>
+        </w:drawing>
+      </w:r>
+    </w:p>
+    <w:p>
+      <w:pPr>
+        <w:pStyle w:val="Caption"/>
+        <w:rPr>
+          <w:lang w:val="pt-BR"/>
+        </w:rPr>
+      </w:pPr>
+      <w:r>
+        <w:t xml:space="preserve">Figura </w:t>
+      </w:r>
+      <w:r>
+        <w:fldChar w:fldCharType="begin"/>
+      </w:r>
+      <w:r>
+        <w:instrText xml:space="preserve"> SEQ Figura \* ARABIC </w:instrText>
+      </w:r>
+      <w:r>
+        <w:fldChar w:fldCharType="separate"/>
+      </w:r>
+      <w:r>
+        <w:rPr>
+          <w:noProof/>
+        </w:rPr>
+        <w:t>10</w:t>
+      </w:r>
+      <w:r>
+        <w:fldChar w:fldCharType="end"/>
+      </w:r>
+      <w:r>
+        <w:t xml:space="preserve"> - O depurador gdb não reconhece o arquivo core invalido</w:t>
+      </w:r>
+    </w:p>
+    <w:p>
+      <w:pPr>
+        <w:rPr>
+          <w:lang w:val="pt-AO"/>
+        </w:rPr>
+      </w:pPr>
+      <w:r>
+        <w:rPr>
+          <w:lang w:val="pt-AO"/>
+        </w:rPr>
+        <w:t xml:space="preserve">Mesmo gerando o ficheiro core, o gdb não o reconhece como um core dump file. </w:t>
+      </w:r>
+      <w:r>
+        <w:rPr>
+          <w:lang w:val="pt-AO"/>
+        </w:rPr>
+        <w:t xml:space="preserve">O problema é que o </w:t>
+      </w:r>
+      <w:r>
+        <w:rPr>
+          <w:lang w:val="pt-AO"/>
+        </w:rPr>
+        <w:t xml:space="preserve">meu </w:t>
+      </w:r>
+      <w:r>
+        <w:rPr>
+          <w:lang w:val="pt-AO"/>
+        </w:rPr>
+        <w:t>projecto está em /mnt/x/ — uma partição Windows (NTFS). O Linux não consegue escrever um core dump válido em NTFS, por isso o ficheiro fica corrompido.</w:t>
+      </w:r>
+    </w:p>
+    <w:p>
+      <w:pPr>
+        <w:rPr>
+          <w:lang w:val="pt-AO"/>
+        </w:rPr>
+      </w:pPr>
+      <w:r>
+        <w:rPr>
+          <w:lang w:val="pt-AO"/>
+        </w:rPr>
+        <w:t xml:space="preserve">A solução </w:t>
+      </w:r>
+      <w:r>
+        <w:rPr>
+          <w:lang w:val="pt-AO"/>
+        </w:rPr>
+        <w:t xml:space="preserve">foi </w:t>
+      </w:r>
+      <w:r>
+        <w:rPr>
+          <w:lang w:val="pt-AO"/>
+        </w:rPr>
+        <w:t xml:space="preserve">redirecionar o core para uma pasta </w:t>
+      </w:r>
+      <w:r>
+        <w:rPr>
+          <w:lang w:val="pt-AO"/>
+        </w:rPr>
+        <w:t xml:space="preserve">qualquer </w:t>
+      </w:r>
+      <w:r>
+        <w:rPr>
+          <w:lang w:val="pt-AO"/>
+        </w:rPr>
+        <w:t>na partição Linux:</w:t>
+      </w:r>
+    </w:p>
+    <w:p>
+      <w:pPr>
+        <w:keepNext/>
+      </w:pPr>
+      <w:r>
+        <w:rPr>
+          <w:noProof/>
+          <w:lang w:val="pt-BR"/>
+        </w:rPr>
+        <w:drawing>
+          <wp:inline distT="0" distB="0" distL="0" distR="0" wp14:anchorId="60CE5B7B" wp14:editId="0700D38B">
+            <wp:extent cx="5733415" cy="3228975"/>
+            <wp:effectExtent l="0" t="0" r="635" b="9525"/>
+            <wp:docPr id="12" name="Picture 12"/>
+            <wp:cNvGraphicFramePr>
+              <a:graphicFrameLocks xmlns:a="http://schemas.openxmlformats.org/drawingml/2006/main" noChangeAspect="1"/>
+            </wp:cNvGraphicFramePr>
+            <a:graphic xmlns:a="http://schemas.openxmlformats.org/drawingml/2006/main">
+              <a:graphicData uri="http://schemas.openxmlformats.org/drawingml/2006/picture">
+                <pic:pic xmlns:pic="http://schemas.openxmlformats.org/drawingml/2006/picture">
+                  <pic:nvPicPr>
+                    <pic:cNvPr id="1" name=""/>
+                    <pic:cNvPicPr/>
+                  </pic:nvPicPr>
+                  <pic:blipFill>
+                    <a:blip r:embed="rId18"/>
+                    <a:stretch>
+                      <a:fillRect/>
+                    </a:stretch>
+                  </pic:blipFill>
+                  <pic:spPr>
+                    <a:xfrm>
+                      <a:off x="0" y="0"/>
+                      <a:ext cx="5733415" cy="3228975"/>
+                    </a:xfrm>
+                    <a:prstGeom prst="rect">
+                      <a:avLst/>
+                    </a:prstGeom>
+                  </pic:spPr>
+                </pic:pic>
+              </a:graphicData>
+            </a:graphic>
+          </wp:inline>
+        </w:drawing>
+      </w:r>
+    </w:p>
+    <w:p>
+      <w:pPr>
+        <w:pStyle w:val="Caption"/>
+        <w:rPr>
+          <w:lang w:val="pt-BR"/>
+        </w:rPr>
+      </w:pPr>
+      <w:r>
+        <w:t xml:space="preserve">Figura </w:t>
+      </w:r>
+      <w:r>
+        <w:fldChar w:fldCharType="begin"/>
+      </w:r>
+      <w:r>
+        <w:instrText xml:space="preserve"> SEQ Figura \* ARABIC </w:instrText>
+      </w:r>
+      <w:r>
+        <w:fldChar w:fldCharType="separate"/>
+      </w:r>
+      <w:r>
+        <w:rPr>
+          <w:noProof/>
+        </w:rPr>
+        <w:t>11</w:t>
+      </w:r>
+      <w:r>
+        <w:fldChar w:fldCharType="end"/>
+      </w:r>
+      <w:r>
+        <w:t xml:space="preserve"> - Arquivo core válido para o gdb escrito e localizado no linux</w:t>
+      </w:r>
+    </w:p>
+    <w:p>
+      <w:pPr>
+        <w:keepNext/>
+      </w:pPr>
+      <w:r>
+        <w:rPr>
+          <w:noProof/>
+          <w:lang w:val="pt-BR"/>
+        </w:rPr>
+        <w:drawing>
+          <wp:inline distT="0" distB="0" distL="0" distR="0" wp14:anchorId="060F61DF" wp14:editId="6CCEE853">
+            <wp:extent cx="5733415" cy="3228975"/>
+            <wp:effectExtent l="0" t="0" r="635" b="9525"/>
+            <wp:docPr id="13" name="Picture 13"/>
+            <wp:cNvGraphicFramePr>
+              <a:graphicFrameLocks xmlns:a="http://schemas.openxmlformats.org/drawingml/2006/main" noChangeAspect="1"/>
+            </wp:cNvGraphicFramePr>
+            <a:graphic xmlns:a="http://schemas.openxmlformats.org/drawingml/2006/main">
+              <a:graphicData uri="http://schemas.openxmlformats.org/drawingml/2006/picture">
+                <pic:pic xmlns:pic="http://schemas.openxmlformats.org/drawingml/2006/picture">
+                  <pic:nvPicPr>
+                    <pic:cNvPr id="1" name=""/>
+                    <pic:cNvPicPr/>
+                  </pic:nvPicPr>
+                  <pic:blipFill>
+                    <a:blip r:embed="rId19"/>
+                    <a:stretch>
+                      <a:fillRect/>
+                    </a:stretch>
+                  </pic:blipFill>
+                  <pic:spPr>
+                    <a:xfrm>
+                      <a:off x="0" y="0"/>
+                      <a:ext cx="5733415" cy="3228975"/>
+                    </a:xfrm>
+                    <a:prstGeom prst="rect">
+                      <a:avLst/>
+                    </a:prstGeom>
+                  </pic:spPr>
+                </pic:pic>
+              </a:graphicData>
+            </a:graphic>
+          </wp:inline>
+        </w:drawing>
+      </w:r>
+    </w:p>
+    <w:p>
+      <w:pPr>
+        <w:pStyle w:val="Caption"/>
+        <w:rPr>
+          <w:lang w:val="pt-BR"/>
+        </w:rPr>
+      </w:pPr>
+      <w:r>
+        <w:t xml:space="preserve">Figura </w:t>
+      </w:r>
+      <w:r>
+        <w:fldChar w:fldCharType="begin"/>
+      </w:r>
+      <w:r>
+        <w:instrText xml:space="preserve"> SEQ Figura \* ARABIC </w:instrText>
+      </w:r>
+      <w:r>
+        <w:fldChar w:fldCharType="separate"/>
+      </w:r>
+      <w:r>
+        <w:rPr>
+          <w:noProof/>
+        </w:rPr>
+        <w:t>12</w:t>
+      </w:r>
+      <w:r>
+        <w:fldChar w:fldCharType="end"/>
+      </w:r>
+      <w:r>
+        <w:t xml:space="preserve"> - O depurador gdb reconhece o arquivo core</w:t>
+      </w:r>
+      <w:r>
+        <w:t xml:space="preserve"> e localiza as 3 chamadas da função que gerou o </w:t>
+      </w:r>
+      <w:r>
+        <w:t xml:space="preserve">Segmentation </w:t>
+      </w:r>
+      <w:r>
+        <w:t>fault</w:t>
+      </w:r>
+    </w:p>
+    <w:p>
+      <w:pPr>
+        <w:rPr>
+          <w:lang w:val="pt-BR"/>
+        </w:rPr>
+      </w:pPr>
+    </w:p>
+    <w:p>
+      <w:pPr>
+        <w:keepNext/>
+      </w:pPr>
+      <w:r>
+        <w:rPr>
+          <w:noProof/>
+          <w:lang w:val="pt-BR"/>
+        </w:rPr>
+        <w:drawing>
+          <wp:inline distT="0" distB="0" distL="0" distR="0" wp14:anchorId="27E8963A" wp14:editId="02E59086">
+            <wp:extent cx="5733415" cy="3228975"/>
+            <wp:effectExtent l="0" t="0" r="635" b="9525"/>
+            <wp:docPr id="14" name="Picture 14"/>
+            <wp:cNvGraphicFramePr>
+              <a:graphicFrameLocks xmlns:a="http://schemas.openxmlformats.org/drawingml/2006/main" noChangeAspect="1"/>
+            </wp:cNvGraphicFramePr>
+            <a:graphic xmlns:a="http://schemas.openxmlformats.org/drawingml/2006/main">
+              <a:graphicData uri="http://schemas.openxmlformats.org/drawingml/2006/picture">
+                <pic:pic xmlns:pic="http://schemas.openxmlformats.org/drawingml/2006/picture">
+                  <pic:nvPicPr>
+                    <pic:cNvPr id="1" name=""/>
+                    <pic:cNvPicPr/>
+                  </pic:nvPicPr>
+                  <pic:blipFill>
+                    <a:blip r:embed="rId20"/>
+                    <a:stretch>
+                      <a:fillRect/>
+                    </a:stretch>
+                  </pic:blipFill>
+                  <pic:spPr>
+                    <a:xfrm>
+                      <a:off x="0" y="0"/>
+                      <a:ext cx="5733415" cy="3228975"/>
+                    </a:xfrm>
+                    <a:prstGeom prst="rect">
+                      <a:avLst/>
+                    </a:prstGeom>
+                  </pic:spPr>
+                </pic:pic>
+              </a:graphicData>
+            </a:graphic>
+          </wp:inline>
+        </w:drawing>
+      </w:r>
+    </w:p>
+    <w:p>
+      <w:pPr>
+        <w:pStyle w:val="Caption"/>
+        <w:rPr>
+          <w:lang w:val="pt-BR"/>
+        </w:rPr>
+      </w:pPr>
+      <w:r>
+        <w:t xml:space="preserve">Figura </w:t>
+      </w:r>
+      <w:r>
+        <w:fldChar w:fldCharType="begin"/>
+      </w:r>
+      <w:r>
+        <w:instrText xml:space="preserve"> SEQ Figura \* ARABIC </w:instrText>
+      </w:r>
+      <w:r>
+        <w:fldChar w:fldCharType="separate"/>
+      </w:r>
+      <w:r>
+        <w:rPr>
+          <w:noProof/>
+        </w:rPr>
+        <w:t>13</w:t>
+      </w:r>
+      <w:r>
+        <w:fldChar w:fldCharType="end"/>
+      </w:r>
+      <w:r>
+        <w:t xml:space="preserve"> - Usando o frame para encontrar o nível onde ocorreu o erro com o gdb</w:t>
+      </w:r>
+    </w:p>
+    <w:p>
+      <w:pPr>
+        <w:rPr>
+          <w:lang w:val="pt-AO"/>
+        </w:rPr>
+      </w:pPr>
+    </w:p>
+    <w:p>
+      <w:pPr>
+        <w:keepNext/>
+      </w:pPr>
+      <w:r>
+        <w:rPr>
+          <w:noProof/>
+          <w:lang w:val="pt-AO"/>
+        </w:rPr>
+        <w:drawing>
+          <wp:inline distT="0" distB="0" distL="0" distR="0" wp14:anchorId="2B8A9044" wp14:editId="4A4197B9">
+            <wp:extent cx="5733415" cy="3228975"/>
+            <wp:effectExtent l="0" t="0" r="635" b="9525"/>
+            <wp:docPr id="15" name="Picture 15"/>
+            <wp:cNvGraphicFramePr>
+              <a:graphicFrameLocks xmlns:a="http://schemas.openxmlformats.org/drawingml/2006/main" noChangeAspect="1"/>
+            </wp:cNvGraphicFramePr>
+            <a:graphic xmlns:a="http://schemas.openxmlformats.org/drawingml/2006/main">
+              <a:graphicData uri="http://schemas.openxmlformats.org/drawingml/2006/picture">
+                <pic:pic xmlns:pic="http://schemas.openxmlformats.org/drawingml/2006/picture">
+                  <pic:nvPicPr>
+                    <pic:cNvPr id="1" name=""/>
+                    <pic:cNvPicPr/>
+                  </pic:nvPicPr>
+                  <pic:blipFill>
+                    <a:blip r:embed="rId21"/>
+                    <a:stretch>
+                      <a:fillRect/>
+                    </a:stretch>
+                  </pic:blipFill>
+                  <pic:spPr>
+                    <a:xfrm>
+                      <a:off x="0" y="0"/>
+                      <a:ext cx="5733415" cy="3228975"/>
+                    </a:xfrm>
+                    <a:prstGeom prst="rect">
+                      <a:avLst/>
+                    </a:prstGeom>
+                  </pic:spPr>
+                </pic:pic>
+              </a:graphicData>
+            </a:graphic>
+          </wp:inline>
+        </w:drawing>
+      </w:r>
+    </w:p>
+    <w:p>
+      <w:pPr>
+        <w:pStyle w:val="Caption"/>
+        <w:rPr>
+          <w:lang w:val="pt-AO"/>
+        </w:rPr>
+      </w:pPr>
+      <w:r>
+        <w:t xml:space="preserve">Figura </w:t>
+      </w:r>
+      <w:r>
+        <w:fldChar w:fldCharType="begin"/>
+      </w:r>
+      <w:r>
+        <w:instrText xml:space="preserve"> SEQ Figura \* ARABIC </w:instrText>
+      </w:r>
+      <w:r>
+        <w:fldChar w:fldCharType="separate"/>
+      </w:r>
+      <w:r>
+        <w:rPr>
+          <w:noProof/>
+        </w:rPr>
+        <w:t>14</w:t>
+      </w:r>
+      <w:r>
+        <w:fldChar w:fldCharType="end"/>
+      </w:r>
+      <w:r>
+        <w:t xml:space="preserve"> - Variável nula encontrada que provocou o erro de </w:t>
+      </w:r>
+      <w:r>
+        <w:t xml:space="preserve">Segmentation </w:t>
+      </w:r>
+      <w:r>
+        <w:t>fault</w:t>
+      </w:r>
+    </w:p>
+    <w:p>
+      <w:pPr>
+        <w:pStyle w:val="Heading3"/>
+        <w:rPr>
+          <w:lang w:val="pt-AO"/>
+        </w:rPr>
+      </w:pPr>
+      <w:r>
+        <w:rPr>
+          <w:lang w:val="pt-AO"/>
+        </w:rPr>
+        <w:t>Perguntas</w:t>
+      </w:r>
+    </w:p>
+    <w:p>
+      <w:pPr>
+        <w:pStyle w:val="ListParagraph"/>
+        <w:numPr>
+          <w:ilvl w:val="0"/>
+          <w:numId w:val="3"/>
+        </w:numPr>
+        <w:rPr>
+          <w:lang w:val="pt-AO"/>
+        </w:rPr>
+      </w:pPr>
+      <w:r>
+        <w:t>Qual a diferença entre estes dois comandos?</w:t>
+      </w:r>
+      <w:r>
+        <w:t xml:space="preserve"> </w:t>
+      </w:r>
+    </w:p>
+    <w:p>
+      <w:pPr>
+        <w:ind w:left="360"/>
+        <w:rPr>
+          <w:rFonts w:ascii="Courier New" w:hAnsi="Courier New" w:cs="Courier New"/>
+          <w:sz w:val="16"/>
+          <w:szCs w:val="16"/>
+        </w:rPr>
+      </w:pPr>
+      <w:r>
+        <w:rPr>
+          <w:rFonts w:ascii="Courier New" w:hAnsi="Courier New" w:cs="Courier New"/>
+          <w:sz w:val="16"/>
+          <w:szCs w:val="16"/>
+        </w:rPr>
+        <w:t xml:space="preserve">$ p item </w:t>
+      </w:r>
+    </w:p>
+    <w:p>
+      <w:pPr>
+        <w:ind w:left="360"/>
+      </w:pPr>
+      <w:r>
+        <w:t>ou</w:t>
+      </w:r>
+    </w:p>
+    <w:p>
+      <w:pPr>
+        <w:ind w:left="360"/>
+        <w:rPr>
+          <w:rFonts w:ascii="Courier New" w:hAnsi="Courier New" w:cs="Courier New"/>
+          <w:sz w:val="16"/>
+          <w:szCs w:val="16"/>
+        </w:rPr>
+      </w:pPr>
+      <w:r>
+        <w:rPr>
+          <w:rFonts w:ascii="Courier New" w:hAnsi="Courier New" w:cs="Courier New"/>
+          <w:sz w:val="16"/>
+          <w:szCs w:val="16"/>
+        </w:rPr>
+        <w:t>$ p *item</w:t>
+      </w:r>
+    </w:p>
+    <w:p>
+      <w:pPr>
+        <w:ind w:firstLine="360"/>
+      </w:pPr>
+      <w:r>
+        <w:t xml:space="preserve">R: </w:t>
+      </w:r>
+    </w:p>
+    <w:p>
+      <w:pPr>
+        <w:pStyle w:val="NormalWeb"/>
+        <w:spacing w:before="60" w:beforeAutospacing="0" w:after="80" w:afterAutospacing="0"/>
+        <w:ind w:left="360"/>
+      </w:pPr>
+      <w:r>
+        <w:rPr>
+          <w:rFonts w:ascii="Arial" w:hAnsi="Arial" w:cs="Arial"/>
+          <w:color w:val="1F497D"/>
+          <w:sz w:val="22"/>
+          <w:szCs w:val="22"/>
+        </w:rPr>
+        <w:t>O comando p item mostra o valor do próprio ponteiro, ou seja, o endereço de memória (em hexadecimal) para o qual a variável item aponta. Por exemplo: $1 = (lst_iitem_t *) 0x5555555596b0.</w:t>
+      </w:r>
+    </w:p>
+    <w:p>
+      <w:pPr>
+        <w:pStyle w:val="NormalWeb"/>
+        <w:spacing w:before="60" w:beforeAutospacing="0" w:after="80" w:afterAutospacing="0"/>
+        <w:ind w:left="360"/>
+      </w:pPr>
+      <w:r>
+        <w:rPr>
+          <w:rFonts w:ascii="Arial" w:hAnsi="Arial" w:cs="Arial"/>
+          <w:color w:val="1F497D"/>
+          <w:sz w:val="22"/>
+          <w:szCs w:val="22"/>
+        </w:rPr>
+        <w:t>O comando p *item desreferencia o ponteiro e exibe o conteúdo completo da estrutura lst_iitem_t para a qual item aponta, mostrando todos os campos internos: pid, starttime, endtime e next. Por exemplo: $2 = {pid = 0, starttime = 0, endtime = 0, next = 0x20941}. Este segundo comando é mais útil para inspecionar os dados da estrutura sem precisar de navegar manualmente pelo endereço de memória.</w:t>
+      </w:r>
+    </w:p>
+    <w:p>
+      <w:pPr>
+        <w:ind w:firstLine="360"/>
+        <w:rPr>
+          <w:lang w:val="pt-AO"/>
+        </w:rPr>
+      </w:pPr>
+    </w:p>
+    <w:p>
+      <w:pPr>
+        <w:pStyle w:val="ListParagraph"/>
+        <w:numPr>
+          <w:ilvl w:val="0"/>
+          <w:numId w:val="3"/>
+        </w:numPr>
+        <w:rPr>
+          <w:lang w:val="pt-AO"/>
+        </w:rPr>
+      </w:pPr>
+      <w:r>
+        <w:t>O gdb é uma muita boa ferramenta para saber o que aconteceu. Para isso, comece</w:t>
+      </w:r>
+      <w:r>
+        <w:t xml:space="preserve"> </w:t>
+      </w:r>
+      <w:r>
+        <w:t>por listar os ficheiros que estão na diretoria</w:t>
+      </w:r>
+      <w:r>
+        <w:t>, o que observa:</w:t>
+      </w:r>
+      <w:r>
+        <w:t xml:space="preserve"> </w:t>
+      </w:r>
+    </w:p>
+    <w:p>
+      <w:pPr>
+        <w:pStyle w:val="ListParagraph"/>
+        <w:rPr>
+          <w:rFonts w:ascii="Courier New" w:hAnsi="Courier New" w:cs="Courier New"/>
+          <w:sz w:val="16"/>
+          <w:szCs w:val="16"/>
+        </w:rPr>
+      </w:pPr>
+      <w:r>
+        <w:rPr>
+          <w:rFonts w:ascii="Courier New" w:hAnsi="Courier New" w:cs="Courier New"/>
+          <w:sz w:val="16"/>
+          <w:szCs w:val="16"/>
+        </w:rPr>
+        <w:t xml:space="preserve">$ ls </w:t>
+      </w:r>
+    </w:p>
+    <w:p>
+      <w:pPr>
+        <w:ind w:firstLine="360"/>
+      </w:pPr>
+      <w:r>
+        <w:t xml:space="preserve">R: </w:t>
+      </w:r>
+    </w:p>
+    <w:p>
+      <w:pPr>
+        <w:ind w:left="360"/>
+      </w:pPr>
+      <w:r>
+        <w:rPr>
+          <w:color w:val="1F497D"/>
+        </w:rPr>
+        <w:t>Após o programa terminar com segmentation fault (e tendo configurado ulimit -c 10000000), observa-se um novo ficheiro chamado core. Este ficheiro é gerado automaticamente pelo sistema operativo quando um processo termina abruptamente com um sinal SIGSEGV. Contém uma imagem do estado da memória do processo no momento do erro, incluindo a pilha de chamadas, os registos e os dados das variáveis, e pode ser analisado com o gdb usando: gdb main core.</w:t>
+      </w:r>
+    </w:p>
+    <w:p>
+      <w:pPr>
+        <w:pStyle w:val="Heading2"/>
+      </w:pPr>
+      <w:r>
+        <w:t>Utilização da Ferramenta make</w:t>
+      </w:r>
+    </w:p>
+    <w:p>
+      <w:r>
+        <w:t>O make é uma ferramenta de automação de compilação que permite gerir dependências entre ficheiros e otimizar o processo de build.</w:t>
       </w:r>
     </w:p>
     <w:p/>
     <w:p>
-      <w:pPr>
-        <w:rPr>
-          <w:rFonts w:ascii="Courier New" w:eastAsia="Courier New" w:hAnsi="Courier New" w:cs="Courier New"/>
+      <w:r>
+        <w:t>O make baseia-se no conceito de dependências e timestamps, recompilando apenas os ficheiros que sofreram alterações.</w:t>
+      </w:r>
+    </w:p>
+    <w:p>
+      <w:pPr>
+        <w:rPr>
+          <w:lang w:val="pt-AO"/>
+        </w:rPr>
+      </w:pPr>
+    </w:p>
+    <w:p>
+      <w:pPr>
+        <w:rPr>
+          <w:lang w:val="pt-AO"/>
+        </w:rPr>
+      </w:pPr>
+      <w:r>
+        <w:rPr>
+          <w:lang w:val="pt-AO"/>
+        </w:rPr>
+        <w:t>Durante o laboratório, verificou-se que:</w:t>
+      </w:r>
+    </w:p>
+    <w:p>
+      <w:pPr>
+        <w:numPr>
+          <w:ilvl w:val="0"/>
+          <w:numId w:val="2"/>
+        </w:numPr>
+        <w:rPr>
+          <w:lang w:val="pt-AO"/>
+        </w:rPr>
+      </w:pPr>
+      <w:r>
+        <w:rPr>
+          <w:lang w:val="pt-AO"/>
+        </w:rPr>
+        <w:t xml:space="preserve">apenas ficheiros modificados são recompilados </w:t>
+      </w:r>
+    </w:p>
+    <w:p>
+      <w:pPr>
+        <w:numPr>
+          <w:ilvl w:val="0"/>
+          <w:numId w:val="2"/>
+        </w:numPr>
+        <w:rPr>
+          <w:lang w:val="pt-AO"/>
+        </w:rPr>
+      </w:pPr>
+      <w:r>
+        <w:rPr>
+          <w:lang w:val="pt-AO"/>
+        </w:rPr>
+        <w:t xml:space="preserve">alterações em headers afetam múltiplos ficheiros </w:t>
+      </w:r>
+    </w:p>
+    <w:p>
+      <w:pPr>
+        <w:numPr>
+          <w:ilvl w:val="0"/>
+          <w:numId w:val="2"/>
+        </w:numPr>
+        <w:rPr>
+          <w:lang w:val="pt-AO"/>
+        </w:rPr>
+      </w:pPr>
+      <w:r>
+        <w:rPr>
+          <w:lang w:val="pt-AO"/>
+        </w:rPr>
+        <w:t>regras como clean permitem limpar artefactos de compilação</w:t>
+      </w:r>
+    </w:p>
+    <w:p/>
+    <w:p>
+      <w:pPr>
+        <w:keepNext/>
+      </w:pPr>
+      <w:r>
+        <w:rPr>
+          <w:noProof/>
+        </w:rPr>
+        <w:drawing>
+          <wp:inline distT="0" distB="0" distL="0" distR="0" wp14:anchorId="5EEB9BE2" wp14:editId="4CDB16F9">
+            <wp:extent cx="3603605" cy="2560320"/>
+            <wp:effectExtent l="0" t="0" r="0" b="0"/>
+            <wp:docPr id="17" name="Picture 17"/>
+            <wp:cNvGraphicFramePr>
+              <a:graphicFrameLocks xmlns:a="http://schemas.openxmlformats.org/drawingml/2006/main" noChangeAspect="1"/>
+            </wp:cNvGraphicFramePr>
+            <a:graphic xmlns:a="http://schemas.openxmlformats.org/drawingml/2006/main">
+              <a:graphicData uri="http://schemas.openxmlformats.org/drawingml/2006/picture">
+                <pic:pic xmlns:pic="http://schemas.openxmlformats.org/drawingml/2006/picture">
+                  <pic:nvPicPr>
+                    <pic:cNvPr id="1" name=""/>
+                    <pic:cNvPicPr/>
+                  </pic:nvPicPr>
+                  <pic:blipFill>
+                    <a:blip r:embed="rId22"/>
+                    <a:stretch>
+                      <a:fillRect/>
+                    </a:stretch>
+                  </pic:blipFill>
+                  <pic:spPr>
+                    <a:xfrm>
+                      <a:off x="0" y="0"/>
+                      <a:ext cx="3608928" cy="2564102"/>
+                    </a:xfrm>
+                    <a:prstGeom prst="rect">
+                      <a:avLst/>
+                    </a:prstGeom>
+                  </pic:spPr>
+                </pic:pic>
+              </a:graphicData>
+            </a:graphic>
+          </wp:inline>
+        </w:drawing>
+      </w:r>
+    </w:p>
+    <w:p>
+      <w:pPr>
+        <w:pStyle w:val="Caption"/>
+      </w:pPr>
+      <w:r>
+        <w:t xml:space="preserve">Figura </w:t>
+      </w:r>
+      <w:r>
+        <w:fldChar w:fldCharType="begin"/>
+      </w:r>
+      <w:r>
+        <w:instrText xml:space="preserve"> SEQ Figura \* ARABIC </w:instrText>
+      </w:r>
+      <w:r>
+        <w:fldChar w:fldCharType="separate"/>
+      </w:r>
+      <w:r>
+        <w:rPr>
+          <w:noProof/>
+        </w:rPr>
+        <w:t>15</w:t>
+      </w:r>
+      <w:r>
+        <w:fldChar w:fldCharType="end"/>
+      </w:r>
+      <w:r>
+        <w:t xml:space="preserve"> - Ciclo de Complicação com o Make</w:t>
+      </w:r>
+    </w:p>
+    <w:p>
+      <w:pPr>
+        <w:keepNext/>
+      </w:pPr>
+      <w:r>
+        <w:rPr>
+          <w:noProof/>
+        </w:rPr>
+        <w:drawing>
+          <wp:inline distT="0" distB="0" distL="0" distR="0" wp14:anchorId="7B7057CC" wp14:editId="6889B9DE">
+            <wp:extent cx="3450866" cy="1979780"/>
+            <wp:effectExtent l="0" t="0" r="0" b="1905"/>
+            <wp:docPr id="8" name="Picture 8"/>
+            <wp:cNvGraphicFramePr>
+              <a:graphicFrameLocks xmlns:a="http://schemas.openxmlformats.org/drawingml/2006/main" noChangeAspect="1"/>
+            </wp:cNvGraphicFramePr>
+            <a:graphic xmlns:a="http://schemas.openxmlformats.org/drawingml/2006/main">
+              <a:graphicData uri="http://schemas.openxmlformats.org/drawingml/2006/picture">
+                <pic:pic xmlns:pic="http://schemas.openxmlformats.org/drawingml/2006/picture">
+                  <pic:nvPicPr>
+                    <pic:cNvPr id="1" name=""/>
+                    <pic:cNvPicPr/>
+                  </pic:nvPicPr>
+                  <pic:blipFill>
+                    <a:blip r:embed="rId23"/>
+                    <a:stretch>
+                      <a:fillRect/>
+                    </a:stretch>
+                  </pic:blipFill>
+                  <pic:spPr>
+                    <a:xfrm>
+                      <a:off x="0" y="0"/>
+                      <a:ext cx="3460774" cy="1985464"/>
+                    </a:xfrm>
+                    <a:prstGeom prst="rect">
+                      <a:avLst/>
+                    </a:prstGeom>
+                  </pic:spPr>
+                </pic:pic>
+              </a:graphicData>
+            </a:graphic>
+          </wp:inline>
+        </w:drawing>
+      </w:r>
+    </w:p>
+    <w:p>
+      <w:pPr>
+        <w:pStyle w:val="Caption"/>
+      </w:pPr>
+      <w:r>
+        <w:t xml:space="preserve">Figura </w:t>
+      </w:r>
+      <w:r>
+        <w:fldChar w:fldCharType="begin"/>
+      </w:r>
+      <w:r>
+        <w:instrText xml:space="preserve"> SEQ Figura \* ARABIC </w:instrText>
+      </w:r>
+      <w:r>
+        <w:fldChar w:fldCharType="separate"/>
+      </w:r>
+      <w:r>
+        <w:rPr>
+          <w:noProof/>
+        </w:rPr>
+        <w:t>16</w:t>
+      </w:r>
+      <w:r>
+        <w:fldChar w:fldCharType="end"/>
+      </w:r>
+      <w:r>
+        <w:t xml:space="preserve"> - Ficheiro Makefile configurado para compilar um programa</w:t>
+      </w:r>
+    </w:p>
+    <w:p/>
+    <w:p>
+      <w:pPr>
+        <w:keepNext/>
+      </w:pPr>
+      <w:r>
+        <w:rPr>
+          <w:noProof/>
+        </w:rPr>
+        <w:drawing>
+          <wp:inline distT="0" distB="0" distL="0" distR="0" wp14:anchorId="6BABA99D" wp14:editId="49680182">
+            <wp:extent cx="5733415" cy="3228975"/>
+            <wp:effectExtent l="0" t="0" r="635" b="9525"/>
+            <wp:docPr id="16" name="Picture 16"/>
+            <wp:cNvGraphicFramePr>
+              <a:graphicFrameLocks xmlns:a="http://schemas.openxmlformats.org/drawingml/2006/main" noChangeAspect="1"/>
+            </wp:cNvGraphicFramePr>
+            <a:graphic xmlns:a="http://schemas.openxmlformats.org/drawingml/2006/main">
+              <a:graphicData uri="http://schemas.openxmlformats.org/drawingml/2006/picture">
+                <pic:pic xmlns:pic="http://schemas.openxmlformats.org/drawingml/2006/picture">
+                  <pic:nvPicPr>
+                    <pic:cNvPr id="1" name=""/>
+                    <pic:cNvPicPr/>
+                  </pic:nvPicPr>
+                  <pic:blipFill>
+                    <a:blip r:embed="rId24"/>
+                    <a:stretch>
+                      <a:fillRect/>
+                    </a:stretch>
+                  </pic:blipFill>
+                  <pic:spPr>
+                    <a:xfrm>
+                      <a:off x="0" y="0"/>
+                      <a:ext cx="5733415" cy="3228975"/>
+                    </a:xfrm>
+                    <a:prstGeom prst="rect">
+                      <a:avLst/>
+                    </a:prstGeom>
+                  </pic:spPr>
+                </pic:pic>
+              </a:graphicData>
+            </a:graphic>
+          </wp:inline>
+        </w:drawing>
+      </w:r>
+    </w:p>
+    <w:p>
+      <w:pPr>
+        <w:pStyle w:val="Caption"/>
+      </w:pPr>
+      <w:r>
+        <w:t xml:space="preserve">Figura </w:t>
+      </w:r>
+      <w:r>
+        <w:fldChar w:fldCharType="begin"/>
+      </w:r>
+      <w:r>
+        <w:instrText xml:space="preserve"> SEQ Figura \* ARABIC </w:instrText>
+      </w:r>
+      <w:r>
+        <w:fldChar w:fldCharType="separate"/>
+      </w:r>
+      <w:r>
+        <w:rPr>
+          <w:noProof/>
+        </w:rPr>
+        <w:t>17</w:t>
+      </w:r>
+      <w:r>
+        <w:fldChar w:fldCharType="end"/>
+      </w:r>
+      <w:r>
+        <w:t xml:space="preserve"> - Executando comandos make e modificando os arquivos para compilação</w:t>
+      </w:r>
+    </w:p>
+    <w:p/>
+    <w:p>
+      <w:pPr>
+        <w:keepNext/>
+      </w:pPr>
+      <w:r>
+        <w:rPr>
+          <w:noProof/>
+        </w:rPr>
+        <w:drawing>
+          <wp:inline distT="0" distB="0" distL="0" distR="0" wp14:anchorId="1FE10FBF" wp14:editId="4A53988D">
+            <wp:extent cx="5733415" cy="2005965"/>
+            <wp:effectExtent l="0" t="0" r="635" b="0"/>
+            <wp:docPr id="20" name="Picture 20"/>
+            <wp:cNvGraphicFramePr>
+              <a:graphicFrameLocks xmlns:a="http://schemas.openxmlformats.org/drawingml/2006/main" noChangeAspect="1"/>
+            </wp:cNvGraphicFramePr>
+            <a:graphic xmlns:a="http://schemas.openxmlformats.org/drawingml/2006/main">
+              <a:graphicData uri="http://schemas.openxmlformats.org/drawingml/2006/picture">
+                <pic:pic xmlns:pic="http://schemas.openxmlformats.org/drawingml/2006/picture">
+                  <pic:nvPicPr>
+                    <pic:cNvPr id="1" name=""/>
+                    <pic:cNvPicPr/>
+                  </pic:nvPicPr>
+                  <pic:blipFill>
+                    <a:blip r:embed="rId25"/>
+                    <a:stretch>
+                      <a:fillRect/>
+                    </a:stretch>
+                  </pic:blipFill>
+                  <pic:spPr>
+                    <a:xfrm>
+                      <a:off x="0" y="0"/>
+                      <a:ext cx="5733415" cy="2005965"/>
+                    </a:xfrm>
+                    <a:prstGeom prst="rect">
+                      <a:avLst/>
+                    </a:prstGeom>
+                  </pic:spPr>
+                </pic:pic>
+              </a:graphicData>
+            </a:graphic>
+          </wp:inline>
+        </w:drawing>
+      </w:r>
+    </w:p>
+    <w:p>
+      <w:pPr>
+        <w:pStyle w:val="Caption"/>
+      </w:pPr>
+      <w:r>
+        <w:t xml:space="preserve">Figura </w:t>
+      </w:r>
+      <w:r>
+        <w:fldChar w:fldCharType="begin"/>
+      </w:r>
+      <w:r>
+        <w:instrText xml:space="preserve"> SEQ Figura \* ARABIC </w:instrText>
+      </w:r>
+      <w:r>
+        <w:fldChar w:fldCharType="separate"/>
+      </w:r>
+      <w:r>
+        <w:rPr>
+          <w:noProof/>
+        </w:rPr>
+        <w:t>18</w:t>
+      </w:r>
+      <w:r>
+        <w:fldChar w:fldCharType="end"/>
+      </w:r>
+      <w:r>
+        <w:t xml:space="preserve"> - </w:t>
+      </w:r>
+      <w:r>
+        <w:t>Retir</w:t>
+      </w:r>
+      <w:r>
+        <w:t>ando</w:t>
+      </w:r>
+      <w:r>
+        <w:t xml:space="preserve"> a dependência do ficheiro list.h da regra list.o da Makefile.</w:t>
+      </w:r>
+    </w:p>
+    <w:p>
+      <w:pPr>
+        <w:keepNext/>
+      </w:pPr>
+      <w:r>
+        <w:rPr>
+          <w:noProof/>
+        </w:rPr>
+        <w:drawing>
+          <wp:inline distT="0" distB="0" distL="0" distR="0" wp14:anchorId="4EFF7D19" wp14:editId="34E9FA51">
+            <wp:extent cx="5733415" cy="3228975"/>
+            <wp:effectExtent l="0" t="0" r="635" b="9525"/>
+            <wp:docPr id="22" name="Picture 22"/>
+            <wp:cNvGraphicFramePr>
+              <a:graphicFrameLocks xmlns:a="http://schemas.openxmlformats.org/drawingml/2006/main" noChangeAspect="1"/>
+            </wp:cNvGraphicFramePr>
+            <a:graphic xmlns:a="http://schemas.openxmlformats.org/drawingml/2006/main">
+              <a:graphicData uri="http://schemas.openxmlformats.org/drawingml/2006/picture">
+                <pic:pic xmlns:pic="http://schemas.openxmlformats.org/drawingml/2006/picture">
+                  <pic:nvPicPr>
+                    <pic:cNvPr id="1" name=""/>
+                    <pic:cNvPicPr/>
+                  </pic:nvPicPr>
+                  <pic:blipFill>
+                    <a:blip r:embed="rId26"/>
+                    <a:stretch>
+                      <a:fillRect/>
+                    </a:stretch>
+                  </pic:blipFill>
+                  <pic:spPr>
+                    <a:xfrm>
+                      <a:off x="0" y="0"/>
+                      <a:ext cx="5733415" cy="3228975"/>
+                    </a:xfrm>
+                    <a:prstGeom prst="rect">
+                      <a:avLst/>
+                    </a:prstGeom>
+                  </pic:spPr>
+                </pic:pic>
+              </a:graphicData>
+            </a:graphic>
+          </wp:inline>
+        </w:drawing>
+      </w:r>
+    </w:p>
+    <w:p>
+      <w:pPr>
+        <w:pStyle w:val="Caption"/>
+      </w:pPr>
+      <w:r>
+        <w:t xml:space="preserve">Figura </w:t>
+      </w:r>
+      <w:r>
+        <w:fldChar w:fldCharType="begin"/>
+      </w:r>
+      <w:r>
+        <w:instrText xml:space="preserve"> SEQ Figura \* ARABIC </w:instrText>
+      </w:r>
+      <w:r>
+        <w:fldChar w:fldCharType="separate"/>
+      </w:r>
+      <w:r>
+        <w:rPr>
+          <w:noProof/>
+        </w:rPr>
+        <w:t>19</w:t>
+      </w:r>
+      <w:r>
+        <w:fldChar w:fldCharType="end"/>
+      </w:r>
+      <w:r>
+        <w:t xml:space="preserve"> - Simulada alteração no ficheiro list.h e executando make</w:t>
+      </w:r>
+    </w:p>
+    <w:p>
+      <w:pPr>
+        <w:keepNext/>
+      </w:pPr>
+      <w:r>
+        <w:rPr>
+          <w:noProof/>
+        </w:rPr>
+        <w:drawing>
+          <wp:inline distT="0" distB="0" distL="0" distR="0" wp14:anchorId="089F8A3B" wp14:editId="75572A15">
+            <wp:extent cx="5733415" cy="2477135"/>
+            <wp:effectExtent l="0" t="0" r="635" b="0"/>
+            <wp:docPr id="21" name="Picture 21"/>
+            <wp:cNvGraphicFramePr>
+              <a:graphicFrameLocks xmlns:a="http://schemas.openxmlformats.org/drawingml/2006/main" noChangeAspect="1"/>
+            </wp:cNvGraphicFramePr>
+            <a:graphic xmlns:a="http://schemas.openxmlformats.org/drawingml/2006/main">
+              <a:graphicData uri="http://schemas.openxmlformats.org/drawingml/2006/picture">
+                <pic:pic xmlns:pic="http://schemas.openxmlformats.org/drawingml/2006/picture">
+                  <pic:nvPicPr>
+                    <pic:cNvPr id="1" name=""/>
+                    <pic:cNvPicPr/>
+                  </pic:nvPicPr>
+                  <pic:blipFill>
+                    <a:blip r:embed="rId27"/>
+                    <a:stretch>
+                      <a:fillRect/>
+                    </a:stretch>
+                  </pic:blipFill>
+                  <pic:spPr>
+                    <a:xfrm>
+                      <a:off x="0" y="0"/>
+                      <a:ext cx="5733415" cy="2477135"/>
+                    </a:xfrm>
+                    <a:prstGeom prst="rect">
+                      <a:avLst/>
+                    </a:prstGeom>
+                  </pic:spPr>
+                </pic:pic>
+              </a:graphicData>
+            </a:graphic>
+          </wp:inline>
+        </w:drawing>
+      </w:r>
+    </w:p>
+    <w:p>
+      <w:pPr>
+        <w:pStyle w:val="Caption"/>
+      </w:pPr>
+      <w:r>
+        <w:t xml:space="preserve">Figura </w:t>
+      </w:r>
+      <w:r>
+        <w:fldChar w:fldCharType="begin"/>
+      </w:r>
+      <w:r>
+        <w:instrText xml:space="preserve"> SEQ Figura \* ARABIC </w:instrText>
+      </w:r>
+      <w:r>
+        <w:fldChar w:fldCharType="separate"/>
+      </w:r>
+      <w:r>
+        <w:rPr>
+          <w:noProof/>
+        </w:rPr>
+        <w:t>20</w:t>
+      </w:r>
+      <w:r>
+        <w:fldChar w:fldCharType="end"/>
+      </w:r>
+      <w:r>
+        <w:t xml:space="preserve"> - </w:t>
+      </w:r>
+      <w:r>
+        <w:t>Adicion</w:t>
+      </w:r>
+      <w:r>
+        <w:t>ando</w:t>
+      </w:r>
+      <w:r>
+        <w:t xml:space="preserve"> a regra </w:t>
+      </w:r>
+      <w:r>
+        <w:t xml:space="preserve">clean </w:t>
+      </w:r>
+      <w:r>
+        <w:t>no fim do ficheiro</w:t>
+      </w:r>
+      <w:r>
+        <w:rPr>
+          <w:noProof/>
+        </w:rPr>
+        <w:t xml:space="preserve"> Makefile</w:t>
+      </w:r>
+    </w:p>
+    <w:p>
+      <w:pPr>
+        <w:keepNext/>
+      </w:pPr>
+      <w:r>
+        <w:rPr>
+          <w:noProof/>
+        </w:rPr>
+        <w:drawing>
+          <wp:inline distT="0" distB="0" distL="0" distR="0" wp14:anchorId="7C2C2A62" wp14:editId="27235358">
+            <wp:extent cx="5733415" cy="3228975"/>
+            <wp:effectExtent l="0" t="0" r="635" b="9525"/>
+            <wp:docPr id="23" name="Picture 23"/>
+            <wp:cNvGraphicFramePr>
+              <a:graphicFrameLocks xmlns:a="http://schemas.openxmlformats.org/drawingml/2006/main" noChangeAspect="1"/>
+            </wp:cNvGraphicFramePr>
+            <a:graphic xmlns:a="http://schemas.openxmlformats.org/drawingml/2006/main">
+              <a:graphicData uri="http://schemas.openxmlformats.org/drawingml/2006/picture">
+                <pic:pic xmlns:pic="http://schemas.openxmlformats.org/drawingml/2006/picture">
+                  <pic:nvPicPr>
+                    <pic:cNvPr id="1" name=""/>
+                    <pic:cNvPicPr/>
+                  </pic:nvPicPr>
+                  <pic:blipFill>
+                    <a:blip r:embed="rId28"/>
+                    <a:stretch>
+                      <a:fillRect/>
+                    </a:stretch>
+                  </pic:blipFill>
+                  <pic:spPr>
+                    <a:xfrm>
+                      <a:off x="0" y="0"/>
+                      <a:ext cx="5733415" cy="3228975"/>
+                    </a:xfrm>
+                    <a:prstGeom prst="rect">
+                      <a:avLst/>
+                    </a:prstGeom>
+                  </pic:spPr>
+                </pic:pic>
+              </a:graphicData>
+            </a:graphic>
+          </wp:inline>
+        </w:drawing>
+      </w:r>
+    </w:p>
+    <w:p>
+      <w:pPr>
+        <w:pStyle w:val="Caption"/>
+      </w:pPr>
+      <w:r>
+        <w:t xml:space="preserve">Figura </w:t>
+      </w:r>
+      <w:r>
+        <w:fldChar w:fldCharType="begin"/>
+      </w:r>
+      <w:r>
+        <w:instrText xml:space="preserve"> SEQ Figura \* ARABIC </w:instrText>
+      </w:r>
+      <w:r>
+        <w:fldChar w:fldCharType="separate"/>
+      </w:r>
+      <w:r>
+        <w:rPr>
+          <w:noProof/>
+        </w:rPr>
+        <w:t>21</w:t>
+      </w:r>
+      <w:r>
+        <w:fldChar w:fldCharType="end"/>
+      </w:r>
+      <w:r>
+        <w:t xml:space="preserve"> - </w:t>
+      </w:r>
+      <w:r>
+        <w:t>Execut</w:t>
+      </w:r>
+      <w:r>
+        <w:t>ando a nova regra com</w:t>
+      </w:r>
+      <w:r>
+        <w:t xml:space="preserve"> make clean</w:t>
+      </w:r>
+    </w:p>
+    <w:p>
+      <w:pPr>
+        <w:pStyle w:val="Heading3"/>
+      </w:pPr>
+      <w:r>
+        <w:t>Perguntas</w:t>
+      </w:r>
+    </w:p>
+    <w:p>
+      <w:pPr>
+        <w:pStyle w:val="ListParagraph"/>
+        <w:numPr>
+          <w:ilvl w:val="0"/>
+          <w:numId w:val="4"/>
+        </w:numPr>
+      </w:pPr>
+      <w:r>
+        <w:t>Crie o ficheiro Makefile na sua área de trabalho e execute make</w:t>
+      </w:r>
+      <w:r>
+        <w:t xml:space="preserve">. </w:t>
+      </w:r>
+      <w:r>
+        <w:t>O que aconteceu?</w:t>
+      </w:r>
+    </w:p>
+    <w:p>
+      <w:pPr>
+        <w:pStyle w:val="NormalWeb"/>
+        <w:spacing w:before="60" w:beforeAutospacing="0" w:after="80" w:afterAutospacing="0"/>
+        <w:ind w:left="360"/>
+        <w:rPr>
+          <w:lang w:val="en-US"/>
+        </w:rPr>
+      </w:pPr>
+      <w:r>
+        <w:t xml:space="preserve">R: </w:t>
+      </w:r>
+      <w:r>
+        <w:rPr>
+          <w:rFonts w:ascii="Arial" w:hAnsi="Arial" w:cs="Arial"/>
+          <w:color w:val="1F497D"/>
+          <w:sz w:val="22"/>
+          <w:szCs w:val="22"/>
+        </w:rPr>
+        <w:t xml:space="preserve"> A</w:t>
+      </w:r>
+      <w:r>
+        <w:rPr>
+          <w:rFonts w:ascii="Arial" w:hAnsi="Arial" w:cs="Arial"/>
+          <w:color w:val="1F497D"/>
+          <w:sz w:val="22"/>
+          <w:szCs w:val="22"/>
+        </w:rPr>
+        <w:t>presentou a mensagem “make: ‘main’ is up to date.”</w:t>
+      </w:r>
+    </w:p>
+    <w:p>
+      <w:pPr>
+        <w:pStyle w:val="ListParagraph"/>
+        <w:numPr>
+          <w:ilvl w:val="0"/>
+          <w:numId w:val="4"/>
+        </w:numPr>
+      </w:pPr>
+      <w:r>
+        <w:t>Apague o ficheiro list.o. Re-execute make. Interprete o sucedido.</w:t>
+      </w:r>
+    </w:p>
+    <w:p>
+      <w:pPr>
+        <w:pStyle w:val="NormalWeb"/>
+        <w:spacing w:before="60" w:beforeAutospacing="0" w:after="80" w:afterAutospacing="0"/>
+        <w:ind w:left="360"/>
+      </w:pPr>
+      <w:r>
+        <w:t xml:space="preserve">R: </w:t>
+      </w:r>
+    </w:p>
+    <w:p>
+      <w:pPr>
+        <w:pStyle w:val="NormalWeb"/>
+        <w:spacing w:before="60" w:beforeAutospacing="0" w:after="80" w:afterAutospacing="0"/>
+        <w:ind w:left="720"/>
+      </w:pPr>
+      <w:r>
+        <w:rPr>
+          <w:rFonts w:ascii="Arial" w:hAnsi="Arial" w:cs="Arial"/>
+          <w:color w:val="1F497D"/>
+          <w:sz w:val="22"/>
+          <w:szCs w:val="22"/>
+        </w:rPr>
+        <w:t>O make detetou que list.o estava em falta. Como list.o é uma dependência de main, o make recompilou automaticamente list.c para gerar o ficheiro list.o em falta (executando gcc -g -c list.c). Em seguida, realizou novamente o linking para produzir o executável main (gcc -o main list.o main.o). Isto demonstra que o make reconstroi apenas o que é necessário para satisfazer as dependências.</w:t>
+      </w:r>
+    </w:p>
+    <w:p>
+      <w:pPr>
+        <w:pStyle w:val="ListParagraph"/>
+        <w:numPr>
+          <w:ilvl w:val="0"/>
+          <w:numId w:val="4"/>
+        </w:numPr>
+      </w:pPr>
+      <w:r>
+        <w:t>Simule uma alteração ao ficheiro main.c com o comando seguinte e reexecute make. Compreenda o resultado.</w:t>
+      </w:r>
+    </w:p>
+    <w:p>
+      <w:pPr>
+        <w:pStyle w:val="ListParagraph"/>
+        <w:rPr>
+          <w:rFonts w:ascii="Courier New" w:hAnsi="Courier New" w:cs="Courier New"/>
+          <w:sz w:val="16"/>
+          <w:szCs w:val="16"/>
+        </w:rPr>
+      </w:pPr>
+      <w:r>
+        <w:rPr>
+          <w:rFonts w:ascii="Courier New" w:hAnsi="Courier New" w:cs="Courier New"/>
+          <w:sz w:val="16"/>
+          <w:szCs w:val="16"/>
+        </w:rPr>
+        <w:t xml:space="preserve">$ </w:t>
+      </w:r>
+      <w:r>
+        <w:rPr>
+          <w:rFonts w:ascii="Courier New" w:hAnsi="Courier New" w:cs="Courier New"/>
+          <w:b/>
+          <w:bCs/>
+          <w:sz w:val="16"/>
+          <w:szCs w:val="16"/>
+        </w:rPr>
+        <w:t>touch</w:t>
+      </w:r>
+      <w:r>
+        <w:rPr>
+          <w:rFonts w:ascii="Courier New" w:hAnsi="Courier New" w:cs="Courier New"/>
+          <w:sz w:val="16"/>
+          <w:szCs w:val="16"/>
+        </w:rPr>
+        <w:t xml:space="preserve"> main.c</w:t>
+      </w:r>
+    </w:p>
+    <w:p>
+      <w:pPr>
+        <w:ind w:left="360"/>
+      </w:pPr>
+      <w:r>
+        <w:t xml:space="preserve">R: </w:t>
+      </w:r>
+    </w:p>
+    <w:p>
+      <w:pPr>
+        <w:ind w:left="720"/>
+      </w:pPr>
+      <w:r>
+        <w:rPr>
+          <w:color w:val="1F497D"/>
+        </w:rPr>
+        <w:t>O comando touch main.c atualizou o timestamp de main.c, tornando-o artificialmente mais recente do que main.o. O make detetou que main.o estava desatualizado relativamente a main.c e recompilou apenas main.c (gcc -g -c main.c), gerando um novo main.o. Em seguida, refez o linking para produzir o executável main atualizado. Note-se que list.c não foi recompilado, pois a sua dependência não foi alterada.</w:t>
+      </w:r>
+    </w:p>
+    <w:p>
+      <w:pPr>
+        <w:pStyle w:val="ListParagraph"/>
+        <w:numPr>
+          <w:ilvl w:val="0"/>
+          <w:numId w:val="4"/>
+        </w:numPr>
+      </w:pPr>
+      <w:r>
+        <w:t>Simule a alteração do ficheiro list.h e execute make. Porque razão todos os ficheiros foram gerados?</w:t>
+      </w:r>
+    </w:p>
+    <w:p>
+      <w:pPr>
+        <w:tabs>
+          <w:tab w:val="left" w:pos="2030"/>
+        </w:tabs>
+        <w:ind w:left="360"/>
+        <w:rPr>
+          <w:color w:val="1F497D"/>
+        </w:rPr>
+      </w:pPr>
+      <w:r>
+        <w:t>R:</w:t>
+      </w:r>
+      <w:r>
+        <w:rPr>
+          <w:color w:val="1F497D"/>
+        </w:rPr>
+        <w:t xml:space="preserve"> </w:t>
+      </w:r>
+    </w:p>
+    <w:p>
+      <w:pPr>
+        <w:tabs>
+          <w:tab w:val="left" w:pos="2030"/>
+        </w:tabs>
+        <w:ind w:left="720"/>
+      </w:pPr>
+      <w:r>
+        <w:rPr>
+          <w:color w:val="1F497D"/>
+        </w:rPr>
+        <w:t>O ficheiro list.h é declarado como dependência tanto de list.o como de main.o no Makefile (ambas as regras incluem list.h). Quando o timestamp de list.h é atualizado com touch list.h, ambos os ficheiros objeto ficam desatualizados relativamente ao header. O make força a recompilação de list.c e de main.c, e em seguida refaz o linking. Isto é o comportamento correto: se um header partilhado mudar, todos os ficheiros que o incluem devem ser recompilados para garantir consistência.</w:t>
+      </w:r>
+    </w:p>
+    <w:p>
+      <w:pPr>
+        <w:pStyle w:val="ListParagraph"/>
+        <w:numPr>
+          <w:ilvl w:val="0"/>
+          <w:numId w:val="4"/>
+        </w:numPr>
+      </w:pPr>
+      <w:r>
+        <w:t>Simule a alteração do ficheiro list.o. O que acontece quando faz make list.o? E se agora fizer make?</w:t>
+      </w:r>
+    </w:p>
+    <w:p>
+      <w:pPr>
+        <w:pStyle w:val="NormalWeb"/>
+        <w:spacing w:before="60" w:beforeAutospacing="0" w:after="80" w:afterAutospacing="0"/>
+        <w:ind w:left="360"/>
+        <w:rPr>
+          <w:color w:val="1F497D"/>
+        </w:rPr>
+      </w:pPr>
+      <w:r>
+        <w:t>R:</w:t>
+      </w:r>
+      <w:r>
+        <w:rPr>
+          <w:color w:val="1F497D"/>
+        </w:rPr>
+        <w:t xml:space="preserve"> </w:t>
+      </w:r>
+    </w:p>
+    <w:p>
+      <w:pPr>
+        <w:pStyle w:val="NormalWeb"/>
+        <w:spacing w:before="60" w:beforeAutospacing="0" w:after="80" w:afterAutospacing="0"/>
+        <w:ind w:left="720"/>
+      </w:pPr>
+      <w:r>
+        <w:rPr>
+          <w:rFonts w:ascii="Arial" w:hAnsi="Arial" w:cs="Arial"/>
+          <w:color w:val="1F497D"/>
+          <w:sz w:val="22"/>
+          <w:szCs w:val="22"/>
+        </w:rPr>
+        <w:t>make list.o: O touch list.o atualizou o timestamp de list.o, tornando-o mais recente do que os seus ficheiros fonte (list.c e list.h). O make verificou que list.o era mais recente do que as suas dependências e não fez nada, apresentando “make: ‘list.o’ is up to date.”</w:t>
+      </w:r>
+    </w:p>
+    <w:p>
+      <w:pPr>
+        <w:pStyle w:val="NormalWeb"/>
+        <w:spacing w:before="60" w:beforeAutospacing="0" w:after="80" w:afterAutospacing="0"/>
+        <w:ind w:left="720"/>
+      </w:pPr>
+      <w:r>
+        <w:rPr>
+          <w:rFonts w:ascii="Arial" w:hAnsi="Arial" w:cs="Arial"/>
+          <w:color w:val="1F497D"/>
+          <w:sz w:val="22"/>
+          <w:szCs w:val="22"/>
+        </w:rPr>
+        <w:t>make (sem alvo): O make verificou que main era mais antigo do que list.o (que acabou de ser tocado). Como list.o é mais recente do que main, o make realizou apenas o passo de linking (gcc -o main list.o main.o), sem recompilar nenhum ficheiro .c. Isto mostra que o make opera ao nível dos timestamps, independentemente de o conteúdo ter mudado ou não.</w:t>
+      </w:r>
+    </w:p>
+    <w:p>
+      <w:pPr>
+        <w:ind w:left="360"/>
+        <w:rPr>
+          <w:lang w:val="pt-AO"/>
+        </w:rPr>
+      </w:pPr>
+    </w:p>
+    <w:p>
+      <w:pPr>
+        <w:pStyle w:val="ListParagraph"/>
+        <w:numPr>
+          <w:ilvl w:val="0"/>
+          <w:numId w:val="4"/>
+        </w:numPr>
+      </w:pPr>
+      <w:r>
+        <w:t>Retire a dependência do ficheiro list.h da regra list.o da Makefile. Repita procedimento da alínea d). Explique a diferença no resultado?</w:t>
+      </w:r>
+    </w:p>
+    <w:p>
+      <w:pPr>
+        <w:ind w:left="360"/>
+      </w:pPr>
+      <w:r>
+        <w:t>R:</w:t>
+      </w:r>
+    </w:p>
+    <w:p>
+      <w:pPr>
+        <w:ind w:left="720"/>
+      </w:pPr>
+      <w:r>
+        <w:rPr>
+          <w:color w:val="1F497D"/>
+        </w:rPr>
+        <w:t>Sem list.h como dependência na regra list.o, o make já não sabe que list.o depende desse header. Ao repetir o procedimento da alínea d) (touch list.h + make), apenas main.o é recompilado (pois main.o ainda declara list.h como dependência), mas list.o não é recompilado. A diferença é que só são gerados main.o e main, ao invés de todos os ficheiros como na alínea d). Isto representa um erro de gestão de dependências: se list.h for alterado com mudanças que afetam list.c, o list.o ficará inconsistente e o binário poderá ter comportamento indefinido.</w:t>
+      </w:r>
+    </w:p>
+    <w:p>
+      <w:pPr>
+        <w:pStyle w:val="ListParagraph"/>
+        <w:numPr>
+          <w:ilvl w:val="0"/>
+          <w:numId w:val="4"/>
+        </w:numPr>
+      </w:pPr>
+      <w:r>
+        <w:t>Adicione a regra seguinte no fim do ficheiro. O que descreve esta regra? Identifique: o alvo, as dependências e o comando. Tenha em atenção que os espaços inicias em cada linha são tabs</w:t>
+      </w:r>
+      <w:r>
+        <w:t>.</w:t>
+      </w:r>
+    </w:p>
+    <w:p>
+      <w:pPr>
+        <w:pStyle w:val="ListParagraph"/>
+        <w:rPr>
+          <w:rFonts w:ascii="Courier New" w:hAnsi="Courier New" w:cs="Courier New"/>
           <w:sz w:val="16"/>
           <w:szCs w:val="16"/>
           <w:lang w:val="en-US"/>
@@ -152,133 +2731,1702 @@
       </w:pPr>
       <w:r>
         <w:rPr>
-          <w:rFonts w:ascii="Courier New" w:eastAsia="Courier New" w:hAnsi="Courier New" w:cs="Courier New"/>
+          <w:rFonts w:ascii="Courier New" w:hAnsi="Courier New" w:cs="Courier New"/>
           <w:sz w:val="16"/>
           <w:szCs w:val="16"/>
           <w:lang w:val="en-US"/>
         </w:rPr>
-        <w:t xml:space="preserve">int </w:t>
-      </w:r>
-      <w:proofErr w:type="spellStart"/>
-      <w:r>
-        <w:rPr>
-          <w:rFonts w:ascii="Courier New" w:eastAsia="Courier New" w:hAnsi="Courier New" w:cs="Courier New"/>
+        <w:t xml:space="preserve">clean: </w:t>
+      </w:r>
+    </w:p>
+    <w:p>
+      <w:pPr>
+        <w:pStyle w:val="ListParagraph"/>
+        <w:ind w:firstLine="720"/>
+        <w:rPr>
+          <w:rFonts w:ascii="Courier New" w:hAnsi="Courier New" w:cs="Courier New"/>
           <w:sz w:val="16"/>
           <w:szCs w:val="16"/>
           <w:lang w:val="en-US"/>
         </w:rPr>
-        <w:t>getValue</w:t>
-      </w:r>
-      <w:proofErr w:type="spellEnd"/>
-      <w:r>
-        <w:rPr>
-          <w:rFonts w:ascii="Courier New" w:eastAsia="Courier New" w:hAnsi="Courier New" w:cs="Courier New"/>
+      </w:pPr>
+      <w:r>
+        <w:rPr>
+          <w:rFonts w:ascii="Courier New" w:hAnsi="Courier New" w:cs="Courier New"/>
           <w:sz w:val="16"/>
           <w:szCs w:val="16"/>
           <w:lang w:val="en-US"/>
         </w:rPr>
-        <w:t xml:space="preserve">(int </w:t>
-      </w:r>
-      <w:proofErr w:type="spellStart"/>
-      <w:r>
-        <w:rPr>
-          <w:rFonts w:ascii="Courier New" w:eastAsia="Courier New" w:hAnsi="Courier New" w:cs="Courier New"/>
+        <w:t xml:space="preserve">rm -f </w:t>
+      </w:r>
+      <w:proofErr w:type="gramStart"/>
+      <w:r>
+        <w:rPr>
+          <w:rFonts w:ascii="Courier New" w:hAnsi="Courier New" w:cs="Courier New"/>
           <w:sz w:val="16"/>
           <w:szCs w:val="16"/>
           <w:lang w:val="en-US"/>
         </w:rPr>
-        <w:t>argc</w:t>
-      </w:r>
-      <w:proofErr w:type="spellEnd"/>
-      <w:r>
-        <w:rPr>
-          <w:rFonts w:ascii="Courier New" w:eastAsia="Courier New" w:hAnsi="Courier New" w:cs="Courier New"/>
+        <w:t>*.o</w:t>
+      </w:r>
+      <w:proofErr w:type="gramEnd"/>
+      <w:r>
+        <w:rPr>
+          <w:rFonts w:ascii="Courier New" w:hAnsi="Courier New" w:cs="Courier New"/>
           <w:sz w:val="16"/>
           <w:szCs w:val="16"/>
           <w:lang w:val="en-US"/>
         </w:rPr>
-        <w:t>, char *</w:t>
+        <w:t xml:space="preserve"> main</w:t>
+      </w:r>
+    </w:p>
+    <w:p>
+      <w:pPr>
+        <w:ind w:firstLine="360"/>
+        <w:rPr>
+          <w:lang w:val="en-US"/>
+        </w:rPr>
+      </w:pPr>
+      <w:r>
+        <w:rPr>
+          <w:lang w:val="en-US"/>
+        </w:rPr>
+        <w:t xml:space="preserve">R: </w:t>
+      </w:r>
+    </w:p>
+    <w:p>
+      <w:pPr>
+        <w:ind w:firstLine="360"/>
+        <w:rPr>
+          <w:lang w:val="pt-AO"/>
+        </w:rPr>
+      </w:pPr>
+    </w:p>
+    <w:p>
+      <w:pPr>
+        <w:pStyle w:val="ListParagraph"/>
+        <w:numPr>
+          <w:ilvl w:val="0"/>
+          <w:numId w:val="4"/>
+        </w:numPr>
+      </w:pPr>
+      <w:r>
+        <w:t>Execute make clean. O que aconteceu? Porque razão o comando é executado sempre que esta regra é invocada explicitamente?</w:t>
+      </w:r>
+    </w:p>
+    <w:p>
+      <w:pPr>
+        <w:ind w:left="360"/>
+      </w:pPr>
+      <w:r>
+        <w:t xml:space="preserve">R: </w:t>
+      </w:r>
+    </w:p>
+    <w:p>
+      <w:pPr>
+        <w:pStyle w:val="NormalWeb"/>
+        <w:spacing w:before="60" w:beforeAutospacing="0" w:after="80" w:afterAutospacing="0"/>
+        <w:ind w:left="720"/>
+      </w:pPr>
+      <w:r>
+        <w:rPr>
+          <w:rFonts w:ascii="Arial" w:hAnsi="Arial" w:cs="Arial"/>
+          <w:color w:val="1F497D"/>
+          <w:sz w:val="22"/>
+          <w:szCs w:val="22"/>
+        </w:rPr>
+        <w:t>Esta regra descreve uma ação de limpeza do projeto:</w:t>
+      </w:r>
+    </w:p>
+    <w:p>
+      <w:pPr>
+        <w:pStyle w:val="NormalWeb"/>
+        <w:spacing w:before="60" w:beforeAutospacing="0" w:after="80" w:afterAutospacing="0"/>
+        <w:ind w:left="720"/>
+      </w:pPr>
+      <w:r>
+        <w:rPr>
+          <w:rFonts w:ascii="Arial" w:hAnsi="Arial" w:cs="Arial"/>
+          <w:color w:val="1F497D"/>
+          <w:sz w:val="22"/>
+          <w:szCs w:val="22"/>
+        </w:rPr>
+        <w:t>  • Alvo: clean</w:t>
+      </w:r>
+    </w:p>
+    <w:p>
+      <w:pPr>
+        <w:pStyle w:val="NormalWeb"/>
+        <w:spacing w:before="60" w:beforeAutospacing="0" w:after="80" w:afterAutospacing="0"/>
+        <w:ind w:left="720"/>
+      </w:pPr>
+      <w:r>
+        <w:rPr>
+          <w:rFonts w:ascii="Arial" w:hAnsi="Arial" w:cs="Arial"/>
+          <w:color w:val="1F497D"/>
+          <w:sz w:val="22"/>
+          <w:szCs w:val="22"/>
+        </w:rPr>
+        <w:t>  • Dependências: nenhuma (a regra não depende de nenhum ficheiro)</w:t>
+      </w:r>
+    </w:p>
+    <w:p>
+      <w:pPr>
+        <w:pStyle w:val="NormalWeb"/>
+        <w:spacing w:before="60" w:beforeAutospacing="0" w:after="80" w:afterAutospacing="0"/>
+        <w:ind w:left="720"/>
+      </w:pPr>
+      <w:r>
+        <w:rPr>
+          <w:rFonts w:ascii="Arial" w:hAnsi="Arial" w:cs="Arial"/>
+          <w:color w:val="1F497D"/>
+          <w:sz w:val="22"/>
+          <w:szCs w:val="22"/>
+        </w:rPr>
+        <w:t>  • Comando: rm -f *.o main (remove todos os ficheiros objeto e o executável main)</w:t>
+      </w:r>
+    </w:p>
+    <w:p>
+      <w:pPr>
+        <w:pStyle w:val="NormalWeb"/>
+        <w:spacing w:before="60" w:beforeAutospacing="0" w:after="80" w:afterAutospacing="0"/>
+        <w:ind w:left="720"/>
+      </w:pPr>
+      <w:r>
+        <w:rPr>
+          <w:rFonts w:ascii="Arial" w:hAnsi="Arial" w:cs="Arial"/>
+          <w:color w:val="1F497D"/>
+          <w:sz w:val="22"/>
+          <w:szCs w:val="22"/>
+        </w:rPr>
+        <w:t>A regra clean é tipicamente usada para repor o projeto ao estado inicial antes de qualquer compilação, permitindo um build limpo do zero. A flag -f no rm faz com que o comando não apresente erro caso os ficheiros não existam.</w:t>
+      </w:r>
+    </w:p>
+    <w:p>
+      <w:pPr>
+        <w:ind w:left="360"/>
+        <w:rPr>
+          <w:lang w:val="pt-AO"/>
+        </w:rPr>
+      </w:pPr>
+    </w:p>
+    <w:p>
+      <w:pPr>
+        <w:pStyle w:val="Heading2"/>
+      </w:pPr>
+      <w:r>
+        <w:t>Exercícios</w:t>
+      </w:r>
+    </w:p>
+    <w:p>
+      <w:pPr>
+        <w:pStyle w:val="Heading3"/>
+      </w:pPr>
+      <w:r>
+        <w:t xml:space="preserve"> </w:t>
+      </w:r>
+      <w:r>
+        <w:t>update_terminated_process</w:t>
+      </w:r>
+    </w:p>
+    <w:p>
+      <w:r>
+        <w:t xml:space="preserve">A função </w:t>
+      </w:r>
+      <w:r>
+        <w:rPr>
+          <w:rFonts w:ascii="Courier New" w:hAnsi="Courier New" w:cs="Courier New"/>
+        </w:rPr>
+        <w:t>update_terminated_process</w:t>
+      </w:r>
+      <w:r>
+        <w:t xml:space="preserve"> recebe uma lista, um valor de </w:t>
+      </w:r>
+      <w:r>
+        <w:rPr>
+          <w:rFonts w:ascii="Courier New" w:hAnsi="Courier New" w:cs="Courier New"/>
+        </w:rPr>
+        <w:t>pid</w:t>
+      </w:r>
+      <w:r>
+        <w:t xml:space="preserve"> e um tempo de fim, procura pelo elemento com esse valor de </w:t>
+      </w:r>
+      <w:r>
+        <w:rPr>
+          <w:rFonts w:ascii="Courier New" w:hAnsi="Courier New" w:cs="Courier New"/>
+        </w:rPr>
+        <w:t>pid</w:t>
+      </w:r>
+      <w:r>
+        <w:t xml:space="preserve"> e atualiza esse elemento com o tempo de fim.</w:t>
+      </w:r>
+    </w:p>
+    <w:p/>
+    <w:p>
+      <w:pPr>
+        <w:keepNext/>
+      </w:pPr>
+      <w:r>
+        <w:rPr>
+          <w:noProof/>
+        </w:rPr>
+        <w:drawing>
+          <wp:inline distT="0" distB="0" distL="0" distR="0" wp14:anchorId="09090518" wp14:editId="1B6E8079">
+            <wp:extent cx="5733415" cy="2355850"/>
+            <wp:effectExtent l="0" t="0" r="635" b="6350"/>
+            <wp:docPr id="18" name="Picture 18"/>
+            <wp:cNvGraphicFramePr>
+              <a:graphicFrameLocks xmlns:a="http://schemas.openxmlformats.org/drawingml/2006/main" noChangeAspect="1"/>
+            </wp:cNvGraphicFramePr>
+            <a:graphic xmlns:a="http://schemas.openxmlformats.org/drawingml/2006/main">
+              <a:graphicData uri="http://schemas.openxmlformats.org/drawingml/2006/picture">
+                <pic:pic xmlns:pic="http://schemas.openxmlformats.org/drawingml/2006/picture">
+                  <pic:nvPicPr>
+                    <pic:cNvPr id="1" name=""/>
+                    <pic:cNvPicPr/>
+                  </pic:nvPicPr>
+                  <pic:blipFill>
+                    <a:blip r:embed="rId29"/>
+                    <a:stretch>
+                      <a:fillRect/>
+                    </a:stretch>
+                  </pic:blipFill>
+                  <pic:spPr>
+                    <a:xfrm>
+                      <a:off x="0" y="0"/>
+                      <a:ext cx="5733415" cy="2355850"/>
+                    </a:xfrm>
+                    <a:prstGeom prst="rect">
+                      <a:avLst/>
+                    </a:prstGeom>
+                  </pic:spPr>
+                </pic:pic>
+              </a:graphicData>
+            </a:graphic>
+          </wp:inline>
+        </w:drawing>
+      </w:r>
+    </w:p>
+    <w:p>
+      <w:pPr>
+        <w:pStyle w:val="Caption"/>
+      </w:pPr>
+      <w:r>
+        <w:t xml:space="preserve">Figura </w:t>
+      </w:r>
+      <w:r>
+        <w:fldChar w:fldCharType="begin"/>
+      </w:r>
+      <w:r>
+        <w:instrText xml:space="preserve"> SEQ Figura \* ARABIC </w:instrText>
+      </w:r>
+      <w:r>
+        <w:fldChar w:fldCharType="separate"/>
+      </w:r>
+      <w:r>
+        <w:rPr>
+          <w:noProof/>
+        </w:rPr>
+        <w:t>22</w:t>
+      </w:r>
+      <w:r>
+        <w:fldChar w:fldCharType="end"/>
+      </w:r>
+      <w:r>
+        <w:t xml:space="preserve"> - </w:t>
+      </w:r>
+      <w:r>
+        <w:t>Implement</w:t>
+      </w:r>
+      <w:r>
+        <w:t>ada</w:t>
+      </w:r>
+      <w:r>
+        <w:t xml:space="preserve"> a função update_terminated_process</w:t>
+      </w:r>
+      <w:r>
+        <w:t xml:space="preserve"> no ficheiro list.c</w:t>
+      </w:r>
+      <w:r>
+        <w:t>.</w:t>
+      </w:r>
+    </w:p>
+    <w:p>
+      <w:pPr>
+        <w:pStyle w:val="Heading3"/>
+      </w:pPr>
+      <w:r>
+        <w:t xml:space="preserve"> </w:t>
+      </w:r>
+      <w:r>
+        <w:t>Gestor de Tarefas Pessoais</w:t>
+      </w:r>
+    </w:p>
+    <w:p>
+      <w:pPr>
+        <w:rPr>
+          <w:lang w:val="pt-AO"/>
+        </w:rPr>
+      </w:pPr>
+      <w:r>
+        <w:rPr>
+          <w:lang w:val="pt-AO"/>
+        </w:rPr>
+        <w:t>Implementou-se a aplicação de gestão de tarefas pessoais com recurso a um array de listas ligadas (uma por nível de prioridade, de 0 a 5). Os comandos new, list e complete foram implementados conforme especificado:</w:t>
+      </w:r>
+    </w:p>
+    <w:p>
+      <w:pPr>
+        <w:numPr>
+          <w:ilvl w:val="0"/>
+          <w:numId w:val="13"/>
+        </w:numPr>
+        <w:rPr>
+          <w:lang w:val="pt-AO"/>
+        </w:rPr>
+      </w:pPr>
+      <w:r>
+        <w:rPr>
+          <w:rFonts w:ascii="Courier New" w:hAnsi="Courier New" w:cs="Courier New"/>
+          <w:lang w:val="pt-AO"/>
+        </w:rPr>
+        <w:t>new &lt;prioridade&gt; &lt;id&gt;</w:t>
+      </w:r>
+      <w:r>
+        <w:rPr>
+          <w:lang w:val="pt-AO"/>
+        </w:rPr>
+        <w:t>: insere a nova tarefa na lista do nível de prioridade correspondente, com timestamp de criação.</w:t>
+      </w:r>
+    </w:p>
+    <w:p>
+      <w:pPr>
+        <w:numPr>
+          <w:ilvl w:val="0"/>
+          <w:numId w:val="13"/>
+        </w:numPr>
+        <w:rPr>
+          <w:lang w:val="pt-AO"/>
+        </w:rPr>
+      </w:pPr>
+      <w:r>
+        <w:rPr>
+          <w:rFonts w:ascii="Courier New" w:hAnsi="Courier New" w:cs="Courier New"/>
+          <w:lang w:val="pt-AO"/>
+        </w:rPr>
+        <w:t>list &lt;prioridade&gt;</w:t>
+      </w:r>
+      <w:r>
+        <w:rPr>
+          <w:lang w:val="pt-AO"/>
+        </w:rPr>
+        <w:t>: itera as listas da prioridade máxima (5) até à prioridade indicada, apresentando primeiro as tarefas mais prioritárias e, entre iguais, as mais recentes.</w:t>
+      </w:r>
+    </w:p>
+    <w:p>
+      <w:pPr>
+        <w:numPr>
+          <w:ilvl w:val="0"/>
+          <w:numId w:val="13"/>
+        </w:numPr>
+        <w:rPr>
+          <w:lang w:val="pt-AO"/>
+        </w:rPr>
+      </w:pPr>
+      <w:r>
+        <w:rPr>
+          <w:rFonts w:ascii="Courier New" w:hAnsi="Courier New" w:cs="Courier New"/>
+          <w:lang w:val="pt-AO"/>
+        </w:rPr>
+        <w:t>complete &lt;id&gt;</w:t>
+      </w:r>
+      <w:r>
+        <w:rPr>
+          <w:lang w:val="pt-AO"/>
+        </w:rPr>
+        <w:t>: procura e remove a tarefa com o identificador dado em todas as listas; caso não exista, apresenta “TAREFA INEXISTENTE”.</w:t>
+      </w:r>
+    </w:p>
+    <w:p>
+      <w:pPr>
+        <w:keepNext/>
+      </w:pPr>
+      <w:r>
+        <w:rPr>
+          <w:noProof/>
+          <w:lang w:val="pt-AO"/>
+        </w:rPr>
+        <w:drawing>
+          <wp:inline distT="0" distB="0" distL="0" distR="0" wp14:anchorId="50C9E619" wp14:editId="0F1CF835">
+            <wp:extent cx="5733415" cy="3326765"/>
+            <wp:effectExtent l="0" t="0" r="635" b="6985"/>
+            <wp:docPr id="24" name="Picture 24"/>
+            <wp:cNvGraphicFramePr>
+              <a:graphicFrameLocks xmlns:a="http://schemas.openxmlformats.org/drawingml/2006/main" noChangeAspect="1"/>
+            </wp:cNvGraphicFramePr>
+            <a:graphic xmlns:a="http://schemas.openxmlformats.org/drawingml/2006/main">
+              <a:graphicData uri="http://schemas.openxmlformats.org/drawingml/2006/picture">
+                <pic:pic xmlns:pic="http://schemas.openxmlformats.org/drawingml/2006/picture">
+                  <pic:nvPicPr>
+                    <pic:cNvPr id="1" name=""/>
+                    <pic:cNvPicPr/>
+                  </pic:nvPicPr>
+                  <pic:blipFill>
+                    <a:blip r:embed="rId30"/>
+                    <a:stretch>
+                      <a:fillRect/>
+                    </a:stretch>
+                  </pic:blipFill>
+                  <pic:spPr>
+                    <a:xfrm>
+                      <a:off x="0" y="0"/>
+                      <a:ext cx="5733415" cy="3326765"/>
+                    </a:xfrm>
+                    <a:prstGeom prst="rect">
+                      <a:avLst/>
+                    </a:prstGeom>
+                  </pic:spPr>
+                </pic:pic>
+              </a:graphicData>
+            </a:graphic>
+          </wp:inline>
+        </w:drawing>
+      </w:r>
+    </w:p>
+    <w:p>
+      <w:pPr>
+        <w:pStyle w:val="Caption"/>
+        <w:rPr>
+          <w:lang w:val="pt-AO"/>
+        </w:rPr>
+      </w:pPr>
+      <w:r>
+        <w:t xml:space="preserve">Figura </w:t>
+      </w:r>
+      <w:r>
+        <w:fldChar w:fldCharType="begin"/>
+      </w:r>
+      <w:r>
+        <w:instrText xml:space="preserve"> SEQ Figura \* ARABIC </w:instrText>
+      </w:r>
+      <w:r>
+        <w:fldChar w:fldCharType="separate"/>
+      </w:r>
+      <w:r>
+        <w:rPr>
+          <w:noProof/>
+        </w:rPr>
+        <w:t>23</w:t>
+      </w:r>
+      <w:r>
+        <w:fldChar w:fldCharType="end"/>
+      </w:r>
+      <w:r>
+        <w:t xml:space="preserve"> - Compilando o programa Gestor de Tarefas Pessoais e adicionando, listando e completando tarefas no programa</w:t>
+      </w:r>
+    </w:p>
+    <w:p>
+      <w:pPr>
+        <w:pStyle w:val="Heading2"/>
+        <w:rPr>
+          <w:lang w:val="pt-AO"/>
+        </w:rPr>
+      </w:pPr>
+      <w:r>
+        <w:rPr>
+          <w:lang w:val="pt-AO"/>
+        </w:rPr>
+        <w:t>Desafio do Laboratório</w:t>
+      </w:r>
+    </w:p>
+    <w:p>
+      <w:pPr>
+        <w:keepNext/>
+      </w:pPr>
+      <w:r>
+        <w:rPr>
+          <w:noProof/>
+          <w:lang w:val="pt-AO"/>
+        </w:rPr>
+        <w:drawing>
+          <wp:inline distT="0" distB="0" distL="0" distR="0" wp14:anchorId="26DB1FAC" wp14:editId="2B6BE2EA">
+            <wp:extent cx="5733415" cy="3326765"/>
+            <wp:effectExtent l="0" t="0" r="635" b="6985"/>
+            <wp:docPr id="29" name="Picture 29"/>
+            <wp:cNvGraphicFramePr>
+              <a:graphicFrameLocks xmlns:a="http://schemas.openxmlformats.org/drawingml/2006/main" noChangeAspect="1"/>
+            </wp:cNvGraphicFramePr>
+            <a:graphic xmlns:a="http://schemas.openxmlformats.org/drawingml/2006/main">
+              <a:graphicData uri="http://schemas.openxmlformats.org/drawingml/2006/picture">
+                <pic:pic xmlns:pic="http://schemas.openxmlformats.org/drawingml/2006/picture">
+                  <pic:nvPicPr>
+                    <pic:cNvPr id="1" name=""/>
+                    <pic:cNvPicPr/>
+                  </pic:nvPicPr>
+                  <pic:blipFill>
+                    <a:blip r:embed="rId31"/>
+                    <a:stretch>
+                      <a:fillRect/>
+                    </a:stretch>
+                  </pic:blipFill>
+                  <pic:spPr>
+                    <a:xfrm>
+                      <a:off x="0" y="0"/>
+                      <a:ext cx="5733415" cy="3326765"/>
+                    </a:xfrm>
+                    <a:prstGeom prst="rect">
+                      <a:avLst/>
+                    </a:prstGeom>
+                  </pic:spPr>
+                </pic:pic>
+              </a:graphicData>
+            </a:graphic>
+          </wp:inline>
+        </w:drawing>
+      </w:r>
+    </w:p>
+    <w:p>
+      <w:pPr>
+        <w:pStyle w:val="Caption"/>
+        <w:rPr>
+          <w:lang w:val="pt-AO"/>
+        </w:rPr>
+      </w:pPr>
+      <w:r>
+        <w:t xml:space="preserve">Figura </w:t>
+      </w:r>
+      <w:r>
+        <w:fldChar w:fldCharType="begin"/>
+      </w:r>
+      <w:r>
+        <w:instrText xml:space="preserve"> SEQ Figura \* ARABIC </w:instrText>
+      </w:r>
+      <w:r>
+        <w:fldChar w:fldCharType="separate"/>
+      </w:r>
+      <w:r>
+        <w:rPr>
+          <w:noProof/>
+        </w:rPr>
+        <w:t>24</w:t>
+      </w:r>
+      <w:r>
+        <w:fldChar w:fldCharType="end"/>
+      </w:r>
+      <w:r>
+        <w:t xml:space="preserve"> - Compilando o programa desafio, o teste fibonacci do input.txt e executando o programa </w:t>
+      </w:r>
+      <w:r>
+        <w:rPr>
+          <w:noProof/>
+        </w:rPr>
+        <w:t>passando pelo stdin os comandos a serem executados paralelamente</w:t>
+      </w:r>
+    </w:p>
+    <w:p>
+      <w:pPr>
+        <w:keepNext/>
+      </w:pPr>
+      <w:r>
+        <w:rPr>
+          <w:noProof/>
+          <w:lang w:val="pt-AO"/>
+        </w:rPr>
+        <w:drawing>
+          <wp:inline distT="0" distB="0" distL="0" distR="0" wp14:anchorId="2D7EB39D" wp14:editId="2E991579">
+            <wp:extent cx="5733415" cy="3326765"/>
+            <wp:effectExtent l="0" t="0" r="635" b="6985"/>
+            <wp:docPr id="30" name="Picture 30"/>
+            <wp:cNvGraphicFramePr>
+              <a:graphicFrameLocks xmlns:a="http://schemas.openxmlformats.org/drawingml/2006/main" noChangeAspect="1"/>
+            </wp:cNvGraphicFramePr>
+            <a:graphic xmlns:a="http://schemas.openxmlformats.org/drawingml/2006/main">
+              <a:graphicData uri="http://schemas.openxmlformats.org/drawingml/2006/picture">
+                <pic:pic xmlns:pic="http://schemas.openxmlformats.org/drawingml/2006/picture">
+                  <pic:nvPicPr>
+                    <pic:cNvPr id="1" name=""/>
+                    <pic:cNvPicPr/>
+                  </pic:nvPicPr>
+                  <pic:blipFill>
+                    <a:blip r:embed="rId32"/>
+                    <a:stretch>
+                      <a:fillRect/>
+                    </a:stretch>
+                  </pic:blipFill>
+                  <pic:spPr>
+                    <a:xfrm>
+                      <a:off x="0" y="0"/>
+                      <a:ext cx="5733415" cy="3326765"/>
+                    </a:xfrm>
+                    <a:prstGeom prst="rect">
+                      <a:avLst/>
+                    </a:prstGeom>
+                  </pic:spPr>
+                </pic:pic>
+              </a:graphicData>
+            </a:graphic>
+          </wp:inline>
+        </w:drawing>
+      </w:r>
+    </w:p>
+    <w:p>
+      <w:pPr>
+        <w:pStyle w:val="Caption"/>
+        <w:rPr>
+          <w:lang w:val="pt-AO"/>
+        </w:rPr>
+      </w:pPr>
+      <w:r>
+        <w:t xml:space="preserve">Figura </w:t>
+      </w:r>
+      <w:r>
+        <w:fldChar w:fldCharType="begin"/>
+      </w:r>
+      <w:r>
+        <w:instrText xml:space="preserve"> SEQ Figura \* ARABIC </w:instrText>
+      </w:r>
+      <w:r>
+        <w:fldChar w:fldCharType="separate"/>
+      </w:r>
+      <w:r>
+        <w:rPr>
+          <w:noProof/>
+        </w:rPr>
+        <w:t>25</w:t>
+      </w:r>
+      <w:r>
+        <w:fldChar w:fldCharType="end"/>
+      </w:r>
+      <w:r>
+        <w:t xml:space="preserve"> - Executando novamente o programa com os testes input1.txt e input2.txt</w:t>
+      </w:r>
+    </w:p>
+    <w:p>
+      <w:pPr>
+        <w:keepNext/>
+      </w:pPr>
+      <w:r>
+        <w:rPr>
+          <w:noProof/>
+          <w:lang w:val="pt-AO"/>
+        </w:rPr>
+        <w:drawing>
+          <wp:inline distT="0" distB="0" distL="0" distR="0" wp14:anchorId="498B8E0D" wp14:editId="61DCDAA9">
+            <wp:extent cx="5733415" cy="1079500"/>
+            <wp:effectExtent l="0" t="0" r="635" b="6350"/>
+            <wp:docPr id="31" name="Picture 31"/>
+            <wp:cNvGraphicFramePr>
+              <a:graphicFrameLocks xmlns:a="http://schemas.openxmlformats.org/drawingml/2006/main" noChangeAspect="1"/>
+            </wp:cNvGraphicFramePr>
+            <a:graphic xmlns:a="http://schemas.openxmlformats.org/drawingml/2006/main">
+              <a:graphicData uri="http://schemas.openxmlformats.org/drawingml/2006/picture">
+                <pic:pic xmlns:pic="http://schemas.openxmlformats.org/drawingml/2006/picture">
+                  <pic:nvPicPr>
+                    <pic:cNvPr id="1" name=""/>
+                    <pic:cNvPicPr/>
+                  </pic:nvPicPr>
+                  <pic:blipFill>
+                    <a:blip r:embed="rId33"/>
+                    <a:stretch>
+                      <a:fillRect/>
+                    </a:stretch>
+                  </pic:blipFill>
+                  <pic:spPr>
+                    <a:xfrm>
+                      <a:off x="0" y="0"/>
+                      <a:ext cx="5733415" cy="1079500"/>
+                    </a:xfrm>
+                    <a:prstGeom prst="rect">
+                      <a:avLst/>
+                    </a:prstGeom>
+                  </pic:spPr>
+                </pic:pic>
+              </a:graphicData>
+            </a:graphic>
+          </wp:inline>
+        </w:drawing>
+      </w:r>
+    </w:p>
+    <w:p>
+      <w:pPr>
+        <w:pStyle w:val="Caption"/>
+        <w:rPr>
+          <w:lang w:val="pt-AO"/>
+        </w:rPr>
+      </w:pPr>
+      <w:r>
+        <w:t xml:space="preserve">Figura </w:t>
+      </w:r>
+      <w:r>
+        <w:fldChar w:fldCharType="begin"/>
+      </w:r>
+      <w:r>
+        <w:instrText xml:space="preserve"> SEQ Figura \* ARABIC </w:instrText>
+      </w:r>
+      <w:r>
+        <w:fldChar w:fldCharType="separate"/>
+      </w:r>
+      <w:r>
+        <w:rPr>
+          <w:noProof/>
+        </w:rPr>
+        <w:t>26</w:t>
+      </w:r>
+      <w:r>
+        <w:fldChar w:fldCharType="end"/>
+      </w:r>
+      <w:r>
+        <w:t xml:space="preserve"> - Executando o programa com o último teste input3.txt</w:t>
+      </w:r>
+    </w:p>
+    <w:p>
+      <w:pPr>
+        <w:pStyle w:val="Heading3"/>
+      </w:pPr>
+      <w:r>
+        <w:t>Arquitectura da Solução</w:t>
+      </w:r>
+    </w:p>
+    <w:p>
+      <w:pPr>
+        <w:rPr>
+          <w:lang w:val="pt-AO"/>
+        </w:rPr>
+      </w:pPr>
+      <w:r>
+        <w:rPr>
+          <w:lang w:val="pt-AO"/>
+        </w:rPr>
+        <w:t>A arquitetura do sistema foi concebida com base num modelo de concorrência híbrido, combinando processos e threads:</w:t>
+      </w:r>
+    </w:p>
+    <w:p>
+      <w:pPr>
+        <w:numPr>
+          <w:ilvl w:val="0"/>
+          <w:numId w:val="5"/>
+        </w:numPr>
+        <w:rPr>
+          <w:lang w:val="pt-AO"/>
+        </w:rPr>
+      </w:pPr>
+      <w:r>
+        <w:rPr>
+          <w:b/>
+          <w:bCs/>
+          <w:lang w:val="pt-AO"/>
+        </w:rPr>
+        <w:t>Thread principal</w:t>
+      </w:r>
+      <w:r>
+        <w:rPr>
+          <w:lang w:val="pt-AO"/>
+        </w:rPr>
+        <w:t xml:space="preserve">: responsável pela leitura de comandos e criação de processos </w:t>
+      </w:r>
+    </w:p>
+    <w:p>
+      <w:pPr>
+        <w:numPr>
+          <w:ilvl w:val="0"/>
+          <w:numId w:val="5"/>
+        </w:numPr>
+        <w:rPr>
+          <w:lang w:val="pt-AO"/>
+        </w:rPr>
+      </w:pPr>
+      <w:r>
+        <w:rPr>
+          <w:b/>
+          <w:bCs/>
+          <w:lang w:val="pt-AO"/>
+        </w:rPr>
+        <w:t>Thread monitora</w:t>
+      </w:r>
+      <w:r>
+        <w:rPr>
+          <w:lang w:val="pt-AO"/>
+        </w:rPr>
+        <w:t xml:space="preserve">: responsável pela deteção da terminação dos processos filhos e recolha de métricas de execução </w:t>
+      </w:r>
+    </w:p>
+    <w:p>
+      <w:pPr>
+        <w:rPr>
+          <w:lang w:val="pt-AO"/>
+        </w:rPr>
+      </w:pPr>
+      <w:r>
+        <w:rPr>
+          <w:lang w:val="pt-AO"/>
+        </w:rPr>
+        <w:t>A comunicação entre estas duas componentes é realizada através de:</w:t>
+      </w:r>
+    </w:p>
+    <w:p>
+      <w:pPr>
+        <w:numPr>
+          <w:ilvl w:val="0"/>
+          <w:numId w:val="6"/>
+        </w:numPr>
+        <w:rPr>
+          <w:lang w:val="pt-AO"/>
+        </w:rPr>
+      </w:pPr>
+      <w:r>
+        <w:rPr>
+          <w:lang w:val="pt-AO"/>
+        </w:rPr>
+        <w:t xml:space="preserve">uma lista ligada de processos </w:t>
+      </w:r>
+    </w:p>
+    <w:p>
+      <w:pPr>
+        <w:numPr>
+          <w:ilvl w:val="0"/>
+          <w:numId w:val="6"/>
+        </w:numPr>
+        <w:rPr>
+          <w:lang w:val="pt-AO"/>
+        </w:rPr>
+      </w:pPr>
+      <w:r>
+        <w:rPr>
+          <w:lang w:val="pt-AO"/>
+        </w:rPr>
+        <w:t xml:space="preserve">uma variável partilhada (numChildren) </w:t>
+      </w:r>
+    </w:p>
+    <w:p>
+      <w:pPr>
+        <w:numPr>
+          <w:ilvl w:val="0"/>
+          <w:numId w:val="6"/>
+        </w:numPr>
+        <w:rPr>
+          <w:lang w:val="pt-AO"/>
+        </w:rPr>
+      </w:pPr>
+      <w:r>
+        <w:rPr>
+          <w:lang w:val="pt-AO"/>
+        </w:rPr>
+        <w:t>mecanismos de exclusão mútua (mutex)</w:t>
+      </w:r>
+    </w:p>
+    <w:p>
+      <w:pPr>
+        <w:pStyle w:val="Heading3"/>
+      </w:pPr>
+      <w:r>
+        <w:t>Etapa 1 — Comandos do Teclado (fork/exec)</w:t>
+      </w:r>
+    </w:p>
+    <w:p>
+      <w:pPr>
+        <w:rPr>
+          <w:lang w:val="pt-AO"/>
+        </w:rPr>
+      </w:pPr>
+      <w:r>
+        <w:rPr>
+          <w:lang w:val="pt-AO"/>
+        </w:rPr>
+        <w:t xml:space="preserve">execução de programas foi implementada recorrendo ao modelo clássico </w:t>
+      </w:r>
+      <w:r>
+        <w:rPr>
+          <w:i/>
+          <w:iCs/>
+          <w:lang w:val="pt-AO"/>
+        </w:rPr>
+        <w:t>fork-exec</w:t>
+      </w:r>
+      <w:r>
+        <w:rPr>
+          <w:lang w:val="pt-AO"/>
+        </w:rPr>
+        <w:t xml:space="preserve"> do Unix.</w:t>
+      </w:r>
+    </w:p>
+    <w:p>
+      <w:pPr>
+        <w:rPr>
+          <w:lang w:val="pt-AO"/>
+        </w:rPr>
+      </w:pPr>
+      <w:r>
+        <w:rPr>
+          <w:lang w:val="pt-AO"/>
+        </w:rPr>
+        <w:t>Para cada comando introduzido pelo utilizador:</w:t>
+      </w:r>
+    </w:p>
+    <w:p>
+      <w:pPr>
+        <w:numPr>
+          <w:ilvl w:val="0"/>
+          <w:numId w:val="7"/>
+        </w:numPr>
+        <w:rPr>
+          <w:lang w:val="pt-AO"/>
+        </w:rPr>
+      </w:pPr>
+      <w:r>
+        <w:rPr>
+          <w:lang w:val="pt-AO"/>
+        </w:rPr>
+        <w:t xml:space="preserve">É criado um novo processo através da chamada fork() </w:t>
+      </w:r>
+    </w:p>
+    <w:p>
+      <w:pPr>
+        <w:numPr>
+          <w:ilvl w:val="0"/>
+          <w:numId w:val="7"/>
+        </w:numPr>
+        <w:rPr>
+          <w:lang w:val="pt-AO"/>
+        </w:rPr>
+      </w:pPr>
+      <w:r>
+        <w:rPr>
+          <w:lang w:val="pt-AO"/>
+        </w:rPr>
+        <w:t xml:space="preserve">O processo filho substitui o seu espaço de execução com execvp() </w:t>
+      </w:r>
+    </w:p>
+    <w:p>
+      <w:pPr>
+        <w:numPr>
+          <w:ilvl w:val="0"/>
+          <w:numId w:val="7"/>
+        </w:numPr>
+        <w:rPr>
+          <w:lang w:val="pt-AO"/>
+        </w:rPr>
+      </w:pPr>
+      <w:r>
+        <w:rPr>
+          <w:lang w:val="pt-AO"/>
+        </w:rPr>
+        <w:t xml:space="preserve">O processo pai continua a execução sem bloquear (execução em background) </w:t>
+      </w:r>
+    </w:p>
+    <w:p>
+      <w:pPr>
+        <w:rPr>
+          <w:lang w:val="pt-AO"/>
+        </w:rPr>
+      </w:pPr>
+      <w:r>
+        <w:rPr>
+          <w:lang w:val="pt-AO"/>
+        </w:rPr>
+        <w:t>Este modelo permite a execução concorrente de múltiplos processos, característica essencial para sistemas paralelos.</w:t>
+      </w:r>
+    </w:p>
+    <w:p>
+      <w:pPr>
+        <w:pStyle w:val="Heading3"/>
+      </w:pPr>
+      <w:r>
+        <w:t>Etapa 2 — Monitorização com Threads</w:t>
+      </w:r>
+    </w:p>
+    <w:p>
+      <w:pPr>
+        <w:rPr>
+          <w:lang w:val="pt-AO"/>
+        </w:rPr>
+      </w:pPr>
+      <w:r>
+        <w:rPr>
+          <w:lang w:val="pt-AO"/>
+        </w:rPr>
+        <w:t>Para monitorizar a execução dos processos filhos, foi criada uma thread adicional responsável por acompanhar a sua terminação.</w:t>
+      </w:r>
+    </w:p>
+    <w:p>
+      <w:pPr>
+        <w:rPr>
+          <w:lang w:val="pt-AO"/>
+        </w:rPr>
+      </w:pPr>
+      <w:r>
+        <w:rPr>
+          <w:lang w:val="pt-AO"/>
+        </w:rPr>
+        <w:t>Esta thread executa um ciclo contínuo, no qual:</w:t>
+      </w:r>
+    </w:p>
+    <w:p>
+      <w:pPr>
+        <w:numPr>
+          <w:ilvl w:val="0"/>
+          <w:numId w:val="8"/>
+        </w:numPr>
+        <w:rPr>
+          <w:lang w:val="pt-AO"/>
+        </w:rPr>
+      </w:pPr>
+      <w:r>
+        <w:rPr>
+          <w:lang w:val="pt-AO"/>
+        </w:rPr>
+        <w:t xml:space="preserve">verifica se existem processos ativos (numChildren &gt; 0) </w:t>
+      </w:r>
+    </w:p>
+    <w:p>
+      <w:pPr>
+        <w:numPr>
+          <w:ilvl w:val="0"/>
+          <w:numId w:val="8"/>
+        </w:numPr>
+        <w:rPr>
+          <w:lang w:val="pt-AO"/>
+        </w:rPr>
+      </w:pPr>
+      <w:r>
+        <w:rPr>
+          <w:lang w:val="pt-AO"/>
+        </w:rPr>
+        <w:t xml:space="preserve">caso existam, invoca wait() para bloquear até à terminação de um processo </w:t>
+      </w:r>
+    </w:p>
+    <w:p>
+      <w:pPr>
+        <w:numPr>
+          <w:ilvl w:val="0"/>
+          <w:numId w:val="8"/>
+        </w:numPr>
+        <w:rPr>
+          <w:lang w:val="pt-AO"/>
+        </w:rPr>
+      </w:pPr>
+      <w:r>
+        <w:rPr>
+          <w:lang w:val="pt-AO"/>
+        </w:rPr>
+        <w:t xml:space="preserve">regista o tempo de término utilizando a função time() </w:t>
+      </w:r>
+    </w:p>
+    <w:p>
+      <w:pPr>
+        <w:rPr>
+          <w:lang w:val="pt-AO"/>
+        </w:rPr>
+      </w:pPr>
+      <w:r>
+        <w:rPr>
+          <w:lang w:val="pt-AO"/>
+        </w:rPr>
+        <w:t>Caso não existam processos ativos, a thread entra num estado de espera temporizada (sleep(1)), evitando consumo excessivo de CPU.</w:t>
+      </w:r>
+    </w:p>
+    <w:p>
+      <w:pPr>
+        <w:pStyle w:val="Heading3"/>
+      </w:pPr>
+      <w:r>
+        <w:t>Sincronização e Gestão de Recursos</w:t>
+      </w:r>
+    </w:p>
+    <w:p>
+      <w:pPr>
+        <w:rPr>
+          <w:lang w:val="pt-AO"/>
+        </w:rPr>
+      </w:pPr>
+      <w:r>
+        <w:rPr>
+          <w:lang w:val="pt-AO"/>
+        </w:rPr>
+        <w:t>A informação relativa aos processos é armazenada numa lista simplesmente ligada, contendo:</w:t>
+      </w:r>
+    </w:p>
+    <w:p>
+      <w:pPr>
+        <w:numPr>
+          <w:ilvl w:val="0"/>
+          <w:numId w:val="9"/>
+        </w:numPr>
+        <w:rPr>
+          <w:lang w:val="pt-AO"/>
+        </w:rPr>
+      </w:pPr>
+      <w:r>
+        <w:rPr>
+          <w:lang w:val="pt-AO"/>
+        </w:rPr>
+        <w:t xml:space="preserve">PID do processo </w:t>
+      </w:r>
+    </w:p>
+    <w:p>
+      <w:pPr>
+        <w:numPr>
+          <w:ilvl w:val="0"/>
+          <w:numId w:val="9"/>
+        </w:numPr>
+        <w:rPr>
+          <w:lang w:val="pt-AO"/>
+        </w:rPr>
+      </w:pPr>
+      <w:r>
+        <w:rPr>
+          <w:lang w:val="pt-AO"/>
+        </w:rPr>
+        <w:t xml:space="preserve">tempo de início </w:t>
+      </w:r>
+    </w:p>
+    <w:p>
+      <w:pPr>
+        <w:numPr>
+          <w:ilvl w:val="0"/>
+          <w:numId w:val="9"/>
+        </w:numPr>
+        <w:rPr>
+          <w:lang w:val="pt-AO"/>
+        </w:rPr>
+      </w:pPr>
+      <w:r>
+        <w:rPr>
+          <w:lang w:val="pt-AO"/>
+        </w:rPr>
+        <w:t xml:space="preserve">tempo de término </w:t>
+      </w:r>
+    </w:p>
+    <w:p>
+      <w:pPr>
+        <w:rPr>
+          <w:lang w:val="pt-AO"/>
+        </w:rPr>
+      </w:pPr>
+      <w:r>
+        <w:rPr>
+          <w:lang w:val="pt-AO"/>
+        </w:rPr>
+        <w:t>Esta estrutura permite:</w:t>
+      </w:r>
+    </w:p>
+    <w:p>
+      <w:pPr>
+        <w:numPr>
+          <w:ilvl w:val="0"/>
+          <w:numId w:val="10"/>
+        </w:numPr>
+        <w:rPr>
+          <w:lang w:val="pt-AO"/>
+        </w:rPr>
+      </w:pPr>
+      <w:r>
+        <w:rPr>
+          <w:lang w:val="pt-AO"/>
+        </w:rPr>
+        <w:t xml:space="preserve">inserção eficiente de novos processos </w:t>
+      </w:r>
+    </w:p>
+    <w:p>
+      <w:pPr>
+        <w:numPr>
+          <w:ilvl w:val="0"/>
+          <w:numId w:val="10"/>
+        </w:numPr>
+        <w:rPr>
+          <w:lang w:val="pt-AO"/>
+        </w:rPr>
+      </w:pPr>
+      <w:r>
+        <w:rPr>
+          <w:lang w:val="pt-AO"/>
+        </w:rPr>
+        <w:t xml:space="preserve">atualização dinâmica aquando da sua terminação </w:t>
+      </w:r>
+    </w:p>
+    <w:p>
+      <w:pPr>
+        <w:numPr>
+          <w:ilvl w:val="0"/>
+          <w:numId w:val="10"/>
+        </w:numPr>
+        <w:rPr>
+          <w:lang w:val="pt-AO"/>
+        </w:rPr>
+      </w:pPr>
+      <w:r>
+        <w:rPr>
+          <w:lang w:val="pt-AO"/>
+        </w:rPr>
+        <w:t>apresentação final dos resultados</w:t>
+      </w:r>
+    </w:p>
+    <w:p>
+      <w:pPr>
+        <w:rPr>
+          <w:lang w:val="pt-AO"/>
+        </w:rPr>
+      </w:pPr>
+      <w:r>
+        <w:rPr>
+          <w:lang w:val="pt-AO"/>
+        </w:rPr>
+        <w:t>Devido à existência de acesso concorrente a dados partilhados, foi necessário implementar mecanismos de sincronização.</w:t>
+      </w:r>
+    </w:p>
+    <w:p>
+      <w:pPr>
+        <w:rPr>
+          <w:lang w:val="pt-AO"/>
+        </w:rPr>
+      </w:pPr>
+      <w:r>
+        <w:rPr>
+          <w:lang w:val="pt-AO"/>
+        </w:rPr>
+        <w:t xml:space="preserve">Foi utilizado um </w:t>
+      </w:r>
+      <w:r>
+        <w:rPr>
+          <w:i/>
+          <w:iCs/>
+          <w:lang w:val="pt-AO"/>
+        </w:rPr>
+        <w:t>mutex</w:t>
+      </w:r>
+      <w:r>
+        <w:rPr>
+          <w:lang w:val="pt-AO"/>
+        </w:rPr>
+        <w:t xml:space="preserve"> (pthread_mutex_t) para garantir exclusão mútua no acesso às seguintes variáveis:</w:t>
+      </w:r>
+    </w:p>
+    <w:p>
+      <w:pPr>
+        <w:numPr>
+          <w:ilvl w:val="0"/>
+          <w:numId w:val="11"/>
+        </w:numPr>
+        <w:rPr>
+          <w:lang w:val="pt-AO"/>
+        </w:rPr>
+      </w:pPr>
+      <w:r>
+        <w:rPr>
+          <w:lang w:val="pt-AO"/>
+        </w:rPr>
+        <w:t xml:space="preserve">lista de processos </w:t>
+      </w:r>
+    </w:p>
+    <w:p>
+      <w:pPr>
+        <w:numPr>
+          <w:ilvl w:val="0"/>
+          <w:numId w:val="11"/>
+        </w:numPr>
+        <w:rPr>
+          <w:lang w:val="pt-AO"/>
+        </w:rPr>
+      </w:pPr>
+      <w:r>
+        <w:rPr>
+          <w:lang w:val="pt-AO"/>
+        </w:rPr>
+        <w:t xml:space="preserve">contador numChildren </w:t>
+      </w:r>
+    </w:p>
+    <w:p>
+      <w:pPr>
+        <w:rPr>
+          <w:lang w:val="pt-AO"/>
+        </w:rPr>
+      </w:pPr>
+      <w:r>
+        <w:rPr>
+          <w:lang w:val="pt-AO"/>
+        </w:rPr>
+        <w:t>Este mecanismo previne condições de corrida (</w:t>
+      </w:r>
+      <w:r>
+        <w:rPr>
+          <w:i/>
+          <w:iCs/>
+          <w:lang w:val="pt-AO"/>
+        </w:rPr>
+        <w:t>race conditions</w:t>
+      </w:r>
+      <w:r>
+        <w:rPr>
+          <w:lang w:val="pt-AO"/>
+        </w:rPr>
+        <w:t>) e assegura a consistência dos dados.</w:t>
+      </w:r>
+    </w:p>
+    <w:p>
+      <w:pPr>
+        <w:rPr>
+          <w:lang w:val="pt-AO"/>
+        </w:rPr>
+      </w:pPr>
+      <w:r>
+        <w:rPr>
+          <w:lang w:val="pt-AO"/>
+        </w:rPr>
+        <w:t>Quando o utilizador introduz o comando exit, o sistema:</w:t>
+      </w:r>
+    </w:p>
+    <w:p>
+      <w:pPr>
+        <w:numPr>
+          <w:ilvl w:val="0"/>
+          <w:numId w:val="12"/>
+        </w:numPr>
+        <w:rPr>
+          <w:lang w:val="pt-AO"/>
+        </w:rPr>
+      </w:pPr>
+      <w:r>
+        <w:rPr>
+          <w:lang w:val="pt-AO"/>
+        </w:rPr>
+        <w:t xml:space="preserve">sinaliza a thread monitora através da variável done </w:t>
+      </w:r>
+    </w:p>
+    <w:p>
+      <w:pPr>
+        <w:numPr>
+          <w:ilvl w:val="0"/>
+          <w:numId w:val="12"/>
+        </w:numPr>
+        <w:rPr>
+          <w:lang w:val="pt-AO"/>
+        </w:rPr>
+      </w:pPr>
+      <w:r>
+        <w:rPr>
+          <w:lang w:val="pt-AO"/>
+        </w:rPr>
+        <w:t xml:space="preserve">aguarda a terminação de todos os processos filhos </w:t>
+      </w:r>
+    </w:p>
+    <w:p>
+      <w:pPr>
+        <w:numPr>
+          <w:ilvl w:val="0"/>
+          <w:numId w:val="12"/>
+        </w:numPr>
+        <w:rPr>
+          <w:lang w:val="pt-AO"/>
+        </w:rPr>
+      </w:pPr>
+      <w:r>
+        <w:rPr>
+          <w:lang w:val="pt-AO"/>
+        </w:rPr>
+        <w:t xml:space="preserve">sincroniza com a thread monitora (pthread_join) </w:t>
+      </w:r>
+    </w:p>
+    <w:p>
+      <w:pPr>
+        <w:numPr>
+          <w:ilvl w:val="0"/>
+          <w:numId w:val="12"/>
+        </w:numPr>
+        <w:rPr>
+          <w:lang w:val="pt-AO"/>
+        </w:rPr>
+      </w:pPr>
+      <w:r>
+        <w:rPr>
+          <w:lang w:val="pt-AO"/>
+        </w:rPr>
+        <w:t xml:space="preserve">apresenta o relatório final com PID e tempo de execução </w:t>
+      </w:r>
+    </w:p>
+    <w:p>
+      <w:pPr>
+        <w:rPr>
+          <w:lang w:val="pt-AO"/>
+        </w:rPr>
+      </w:pPr>
+      <w:r>
+        <w:rPr>
+          <w:lang w:val="pt-AO"/>
+        </w:rPr>
+        <w:t>Este processo garante uma terminação ordeira e consistente do sistema.</w:t>
+      </w:r>
+    </w:p>
+    <w:p>
+      <w:pPr>
+        <w:pStyle w:val="Heading1"/>
+      </w:pPr>
+      <w:bookmarkStart w:id="4" w:name="_82ktdkirx157" w:colFirst="0" w:colLast="0"/>
+      <w:bookmarkEnd w:id="4"/>
+      <w:r>
+        <w:t>Desafios</w:t>
+      </w:r>
+    </w:p>
+    <w:p>
+      <w:r>
+        <w:t xml:space="preserve">Foi observado que a execução de comandos utilizando </w:t>
+      </w:r>
+      <w:r>
+        <w:rPr>
+          <w:rStyle w:val="HTMLCode"/>
+          <w:rFonts w:eastAsia="Arial"/>
+          <w:sz w:val="22"/>
+          <w:szCs w:val="22"/>
+        </w:rPr>
+        <w:t>execvp</w:t>
+      </w:r>
+      <w:r>
+        <w:t xml:space="preserve"> depende da localização do executável no sistema de ficheiros e da variável de ambiente PATH.</w:t>
+      </w:r>
+    </w:p>
+    <w:p/>
+    <w:p>
+      <w:r>
+        <w:t xml:space="preserve">Inicialmente, a execução do programa </w:t>
+      </w:r>
+      <w:r>
+        <w:rPr>
+          <w:rStyle w:val="HTMLCode"/>
+          <w:rFonts w:eastAsia="Arial"/>
+          <w:sz w:val="22"/>
+          <w:szCs w:val="22"/>
+        </w:rPr>
+        <w:t>fibonacci</w:t>
+      </w:r>
+      <w:r>
+        <w:rPr>
+          <w:sz w:val="24"/>
+          <w:szCs w:val="24"/>
+        </w:rPr>
+        <w:t xml:space="preserve"> </w:t>
+      </w:r>
+      <w:r>
+        <w:t>falhava, uma vez que o executável não se encontrava no diretório corrente nem em nenhum diretório presente no PATH.</w:t>
+      </w:r>
+    </w:p>
+    <w:p>
+      <w:r>
+        <w:t>Após a compilação do programa no diretório do projeto, a execução passou a funcionar corretamente.</w:t>
+      </w:r>
+    </w:p>
+    <w:p/>
+    <w:p>
+      <w:r>
+        <w:t>Para tornar o sistema mais robusto, foi implementado um mecanismo de fallback que tenta executar o comando no diretório atual (</w:t>
+      </w:r>
+      <w:r>
+        <w:rPr>
+          <w:rStyle w:val="HTMLCode"/>
+          <w:rFonts w:eastAsia="Arial"/>
+          <w:sz w:val="22"/>
+          <w:szCs w:val="22"/>
+        </w:rPr>
+        <w:t>./</w:t>
+      </w:r>
+      <w:r>
+        <w:t>) caso a resolução via PATH não seja bem-sucedida.</w:t>
+      </w:r>
+    </w:p>
+    <w:p>
+      <w:pPr>
+        <w:rPr>
+          <w:lang w:val="pt-AO"/>
+        </w:rPr>
+      </w:pPr>
+    </w:p>
+    <w:p>
+      <w:pPr>
+        <w:pStyle w:val="Heading1"/>
+      </w:pPr>
+      <w:bookmarkStart w:id="5" w:name="_93jmjjl50lfo" w:colFirst="0" w:colLast="0"/>
+      <w:bookmarkEnd w:id="5"/>
+      <w:r>
+        <w:t xml:space="preserve">Referências Bibliográficas </w:t>
+      </w:r>
+    </w:p>
+    <w:p>
+      <w:pPr>
+        <w:rPr>
+          <w:lang w:val="pt-AO"/>
+        </w:rPr>
+      </w:pPr>
+      <w:r>
+        <w:t>Computação Paralela e Distribuída</w:t>
+      </w:r>
+      <w:r>
+        <w:t xml:space="preserve"> - </w:t>
+      </w:r>
+      <w:r>
+        <w:t>Introdução ao Ambiente Unix</w:t>
+      </w:r>
+      <w:r>
+        <w:t xml:space="preserve"> – 2025/2026 </w:t>
+      </w:r>
+      <w:r>
+        <w:rPr>
+          <w:lang w:val="pt-AO"/>
+        </w:rPr>
+        <w:t>por João Costa – Laboratório 01</w:t>
+      </w:r>
+    </w:p>
+    <w:p>
+      <w:pPr>
+        <w:rPr>
+          <w:lang w:val="pt-AO"/>
+        </w:rPr>
+      </w:pPr>
+      <w:r>
+        <w:rPr>
+          <w:lang w:val="pt-AO"/>
+        </w:rPr>
+        <w:t xml:space="preserve">CodeQuoi - Threads, Mutexes and Concurrent Programming in C </w:t>
+      </w:r>
+      <w:r>
+        <w:rPr>
+          <w:lang w:val="pt-AO"/>
+        </w:rPr>
+        <w:t>por</w:t>
+      </w:r>
+      <w:r>
+        <w:rPr>
+          <w:lang w:val="pt-AO"/>
+        </w:rPr>
+        <w:t xml:space="preserve"> Mia Combeau.</w:t>
+      </w:r>
+    </w:p>
+    <w:p>
+      <w:pPr>
+        <w:rPr>
+          <w:lang w:val="pt-AO"/>
+        </w:rPr>
+      </w:pPr>
+      <w:r>
+        <w:rPr>
+          <w:lang w:val="pt-AO"/>
+        </w:rPr>
+        <w:t xml:space="preserve">CodeQuoi - Creating and Killing Child Processes in C </w:t>
+      </w:r>
+      <w:r>
+        <w:rPr>
+          <w:lang w:val="pt-AO"/>
+        </w:rPr>
+        <w:t xml:space="preserve">por </w:t>
+      </w:r>
+      <w:r>
+        <w:rPr>
+          <w:lang w:val="pt-AO"/>
+        </w:rPr>
+        <w:t>Mia Combeau</w:t>
+      </w:r>
+    </w:p>
+    <w:p>
+      <w:pPr>
+        <w:rPr>
+          <w:lang w:val="pt-AO"/>
+        </w:rPr>
+      </w:pPr>
+      <w:r>
+        <w:rPr>
+          <w:lang w:val="en-US"/>
+        </w:rPr>
+        <w:t xml:space="preserve">The </w:t>
+      </w:r>
+      <w:r>
+        <w:rPr>
+          <w:lang w:val="en-US"/>
+        </w:rPr>
+        <w:t xml:space="preserve">Linux Programming Interface (TLPI) </w:t>
       </w:r>
       <w:proofErr w:type="spellStart"/>
       <w:r>
         <w:rPr>
-          <w:rFonts w:ascii="Courier New" w:eastAsia="Courier New" w:hAnsi="Courier New" w:cs="Courier New"/>
-          <w:sz w:val="16"/>
-          <w:szCs w:val="16"/>
           <w:lang w:val="en-US"/>
         </w:rPr>
-        <w:t>argv</w:t>
+        <w:t>por</w:t>
       </w:r>
       <w:proofErr w:type="spellEnd"/>
       <w:r>
         <w:rPr>
-          <w:rFonts w:ascii="Courier New" w:eastAsia="Courier New" w:hAnsi="Courier New" w:cs="Courier New"/>
-          <w:sz w:val="16"/>
-          <w:szCs w:val="16"/>
           <w:lang w:val="en-US"/>
         </w:rPr>
-        <w:t>[]);</w:t>
-      </w:r>
-    </w:p>
-    <w:p>
-      <w:pPr>
+        <w:t xml:space="preserve"> </w:t>
+      </w:r>
+      <w:r>
         <w:rPr>
           <w:lang w:val="en-US"/>
         </w:rPr>
-      </w:pPr>
-    </w:p>
-    <w:p>
-      <w:r>
-        <w:t>As figuras (imagens capturadas ou otras), tabelas, etc devem ter legenda e ser numeradas.</w:t>
+        <w:t xml:space="preserve">Michael </w:t>
+      </w:r>
+      <w:proofErr w:type="spellStart"/>
+      <w:r>
+        <w:rPr>
+          <w:lang w:val="en-US"/>
+        </w:rPr>
+        <w:t>Kerrisk</w:t>
+      </w:r>
+      <w:proofErr w:type="spellEnd"/>
+      <w:r>
+        <w:rPr>
+          <w:lang w:val="en-US"/>
+        </w:rPr>
+        <w:t>. Chapters 29 to 33 (POSIX Threads and Thread Synchronization)</w:t>
+      </w:r>
+      <w:r>
+        <w:rPr>
+          <w:lang w:val="en-US"/>
+        </w:rPr>
+        <w:t>,</w:t>
+      </w:r>
+      <w:r>
+        <w:rPr>
+          <w:lang w:val="pt-AO"/>
+        </w:rPr>
+        <w:t xml:space="preserve"> Chapters 24 to 26 (Process Creation, Termination, and Monitoring)</w:t>
+      </w:r>
+      <w:r>
+        <w:rPr>
+          <w:lang w:val="pt-AO"/>
+        </w:rPr>
+        <w:t>.</w:t>
       </w:r>
     </w:p>
     <w:p>
       <w:pPr>
         <w:pStyle w:val="Heading1"/>
-      </w:pPr>
-      <w:bookmarkStart w:id="3" w:name="_82ktdkirx157" w:colFirst="0" w:colLast="0"/>
-      <w:bookmarkEnd w:id="3"/>
-      <w:r>
-        <w:t>3. Desafios</w:t>
-      </w:r>
-    </w:p>
-    <w:p>
-      <w:r>
-        <w:t>Deve ser dada uma panorâmica do que se concebeu, nomeadamente a estrutura do software.</w:t>
-      </w:r>
-    </w:p>
-    <w:p>
-      <w:pPr>
-        <w:pStyle w:val="Heading1"/>
-      </w:pPr>
-      <w:bookmarkStart w:id="4" w:name="_93jmjjl50lfo" w:colFirst="0" w:colLast="0"/>
-      <w:bookmarkEnd w:id="4"/>
-      <w:r>
-        <w:t xml:space="preserve">4. Referências Bibliográficas </w:t>
-      </w:r>
-    </w:p>
-    <w:p>
-      <w:r>
-        <w:t>Deve listar os sites, livros, artigos, etc… que consultou para realização da experiência ou concepção e implementação do desafio.</w:t>
-      </w:r>
-    </w:p>
-    <w:p>
-      <w:pPr>
-        <w:pStyle w:val="Heading1"/>
-      </w:pPr>
-      <w:bookmarkStart w:id="5" w:name="_re2vz8nkjev" w:colFirst="0" w:colLast="0"/>
-      <w:bookmarkEnd w:id="5"/>
-      <w:r>
-        <w:lastRenderedPageBreak/>
-        <w:t xml:space="preserve">5. Repositório GitHub </w:t>
-      </w:r>
-    </w:p>
-    <w:p/>
+        <w:rPr>
+          <w:lang w:val="en-US"/>
+        </w:rPr>
+      </w:pPr>
+      <w:proofErr w:type="spellStart"/>
+      <w:r>
+        <w:rPr>
+          <w:lang w:val="en-US"/>
+        </w:rPr>
+        <w:t>Repositório</w:t>
+      </w:r>
+      <w:proofErr w:type="spellEnd"/>
+      <w:r>
+        <w:rPr>
+          <w:lang w:val="en-US"/>
+        </w:rPr>
+        <w:t xml:space="preserve"> GitHub </w:t>
+      </w:r>
+    </w:p>
+    <w:p>
+      <w:pPr>
+        <w:rPr>
+          <w:lang w:val="en-US"/>
+        </w:rPr>
+      </w:pPr>
+    </w:p>
     <w:p>
       <w:r>
         <w:t xml:space="preserve">Repositório: </w:t>
       </w:r>
-      <w:hyperlink r:id="rId4" w:history="1">
+      <w:hyperlink r:id="rId34" w:history="1">
         <w:r>
           <w:rPr>
             <w:rStyle w:val="Hyperlink"/>
@@ -286,8 +4434,16 @@
           <w:t>github.com/SW-Wanted/CPD-Laboratorios</w:t>
         </w:r>
       </w:hyperlink>
-    </w:p>
-    <w:p/>
+      <w:r>
+        <w:t>.</w:t>
+      </w:r>
+      <w:r>
+        <w:rPr>
+          <w:rStyle w:val="FootnoteReference"/>
+        </w:rPr>
+        <w:footnoteReference w:id="1"/>
+      </w:r>
+    </w:p>
     <w:sectPr>
       <w:pgSz w:w="11909" w:h="16834"/>
       <w:pgMar w:top="1440" w:right="1440" w:bottom="1440" w:left="1440" w:header="720" w:footer="720" w:gutter="0"/>
@@ -296,6 +4452,1848 @@
     </w:sectPr>
   </w:body>
 </w:document>
+</file>
+
+<file path=word/endnotes.xml><?xml version="1.0" encoding="utf-8"?>
+<w:endnotes xmlns:wpc="http://schemas.microsoft.com/office/word/2010/wordprocessingCanvas" xmlns:cx="http://schemas.microsoft.com/office/drawing/2014/chartex" xmlns:cx1="http://schemas.microsoft.com/office/drawing/2015/9/8/chartex" xmlns:cx2="http://schemas.microsoft.com/office/drawing/2015/10/21/chartex" xmlns:cx3="http://schemas.microsoft.com/office/drawing/2016/5/9/chartex" xmlns:cx4="http://schemas.microsoft.com/office/drawing/2016/5/10/chartex" xmlns:cx5="http://schemas.microsoft.com/office/drawing/2016/5/11/chartex" xmlns:cx6="http://schemas.microsoft.com/office/drawing/2016/5/12/chartex" xmlns:cx7="http://schemas.microsoft.com/office/drawing/2016/5/13/chartex" xmlns:cx8="http://schemas.microsoft.com/office/drawing/2016/5/14/chartex" xmlns:mc="http://schemas.openxmlformats.org/markup-compatibility/2006" xmlns:aink="http://schemas.microsoft.com/office/drawing/2016/ink" xmlns:am3d="http://schemas.microsoft.com/office/drawing/2017/model3d" xmlns:o="urn:schemas-microsoft-com:office:office" xmlns:oel="http://schemas.microsoft.com/office/2019/extlst" xmlns:r="http://schemas.openxmlformats.org/officeDocument/2006/relationships" xmlns:m="http://schemas.openxmlformats.org/officeDocument/2006/math" xmlns:v="urn:schemas-microsoft-com:vml" xmlns:wp14="http://schemas.microsoft.com/office/word/2010/wordprocessingDrawing" xmlns:wp="http://schemas.openxmlformats.org/drawingml/2006/wordprocessingDrawing" xmlns:w10="urn:schemas-microsoft-com:office:word" xmlns:w="http://schemas.openxmlformats.org/wordprocessingml/2006/main" xmlns:w14="http://schemas.microsoft.com/office/word/2010/wordml" xmlns:w15="http://schemas.microsoft.com/office/word/2012/wordml" xmlns:w16cex="http://schemas.microsoft.com/office/word/2018/wordml/cex" xmlns:w16cid="http://schemas.microsoft.com/office/word/2016/wordml/cid" xmlns:w16="http://schemas.microsoft.com/office/word/2018/wordml" xmlns:w16sdtdh="http://schemas.microsoft.com/office/word/2020/wordml/sdtdatahash" xmlns:w16se="http://schemas.microsoft.com/office/word/2015/wordml/symex" xmlns:wpg="http://schemas.microsoft.com/office/word/2010/wordprocessingGroup" xmlns:wpi="http://schemas.microsoft.com/office/word/2010/wordprocessingInk" xmlns:wne="http://schemas.microsoft.com/office/word/2006/wordml" xmlns:wps="http://schemas.microsoft.com/office/word/2010/wordprocessingShape" mc:Ignorable="w14 w15 w16se w16cid w16 w16cex w16sdtdh wp14">
+  <w:endnote w:type="separator" w:id="-1">
+    <w:p>
+      <w:pPr>
+        <w:spacing w:line="240" w:lineRule="auto"/>
+      </w:pPr>
+      <w:r>
+        <w:separator/>
+      </w:r>
+    </w:p>
+  </w:endnote>
+  <w:endnote w:type="continuationSeparator" w:id="0">
+    <w:p>
+      <w:pPr>
+        <w:spacing w:line="240" w:lineRule="auto"/>
+      </w:pPr>
+      <w:r>
+        <w:continuationSeparator/>
+      </w:r>
+    </w:p>
+  </w:endnote>
+</w:endnotes>
+</file>
+
+<file path=word/footnotes.xml><?xml version="1.0" encoding="utf-8"?>
+<w:footnotes xmlns:wpc="http://schemas.microsoft.com/office/word/2010/wordprocessingCanvas" xmlns:cx="http://schemas.microsoft.com/office/drawing/2014/chartex" xmlns:cx1="http://schemas.microsoft.com/office/drawing/2015/9/8/chartex" xmlns:cx2="http://schemas.microsoft.com/office/drawing/2015/10/21/chartex" xmlns:cx3="http://schemas.microsoft.com/office/drawing/2016/5/9/chartex" xmlns:cx4="http://schemas.microsoft.com/office/drawing/2016/5/10/chartex" xmlns:cx5="http://schemas.microsoft.com/office/drawing/2016/5/11/chartex" xmlns:cx6="http://schemas.microsoft.com/office/drawing/2016/5/12/chartex" xmlns:cx7="http://schemas.microsoft.com/office/drawing/2016/5/13/chartex" xmlns:cx8="http://schemas.microsoft.com/office/drawing/2016/5/14/chartex" xmlns:mc="http://schemas.openxmlformats.org/markup-compatibility/2006" xmlns:aink="http://schemas.microsoft.com/office/drawing/2016/ink" xmlns:am3d="http://schemas.microsoft.com/office/drawing/2017/model3d" xmlns:o="urn:schemas-microsoft-com:office:office" xmlns:oel="http://schemas.microsoft.com/office/2019/extlst" xmlns:r="http://schemas.openxmlformats.org/officeDocument/2006/relationships" xmlns:m="http://schemas.openxmlformats.org/officeDocument/2006/math" xmlns:v="urn:schemas-microsoft-com:vml" xmlns:wp14="http://schemas.microsoft.com/office/word/2010/wordprocessingDrawing" xmlns:wp="http://schemas.openxmlformats.org/drawingml/2006/wordprocessingDrawing" xmlns:w10="urn:schemas-microsoft-com:office:word" xmlns:w="http://schemas.openxmlformats.org/wordprocessingml/2006/main" xmlns:w14="http://schemas.microsoft.com/office/word/2010/wordml" xmlns:w15="http://schemas.microsoft.com/office/word/2012/wordml" xmlns:w16cex="http://schemas.microsoft.com/office/word/2018/wordml/cex" xmlns:w16cid="http://schemas.microsoft.com/office/word/2016/wordml/cid" xmlns:w16="http://schemas.microsoft.com/office/word/2018/wordml" xmlns:w16sdtdh="http://schemas.microsoft.com/office/word/2020/wordml/sdtdatahash" xmlns:w16se="http://schemas.microsoft.com/office/word/2015/wordml/symex" xmlns:wpg="http://schemas.microsoft.com/office/word/2010/wordprocessingGroup" xmlns:wpi="http://schemas.microsoft.com/office/word/2010/wordprocessingInk" xmlns:wne="http://schemas.microsoft.com/office/word/2006/wordml" xmlns:wps="http://schemas.microsoft.com/office/word/2010/wordprocessingShape" mc:Ignorable="w14 w15 w16se w16cid w16 w16cex w16sdtdh wp14">
+  <w:footnote w:type="separator" w:id="-1">
+    <w:p>
+      <w:pPr>
+        <w:spacing w:line="240" w:lineRule="auto"/>
+      </w:pPr>
+      <w:r>
+        <w:separator/>
+      </w:r>
+    </w:p>
+  </w:footnote>
+  <w:footnote w:type="continuationSeparator" w:id="0">
+    <w:p>
+      <w:pPr>
+        <w:spacing w:line="240" w:lineRule="auto"/>
+      </w:pPr>
+      <w:r>
+        <w:continuationSeparator/>
+      </w:r>
+    </w:p>
+  </w:footnote>
+  <w:footnote w:id="1">
+    <w:p>
+      <w:pPr>
+        <w:pStyle w:val="FootnoteText"/>
+        <w:rPr>
+          <w:lang w:val="pt-AO"/>
+        </w:rPr>
+      </w:pPr>
+      <w:r>
+        <w:rPr>
+          <w:rStyle w:val="FootnoteReference"/>
+        </w:rPr>
+        <w:footnoteRef/>
+      </w:r>
+      <w:r>
+        <w:t xml:space="preserve"> Foi enviado um convite de colaborador ao utilizador </w:t>
+      </w:r>
+      <w:hyperlink r:id="rId1" w:history="1">
+        <w:r>
+          <w:rPr>
+            <w:rStyle w:val="Hyperlink"/>
+          </w:rPr>
+          <w:t>joaojdacosta</w:t>
+        </w:r>
+      </w:hyperlink>
+      <w:r>
+        <w:t>.</w:t>
+      </w:r>
+    </w:p>
+  </w:footnote>
+</w:footnotes>
+</file>
+
+<file path=word/numbering.xml><?xml version="1.0" encoding="utf-8"?>
+<w:numbering xmlns:wpc="http://schemas.microsoft.com/office/word/2010/wordprocessingCanvas" xmlns:cx="http://schemas.microsoft.com/office/drawing/2014/chartex" xmlns:cx1="http://schemas.microsoft.com/office/drawing/2015/9/8/chartex" xmlns:cx2="http://schemas.microsoft.com/office/drawing/2015/10/21/chartex" xmlns:cx3="http://schemas.microsoft.com/office/drawing/2016/5/9/chartex" xmlns:cx4="http://schemas.microsoft.com/office/drawing/2016/5/10/chartex" xmlns:cx5="http://schemas.microsoft.com/office/drawing/2016/5/11/chartex" xmlns:cx6="http://schemas.microsoft.com/office/drawing/2016/5/12/chartex" xmlns:cx7="http://schemas.microsoft.com/office/drawing/2016/5/13/chartex" xmlns:cx8="http://schemas.microsoft.com/office/drawing/2016/5/14/chartex" xmlns:mc="http://schemas.openxmlformats.org/markup-compatibility/2006" xmlns:aink="http://schemas.microsoft.com/office/drawing/2016/ink" xmlns:am3d="http://schemas.microsoft.com/office/drawing/2017/model3d" xmlns:o="urn:schemas-microsoft-com:office:office" xmlns:oel="http://schemas.microsoft.com/office/2019/extlst" xmlns:r="http://schemas.openxmlformats.org/officeDocument/2006/relationships" xmlns:m="http://schemas.openxmlformats.org/officeDocument/2006/math" xmlns:v="urn:schemas-microsoft-com:vml" xmlns:wp14="http://schemas.microsoft.com/office/word/2010/wordprocessingDrawing" xmlns:wp="http://schemas.openxmlformats.org/drawingml/2006/wordprocessingDrawing" xmlns:w10="urn:schemas-microsoft-com:office:word" xmlns:w="http://schemas.openxmlformats.org/wordprocessingml/2006/main" xmlns:w14="http://schemas.microsoft.com/office/word/2010/wordml" xmlns:w15="http://schemas.microsoft.com/office/word/2012/wordml" xmlns:w16cex="http://schemas.microsoft.com/office/word/2018/wordml/cex" xmlns:w16cid="http://schemas.microsoft.com/office/word/2016/wordml/cid" xmlns:w16="http://schemas.microsoft.com/office/word/2018/wordml" xmlns:w16sdtdh="http://schemas.microsoft.com/office/word/2020/wordml/sdtdatahash" xmlns:w16se="http://schemas.microsoft.com/office/word/2015/wordml/symex" xmlns:wpg="http://schemas.microsoft.com/office/word/2010/wordprocessingGroup" xmlns:wpi="http://schemas.microsoft.com/office/word/2010/wordprocessingInk" xmlns:wne="http://schemas.microsoft.com/office/word/2006/wordml" xmlns:wps="http://schemas.microsoft.com/office/word/2010/wordprocessingShape" mc:Ignorable="w14 w15 w16se w16cid w16 w16cex w16sdtdh wp14">
+  <w:abstractNum w:abstractNumId="0" w15:restartNumberingAfterBreak="0">
+    <w:nsid w:val="03F3335B"/>
+    <w:multiLevelType w:val="multilevel"/>
+    <w:tmpl w:val="AE9410F8"/>
+    <w:lvl w:ilvl="0">
+      <w:start w:val="1"/>
+      <w:numFmt w:val="decimal"/>
+      <w:lvlText w:val="%1."/>
+      <w:lvlJc w:val="left"/>
+      <w:pPr>
+        <w:tabs>
+          <w:tab w:val="num" w:pos="720"/>
+        </w:tabs>
+        <w:ind w:left="720" w:hanging="360"/>
+      </w:pPr>
+    </w:lvl>
+    <w:lvl w:ilvl="1" w:tentative="1">
+      <w:start w:val="1"/>
+      <w:numFmt w:val="decimal"/>
+      <w:lvlText w:val="%2."/>
+      <w:lvlJc w:val="left"/>
+      <w:pPr>
+        <w:tabs>
+          <w:tab w:val="num" w:pos="1440"/>
+        </w:tabs>
+        <w:ind w:left="1440" w:hanging="360"/>
+      </w:pPr>
+    </w:lvl>
+    <w:lvl w:ilvl="2" w:tentative="1">
+      <w:start w:val="1"/>
+      <w:numFmt w:val="decimal"/>
+      <w:lvlText w:val="%3."/>
+      <w:lvlJc w:val="left"/>
+      <w:pPr>
+        <w:tabs>
+          <w:tab w:val="num" w:pos="2160"/>
+        </w:tabs>
+        <w:ind w:left="2160" w:hanging="360"/>
+      </w:pPr>
+    </w:lvl>
+    <w:lvl w:ilvl="3" w:tentative="1">
+      <w:start w:val="1"/>
+      <w:numFmt w:val="decimal"/>
+      <w:lvlText w:val="%4."/>
+      <w:lvlJc w:val="left"/>
+      <w:pPr>
+        <w:tabs>
+          <w:tab w:val="num" w:pos="2880"/>
+        </w:tabs>
+        <w:ind w:left="2880" w:hanging="360"/>
+      </w:pPr>
+    </w:lvl>
+    <w:lvl w:ilvl="4" w:tentative="1">
+      <w:start w:val="1"/>
+      <w:numFmt w:val="decimal"/>
+      <w:lvlText w:val="%5."/>
+      <w:lvlJc w:val="left"/>
+      <w:pPr>
+        <w:tabs>
+          <w:tab w:val="num" w:pos="3600"/>
+        </w:tabs>
+        <w:ind w:left="3600" w:hanging="360"/>
+      </w:pPr>
+    </w:lvl>
+    <w:lvl w:ilvl="5" w:tentative="1">
+      <w:start w:val="1"/>
+      <w:numFmt w:val="decimal"/>
+      <w:lvlText w:val="%6."/>
+      <w:lvlJc w:val="left"/>
+      <w:pPr>
+        <w:tabs>
+          <w:tab w:val="num" w:pos="4320"/>
+        </w:tabs>
+        <w:ind w:left="4320" w:hanging="360"/>
+      </w:pPr>
+    </w:lvl>
+    <w:lvl w:ilvl="6" w:tentative="1">
+      <w:start w:val="1"/>
+      <w:numFmt w:val="decimal"/>
+      <w:lvlText w:val="%7."/>
+      <w:lvlJc w:val="left"/>
+      <w:pPr>
+        <w:tabs>
+          <w:tab w:val="num" w:pos="5040"/>
+        </w:tabs>
+        <w:ind w:left="5040" w:hanging="360"/>
+      </w:pPr>
+    </w:lvl>
+    <w:lvl w:ilvl="7" w:tentative="1">
+      <w:start w:val="1"/>
+      <w:numFmt w:val="decimal"/>
+      <w:lvlText w:val="%8."/>
+      <w:lvlJc w:val="left"/>
+      <w:pPr>
+        <w:tabs>
+          <w:tab w:val="num" w:pos="5760"/>
+        </w:tabs>
+        <w:ind w:left="5760" w:hanging="360"/>
+      </w:pPr>
+    </w:lvl>
+    <w:lvl w:ilvl="8" w:tentative="1">
+      <w:start w:val="1"/>
+      <w:numFmt w:val="decimal"/>
+      <w:lvlText w:val="%9."/>
+      <w:lvlJc w:val="left"/>
+      <w:pPr>
+        <w:tabs>
+          <w:tab w:val="num" w:pos="6480"/>
+        </w:tabs>
+        <w:ind w:left="6480" w:hanging="360"/>
+      </w:pPr>
+    </w:lvl>
+  </w:abstractNum>
+  <w:abstractNum w:abstractNumId="1" w15:restartNumberingAfterBreak="0">
+    <w:nsid w:val="05D61236"/>
+    <w:multiLevelType w:val="multilevel"/>
+    <w:tmpl w:val="75BE9048"/>
+    <w:lvl w:ilvl="0">
+      <w:start w:val="1"/>
+      <w:numFmt w:val="decimal"/>
+      <w:pStyle w:val="Heading1"/>
+      <w:lvlText w:val="%1."/>
+      <w:lvlJc w:val="left"/>
+      <w:pPr>
+        <w:ind w:left="432" w:hanging="432"/>
+      </w:pPr>
+      <w:rPr>
+        <w:rFonts w:hint="default"/>
+      </w:rPr>
+    </w:lvl>
+    <w:lvl w:ilvl="1">
+      <w:start w:val="1"/>
+      <w:numFmt w:val="decimal"/>
+      <w:pStyle w:val="Heading2"/>
+      <w:lvlText w:val="%1.%2."/>
+      <w:lvlJc w:val="left"/>
+      <w:pPr>
+        <w:ind w:left="576" w:hanging="576"/>
+      </w:pPr>
+      <w:rPr>
+        <w:rFonts w:hint="default"/>
+      </w:rPr>
+    </w:lvl>
+    <w:lvl w:ilvl="2">
+      <w:start w:val="1"/>
+      <w:numFmt w:val="decimal"/>
+      <w:pStyle w:val="Heading3"/>
+      <w:lvlText w:val="%1.%2.%3."/>
+      <w:lvlJc w:val="left"/>
+      <w:pPr>
+        <w:ind w:left="720" w:hanging="720"/>
+      </w:pPr>
+      <w:rPr>
+        <w:rFonts w:hint="default"/>
+      </w:rPr>
+    </w:lvl>
+    <w:lvl w:ilvl="3">
+      <w:start w:val="1"/>
+      <w:numFmt w:val="decimal"/>
+      <w:pStyle w:val="Heading4"/>
+      <w:lvlText w:val="%1.%2.%3.%4"/>
+      <w:lvlJc w:val="left"/>
+      <w:pPr>
+        <w:ind w:left="864" w:hanging="864"/>
+      </w:pPr>
+      <w:rPr>
+        <w:rFonts w:hint="default"/>
+      </w:rPr>
+    </w:lvl>
+    <w:lvl w:ilvl="4">
+      <w:start w:val="1"/>
+      <w:numFmt w:val="decimal"/>
+      <w:pStyle w:val="Heading5"/>
+      <w:lvlText w:val="%1.%2.%3.%4.%5"/>
+      <w:lvlJc w:val="left"/>
+      <w:pPr>
+        <w:ind w:left="1008" w:hanging="1008"/>
+      </w:pPr>
+      <w:rPr>
+        <w:rFonts w:hint="default"/>
+      </w:rPr>
+    </w:lvl>
+    <w:lvl w:ilvl="5">
+      <w:start w:val="1"/>
+      <w:numFmt w:val="decimal"/>
+      <w:pStyle w:val="Heading6"/>
+      <w:lvlText w:val="%1.%2.%3.%4.%5.%6"/>
+      <w:lvlJc w:val="left"/>
+      <w:pPr>
+        <w:ind w:left="1152" w:hanging="1152"/>
+      </w:pPr>
+      <w:rPr>
+        <w:rFonts w:hint="default"/>
+      </w:rPr>
+    </w:lvl>
+    <w:lvl w:ilvl="6">
+      <w:start w:val="1"/>
+      <w:numFmt w:val="decimal"/>
+      <w:pStyle w:val="Heading7"/>
+      <w:lvlText w:val="%1.%2.%3.%4.%5.%6.%7"/>
+      <w:lvlJc w:val="left"/>
+      <w:pPr>
+        <w:ind w:left="1296" w:hanging="1296"/>
+      </w:pPr>
+      <w:rPr>
+        <w:rFonts w:hint="default"/>
+      </w:rPr>
+    </w:lvl>
+    <w:lvl w:ilvl="7">
+      <w:start w:val="1"/>
+      <w:numFmt w:val="decimal"/>
+      <w:pStyle w:val="Heading8"/>
+      <w:lvlText w:val="%1.%2.%3.%4.%5.%6.%7.%8"/>
+      <w:lvlJc w:val="left"/>
+      <w:pPr>
+        <w:ind w:left="1440" w:hanging="1440"/>
+      </w:pPr>
+      <w:rPr>
+        <w:rFonts w:hint="default"/>
+      </w:rPr>
+    </w:lvl>
+    <w:lvl w:ilvl="8">
+      <w:start w:val="1"/>
+      <w:numFmt w:val="decimal"/>
+      <w:pStyle w:val="Heading9"/>
+      <w:lvlText w:val="%1.%2.%3.%4.%5.%6.%7.%8.%9"/>
+      <w:lvlJc w:val="left"/>
+      <w:pPr>
+        <w:ind w:left="1584" w:hanging="1584"/>
+      </w:pPr>
+      <w:rPr>
+        <w:rFonts w:hint="default"/>
+      </w:rPr>
+    </w:lvl>
+  </w:abstractNum>
+  <w:abstractNum w:abstractNumId="2" w15:restartNumberingAfterBreak="0">
+    <w:nsid w:val="16915CEF"/>
+    <w:multiLevelType w:val="hybridMultilevel"/>
+    <w:tmpl w:val="A246C368"/>
+    <w:lvl w:ilvl="0" w:tplc="0C000017">
+      <w:start w:val="1"/>
+      <w:numFmt w:val="lowerLetter"/>
+      <w:lvlText w:val="%1)"/>
+      <w:lvlJc w:val="left"/>
+      <w:pPr>
+        <w:ind w:left="720" w:hanging="360"/>
+      </w:pPr>
+      <w:rPr>
+        <w:rFonts w:hint="default"/>
+      </w:rPr>
+    </w:lvl>
+    <w:lvl w:ilvl="1" w:tplc="0C000019" w:tentative="1">
+      <w:start w:val="1"/>
+      <w:numFmt w:val="lowerLetter"/>
+      <w:lvlText w:val="%2."/>
+      <w:lvlJc w:val="left"/>
+      <w:pPr>
+        <w:ind w:left="1440" w:hanging="360"/>
+      </w:pPr>
+    </w:lvl>
+    <w:lvl w:ilvl="2" w:tplc="0C00001B" w:tentative="1">
+      <w:start w:val="1"/>
+      <w:numFmt w:val="lowerRoman"/>
+      <w:lvlText w:val="%3."/>
+      <w:lvlJc w:val="right"/>
+      <w:pPr>
+        <w:ind w:left="2160" w:hanging="180"/>
+      </w:pPr>
+    </w:lvl>
+    <w:lvl w:ilvl="3" w:tplc="0C00000F" w:tentative="1">
+      <w:start w:val="1"/>
+      <w:numFmt w:val="decimal"/>
+      <w:lvlText w:val="%4."/>
+      <w:lvlJc w:val="left"/>
+      <w:pPr>
+        <w:ind w:left="2880" w:hanging="360"/>
+      </w:pPr>
+    </w:lvl>
+    <w:lvl w:ilvl="4" w:tplc="0C000019" w:tentative="1">
+      <w:start w:val="1"/>
+      <w:numFmt w:val="lowerLetter"/>
+      <w:lvlText w:val="%5."/>
+      <w:lvlJc w:val="left"/>
+      <w:pPr>
+        <w:ind w:left="3600" w:hanging="360"/>
+      </w:pPr>
+    </w:lvl>
+    <w:lvl w:ilvl="5" w:tplc="0C00001B" w:tentative="1">
+      <w:start w:val="1"/>
+      <w:numFmt w:val="lowerRoman"/>
+      <w:lvlText w:val="%6."/>
+      <w:lvlJc w:val="right"/>
+      <w:pPr>
+        <w:ind w:left="4320" w:hanging="180"/>
+      </w:pPr>
+    </w:lvl>
+    <w:lvl w:ilvl="6" w:tplc="0C00000F" w:tentative="1">
+      <w:start w:val="1"/>
+      <w:numFmt w:val="decimal"/>
+      <w:lvlText w:val="%7."/>
+      <w:lvlJc w:val="left"/>
+      <w:pPr>
+        <w:ind w:left="5040" w:hanging="360"/>
+      </w:pPr>
+    </w:lvl>
+    <w:lvl w:ilvl="7" w:tplc="0C000019" w:tentative="1">
+      <w:start w:val="1"/>
+      <w:numFmt w:val="lowerLetter"/>
+      <w:lvlText w:val="%8."/>
+      <w:lvlJc w:val="left"/>
+      <w:pPr>
+        <w:ind w:left="5760" w:hanging="360"/>
+      </w:pPr>
+    </w:lvl>
+    <w:lvl w:ilvl="8" w:tplc="0C00001B" w:tentative="1">
+      <w:start w:val="1"/>
+      <w:numFmt w:val="lowerRoman"/>
+      <w:lvlText w:val="%9."/>
+      <w:lvlJc w:val="right"/>
+      <w:pPr>
+        <w:ind w:left="6480" w:hanging="180"/>
+      </w:pPr>
+    </w:lvl>
+  </w:abstractNum>
+  <w:abstractNum w:abstractNumId="3" w15:restartNumberingAfterBreak="0">
+    <w:nsid w:val="1E072A89"/>
+    <w:multiLevelType w:val="multilevel"/>
+    <w:tmpl w:val="1B5A9E98"/>
+    <w:lvl w:ilvl="0">
+      <w:start w:val="1"/>
+      <w:numFmt w:val="bullet"/>
+      <w:lvlText w:val=""/>
+      <w:lvlJc w:val="left"/>
+      <w:pPr>
+        <w:tabs>
+          <w:tab w:val="num" w:pos="720"/>
+        </w:tabs>
+        <w:ind w:left="720" w:hanging="360"/>
+      </w:pPr>
+      <w:rPr>
+        <w:rFonts w:ascii="Symbol" w:hAnsi="Symbol" w:hint="default"/>
+        <w:sz w:val="20"/>
+      </w:rPr>
+    </w:lvl>
+    <w:lvl w:ilvl="1" w:tentative="1">
+      <w:start w:val="1"/>
+      <w:numFmt w:val="bullet"/>
+      <w:lvlText w:val="o"/>
+      <w:lvlJc w:val="left"/>
+      <w:pPr>
+        <w:tabs>
+          <w:tab w:val="num" w:pos="1440"/>
+        </w:tabs>
+        <w:ind w:left="1440" w:hanging="360"/>
+      </w:pPr>
+      <w:rPr>
+        <w:rFonts w:ascii="Courier New" w:hAnsi="Courier New" w:hint="default"/>
+        <w:sz w:val="20"/>
+      </w:rPr>
+    </w:lvl>
+    <w:lvl w:ilvl="2" w:tentative="1">
+      <w:start w:val="1"/>
+      <w:numFmt w:val="bullet"/>
+      <w:lvlText w:val=""/>
+      <w:lvlJc w:val="left"/>
+      <w:pPr>
+        <w:tabs>
+          <w:tab w:val="num" w:pos="2160"/>
+        </w:tabs>
+        <w:ind w:left="2160" w:hanging="360"/>
+      </w:pPr>
+      <w:rPr>
+        <w:rFonts w:ascii="Wingdings" w:hAnsi="Wingdings" w:hint="default"/>
+        <w:sz w:val="20"/>
+      </w:rPr>
+    </w:lvl>
+    <w:lvl w:ilvl="3" w:tentative="1">
+      <w:start w:val="1"/>
+      <w:numFmt w:val="bullet"/>
+      <w:lvlText w:val=""/>
+      <w:lvlJc w:val="left"/>
+      <w:pPr>
+        <w:tabs>
+          <w:tab w:val="num" w:pos="2880"/>
+        </w:tabs>
+        <w:ind w:left="2880" w:hanging="360"/>
+      </w:pPr>
+      <w:rPr>
+        <w:rFonts w:ascii="Wingdings" w:hAnsi="Wingdings" w:hint="default"/>
+        <w:sz w:val="20"/>
+      </w:rPr>
+    </w:lvl>
+    <w:lvl w:ilvl="4" w:tentative="1">
+      <w:start w:val="1"/>
+      <w:numFmt w:val="bullet"/>
+      <w:lvlText w:val=""/>
+      <w:lvlJc w:val="left"/>
+      <w:pPr>
+        <w:tabs>
+          <w:tab w:val="num" w:pos="3600"/>
+        </w:tabs>
+        <w:ind w:left="3600" w:hanging="360"/>
+      </w:pPr>
+      <w:rPr>
+        <w:rFonts w:ascii="Wingdings" w:hAnsi="Wingdings" w:hint="default"/>
+        <w:sz w:val="20"/>
+      </w:rPr>
+    </w:lvl>
+    <w:lvl w:ilvl="5" w:tentative="1">
+      <w:start w:val="1"/>
+      <w:numFmt w:val="bullet"/>
+      <w:lvlText w:val=""/>
+      <w:lvlJc w:val="left"/>
+      <w:pPr>
+        <w:tabs>
+          <w:tab w:val="num" w:pos="4320"/>
+        </w:tabs>
+        <w:ind w:left="4320" w:hanging="360"/>
+      </w:pPr>
+      <w:rPr>
+        <w:rFonts w:ascii="Wingdings" w:hAnsi="Wingdings" w:hint="default"/>
+        <w:sz w:val="20"/>
+      </w:rPr>
+    </w:lvl>
+    <w:lvl w:ilvl="6" w:tentative="1">
+      <w:start w:val="1"/>
+      <w:numFmt w:val="bullet"/>
+      <w:lvlText w:val=""/>
+      <w:lvlJc w:val="left"/>
+      <w:pPr>
+        <w:tabs>
+          <w:tab w:val="num" w:pos="5040"/>
+        </w:tabs>
+        <w:ind w:left="5040" w:hanging="360"/>
+      </w:pPr>
+      <w:rPr>
+        <w:rFonts w:ascii="Wingdings" w:hAnsi="Wingdings" w:hint="default"/>
+        <w:sz w:val="20"/>
+      </w:rPr>
+    </w:lvl>
+    <w:lvl w:ilvl="7" w:tentative="1">
+      <w:start w:val="1"/>
+      <w:numFmt w:val="bullet"/>
+      <w:lvlText w:val=""/>
+      <w:lvlJc w:val="left"/>
+      <w:pPr>
+        <w:tabs>
+          <w:tab w:val="num" w:pos="5760"/>
+        </w:tabs>
+        <w:ind w:left="5760" w:hanging="360"/>
+      </w:pPr>
+      <w:rPr>
+        <w:rFonts w:ascii="Wingdings" w:hAnsi="Wingdings" w:hint="default"/>
+        <w:sz w:val="20"/>
+      </w:rPr>
+    </w:lvl>
+    <w:lvl w:ilvl="8" w:tentative="1">
+      <w:start w:val="1"/>
+      <w:numFmt w:val="bullet"/>
+      <w:lvlText w:val=""/>
+      <w:lvlJc w:val="left"/>
+      <w:pPr>
+        <w:tabs>
+          <w:tab w:val="num" w:pos="6480"/>
+        </w:tabs>
+        <w:ind w:left="6480" w:hanging="360"/>
+      </w:pPr>
+      <w:rPr>
+        <w:rFonts w:ascii="Wingdings" w:hAnsi="Wingdings" w:hint="default"/>
+        <w:sz w:val="20"/>
+      </w:rPr>
+    </w:lvl>
+  </w:abstractNum>
+  <w:abstractNum w:abstractNumId="4" w15:restartNumberingAfterBreak="0">
+    <w:nsid w:val="36063590"/>
+    <w:multiLevelType w:val="multilevel"/>
+    <w:tmpl w:val="23F26784"/>
+    <w:lvl w:ilvl="0">
+      <w:start w:val="1"/>
+      <w:numFmt w:val="decimal"/>
+      <w:lvlText w:val="%1."/>
+      <w:lvlJc w:val="left"/>
+      <w:pPr>
+        <w:tabs>
+          <w:tab w:val="num" w:pos="720"/>
+        </w:tabs>
+        <w:ind w:left="720" w:hanging="360"/>
+      </w:pPr>
+    </w:lvl>
+    <w:lvl w:ilvl="1" w:tentative="1">
+      <w:start w:val="1"/>
+      <w:numFmt w:val="decimal"/>
+      <w:lvlText w:val="%2."/>
+      <w:lvlJc w:val="left"/>
+      <w:pPr>
+        <w:tabs>
+          <w:tab w:val="num" w:pos="1440"/>
+        </w:tabs>
+        <w:ind w:left="1440" w:hanging="360"/>
+      </w:pPr>
+    </w:lvl>
+    <w:lvl w:ilvl="2" w:tentative="1">
+      <w:start w:val="1"/>
+      <w:numFmt w:val="decimal"/>
+      <w:lvlText w:val="%3."/>
+      <w:lvlJc w:val="left"/>
+      <w:pPr>
+        <w:tabs>
+          <w:tab w:val="num" w:pos="2160"/>
+        </w:tabs>
+        <w:ind w:left="2160" w:hanging="360"/>
+      </w:pPr>
+    </w:lvl>
+    <w:lvl w:ilvl="3" w:tentative="1">
+      <w:start w:val="1"/>
+      <w:numFmt w:val="decimal"/>
+      <w:lvlText w:val="%4."/>
+      <w:lvlJc w:val="left"/>
+      <w:pPr>
+        <w:tabs>
+          <w:tab w:val="num" w:pos="2880"/>
+        </w:tabs>
+        <w:ind w:left="2880" w:hanging="360"/>
+      </w:pPr>
+    </w:lvl>
+    <w:lvl w:ilvl="4" w:tentative="1">
+      <w:start w:val="1"/>
+      <w:numFmt w:val="decimal"/>
+      <w:lvlText w:val="%5."/>
+      <w:lvlJc w:val="left"/>
+      <w:pPr>
+        <w:tabs>
+          <w:tab w:val="num" w:pos="3600"/>
+        </w:tabs>
+        <w:ind w:left="3600" w:hanging="360"/>
+      </w:pPr>
+    </w:lvl>
+    <w:lvl w:ilvl="5" w:tentative="1">
+      <w:start w:val="1"/>
+      <w:numFmt w:val="decimal"/>
+      <w:lvlText w:val="%6."/>
+      <w:lvlJc w:val="left"/>
+      <w:pPr>
+        <w:tabs>
+          <w:tab w:val="num" w:pos="4320"/>
+        </w:tabs>
+        <w:ind w:left="4320" w:hanging="360"/>
+      </w:pPr>
+    </w:lvl>
+    <w:lvl w:ilvl="6" w:tentative="1">
+      <w:start w:val="1"/>
+      <w:numFmt w:val="decimal"/>
+      <w:lvlText w:val="%7."/>
+      <w:lvlJc w:val="left"/>
+      <w:pPr>
+        <w:tabs>
+          <w:tab w:val="num" w:pos="5040"/>
+        </w:tabs>
+        <w:ind w:left="5040" w:hanging="360"/>
+      </w:pPr>
+    </w:lvl>
+    <w:lvl w:ilvl="7" w:tentative="1">
+      <w:start w:val="1"/>
+      <w:numFmt w:val="decimal"/>
+      <w:lvlText w:val="%8."/>
+      <w:lvlJc w:val="left"/>
+      <w:pPr>
+        <w:tabs>
+          <w:tab w:val="num" w:pos="5760"/>
+        </w:tabs>
+        <w:ind w:left="5760" w:hanging="360"/>
+      </w:pPr>
+    </w:lvl>
+    <w:lvl w:ilvl="8" w:tentative="1">
+      <w:start w:val="1"/>
+      <w:numFmt w:val="decimal"/>
+      <w:lvlText w:val="%9."/>
+      <w:lvlJc w:val="left"/>
+      <w:pPr>
+        <w:tabs>
+          <w:tab w:val="num" w:pos="6480"/>
+        </w:tabs>
+        <w:ind w:left="6480" w:hanging="360"/>
+      </w:pPr>
+    </w:lvl>
+  </w:abstractNum>
+  <w:abstractNum w:abstractNumId="5" w15:restartNumberingAfterBreak="0">
+    <w:nsid w:val="3F4E473C"/>
+    <w:multiLevelType w:val="multilevel"/>
+    <w:tmpl w:val="3502F1AA"/>
+    <w:lvl w:ilvl="0">
+      <w:start w:val="1"/>
+      <w:numFmt w:val="bullet"/>
+      <w:lvlText w:val=""/>
+      <w:lvlJc w:val="left"/>
+      <w:pPr>
+        <w:tabs>
+          <w:tab w:val="num" w:pos="720"/>
+        </w:tabs>
+        <w:ind w:left="720" w:hanging="360"/>
+      </w:pPr>
+      <w:rPr>
+        <w:rFonts w:ascii="Symbol" w:hAnsi="Symbol" w:hint="default"/>
+        <w:sz w:val="20"/>
+      </w:rPr>
+    </w:lvl>
+    <w:lvl w:ilvl="1" w:tentative="1">
+      <w:start w:val="1"/>
+      <w:numFmt w:val="bullet"/>
+      <w:lvlText w:val="o"/>
+      <w:lvlJc w:val="left"/>
+      <w:pPr>
+        <w:tabs>
+          <w:tab w:val="num" w:pos="1440"/>
+        </w:tabs>
+        <w:ind w:left="1440" w:hanging="360"/>
+      </w:pPr>
+      <w:rPr>
+        <w:rFonts w:ascii="Courier New" w:hAnsi="Courier New" w:hint="default"/>
+        <w:sz w:val="20"/>
+      </w:rPr>
+    </w:lvl>
+    <w:lvl w:ilvl="2" w:tentative="1">
+      <w:start w:val="1"/>
+      <w:numFmt w:val="bullet"/>
+      <w:lvlText w:val=""/>
+      <w:lvlJc w:val="left"/>
+      <w:pPr>
+        <w:tabs>
+          <w:tab w:val="num" w:pos="2160"/>
+        </w:tabs>
+        <w:ind w:left="2160" w:hanging="360"/>
+      </w:pPr>
+      <w:rPr>
+        <w:rFonts w:ascii="Wingdings" w:hAnsi="Wingdings" w:hint="default"/>
+        <w:sz w:val="20"/>
+      </w:rPr>
+    </w:lvl>
+    <w:lvl w:ilvl="3" w:tentative="1">
+      <w:start w:val="1"/>
+      <w:numFmt w:val="bullet"/>
+      <w:lvlText w:val=""/>
+      <w:lvlJc w:val="left"/>
+      <w:pPr>
+        <w:tabs>
+          <w:tab w:val="num" w:pos="2880"/>
+        </w:tabs>
+        <w:ind w:left="2880" w:hanging="360"/>
+      </w:pPr>
+      <w:rPr>
+        <w:rFonts w:ascii="Wingdings" w:hAnsi="Wingdings" w:hint="default"/>
+        <w:sz w:val="20"/>
+      </w:rPr>
+    </w:lvl>
+    <w:lvl w:ilvl="4" w:tentative="1">
+      <w:start w:val="1"/>
+      <w:numFmt w:val="bullet"/>
+      <w:lvlText w:val=""/>
+      <w:lvlJc w:val="left"/>
+      <w:pPr>
+        <w:tabs>
+          <w:tab w:val="num" w:pos="3600"/>
+        </w:tabs>
+        <w:ind w:left="3600" w:hanging="360"/>
+      </w:pPr>
+      <w:rPr>
+        <w:rFonts w:ascii="Wingdings" w:hAnsi="Wingdings" w:hint="default"/>
+        <w:sz w:val="20"/>
+      </w:rPr>
+    </w:lvl>
+    <w:lvl w:ilvl="5" w:tentative="1">
+      <w:start w:val="1"/>
+      <w:numFmt w:val="bullet"/>
+      <w:lvlText w:val=""/>
+      <w:lvlJc w:val="left"/>
+      <w:pPr>
+        <w:tabs>
+          <w:tab w:val="num" w:pos="4320"/>
+        </w:tabs>
+        <w:ind w:left="4320" w:hanging="360"/>
+      </w:pPr>
+      <w:rPr>
+        <w:rFonts w:ascii="Wingdings" w:hAnsi="Wingdings" w:hint="default"/>
+        <w:sz w:val="20"/>
+      </w:rPr>
+    </w:lvl>
+    <w:lvl w:ilvl="6" w:tentative="1">
+      <w:start w:val="1"/>
+      <w:numFmt w:val="bullet"/>
+      <w:lvlText w:val=""/>
+      <w:lvlJc w:val="left"/>
+      <w:pPr>
+        <w:tabs>
+          <w:tab w:val="num" w:pos="5040"/>
+        </w:tabs>
+        <w:ind w:left="5040" w:hanging="360"/>
+      </w:pPr>
+      <w:rPr>
+        <w:rFonts w:ascii="Wingdings" w:hAnsi="Wingdings" w:hint="default"/>
+        <w:sz w:val="20"/>
+      </w:rPr>
+    </w:lvl>
+    <w:lvl w:ilvl="7" w:tentative="1">
+      <w:start w:val="1"/>
+      <w:numFmt w:val="bullet"/>
+      <w:lvlText w:val=""/>
+      <w:lvlJc w:val="left"/>
+      <w:pPr>
+        <w:tabs>
+          <w:tab w:val="num" w:pos="5760"/>
+        </w:tabs>
+        <w:ind w:left="5760" w:hanging="360"/>
+      </w:pPr>
+      <w:rPr>
+        <w:rFonts w:ascii="Wingdings" w:hAnsi="Wingdings" w:hint="default"/>
+        <w:sz w:val="20"/>
+      </w:rPr>
+    </w:lvl>
+    <w:lvl w:ilvl="8" w:tentative="1">
+      <w:start w:val="1"/>
+      <w:numFmt w:val="bullet"/>
+      <w:lvlText w:val=""/>
+      <w:lvlJc w:val="left"/>
+      <w:pPr>
+        <w:tabs>
+          <w:tab w:val="num" w:pos="6480"/>
+        </w:tabs>
+        <w:ind w:left="6480" w:hanging="360"/>
+      </w:pPr>
+      <w:rPr>
+        <w:rFonts w:ascii="Wingdings" w:hAnsi="Wingdings" w:hint="default"/>
+        <w:sz w:val="20"/>
+      </w:rPr>
+    </w:lvl>
+  </w:abstractNum>
+  <w:abstractNum w:abstractNumId="6" w15:restartNumberingAfterBreak="0">
+    <w:nsid w:val="4B8C0920"/>
+    <w:multiLevelType w:val="multilevel"/>
+    <w:tmpl w:val="814A79C4"/>
+    <w:lvl w:ilvl="0">
+      <w:start w:val="1"/>
+      <w:numFmt w:val="bullet"/>
+      <w:lvlText w:val=""/>
+      <w:lvlJc w:val="left"/>
+      <w:pPr>
+        <w:tabs>
+          <w:tab w:val="num" w:pos="720"/>
+        </w:tabs>
+        <w:ind w:left="720" w:hanging="360"/>
+      </w:pPr>
+      <w:rPr>
+        <w:rFonts w:ascii="Symbol" w:hAnsi="Symbol" w:hint="default"/>
+        <w:sz w:val="20"/>
+      </w:rPr>
+    </w:lvl>
+    <w:lvl w:ilvl="1" w:tentative="1">
+      <w:start w:val="1"/>
+      <w:numFmt w:val="bullet"/>
+      <w:lvlText w:val="o"/>
+      <w:lvlJc w:val="left"/>
+      <w:pPr>
+        <w:tabs>
+          <w:tab w:val="num" w:pos="1440"/>
+        </w:tabs>
+        <w:ind w:left="1440" w:hanging="360"/>
+      </w:pPr>
+      <w:rPr>
+        <w:rFonts w:ascii="Courier New" w:hAnsi="Courier New" w:hint="default"/>
+        <w:sz w:val="20"/>
+      </w:rPr>
+    </w:lvl>
+    <w:lvl w:ilvl="2" w:tentative="1">
+      <w:start w:val="1"/>
+      <w:numFmt w:val="bullet"/>
+      <w:lvlText w:val=""/>
+      <w:lvlJc w:val="left"/>
+      <w:pPr>
+        <w:tabs>
+          <w:tab w:val="num" w:pos="2160"/>
+        </w:tabs>
+        <w:ind w:left="2160" w:hanging="360"/>
+      </w:pPr>
+      <w:rPr>
+        <w:rFonts w:ascii="Wingdings" w:hAnsi="Wingdings" w:hint="default"/>
+        <w:sz w:val="20"/>
+      </w:rPr>
+    </w:lvl>
+    <w:lvl w:ilvl="3" w:tentative="1">
+      <w:start w:val="1"/>
+      <w:numFmt w:val="bullet"/>
+      <w:lvlText w:val=""/>
+      <w:lvlJc w:val="left"/>
+      <w:pPr>
+        <w:tabs>
+          <w:tab w:val="num" w:pos="2880"/>
+        </w:tabs>
+        <w:ind w:left="2880" w:hanging="360"/>
+      </w:pPr>
+      <w:rPr>
+        <w:rFonts w:ascii="Wingdings" w:hAnsi="Wingdings" w:hint="default"/>
+        <w:sz w:val="20"/>
+      </w:rPr>
+    </w:lvl>
+    <w:lvl w:ilvl="4" w:tentative="1">
+      <w:start w:val="1"/>
+      <w:numFmt w:val="bullet"/>
+      <w:lvlText w:val=""/>
+      <w:lvlJc w:val="left"/>
+      <w:pPr>
+        <w:tabs>
+          <w:tab w:val="num" w:pos="3600"/>
+        </w:tabs>
+        <w:ind w:left="3600" w:hanging="360"/>
+      </w:pPr>
+      <w:rPr>
+        <w:rFonts w:ascii="Wingdings" w:hAnsi="Wingdings" w:hint="default"/>
+        <w:sz w:val="20"/>
+      </w:rPr>
+    </w:lvl>
+    <w:lvl w:ilvl="5" w:tentative="1">
+      <w:start w:val="1"/>
+      <w:numFmt w:val="bullet"/>
+      <w:lvlText w:val=""/>
+      <w:lvlJc w:val="left"/>
+      <w:pPr>
+        <w:tabs>
+          <w:tab w:val="num" w:pos="4320"/>
+        </w:tabs>
+        <w:ind w:left="4320" w:hanging="360"/>
+      </w:pPr>
+      <w:rPr>
+        <w:rFonts w:ascii="Wingdings" w:hAnsi="Wingdings" w:hint="default"/>
+        <w:sz w:val="20"/>
+      </w:rPr>
+    </w:lvl>
+    <w:lvl w:ilvl="6" w:tentative="1">
+      <w:start w:val="1"/>
+      <w:numFmt w:val="bullet"/>
+      <w:lvlText w:val=""/>
+      <w:lvlJc w:val="left"/>
+      <w:pPr>
+        <w:tabs>
+          <w:tab w:val="num" w:pos="5040"/>
+        </w:tabs>
+        <w:ind w:left="5040" w:hanging="360"/>
+      </w:pPr>
+      <w:rPr>
+        <w:rFonts w:ascii="Wingdings" w:hAnsi="Wingdings" w:hint="default"/>
+        <w:sz w:val="20"/>
+      </w:rPr>
+    </w:lvl>
+    <w:lvl w:ilvl="7" w:tentative="1">
+      <w:start w:val="1"/>
+      <w:numFmt w:val="bullet"/>
+      <w:lvlText w:val=""/>
+      <w:lvlJc w:val="left"/>
+      <w:pPr>
+        <w:tabs>
+          <w:tab w:val="num" w:pos="5760"/>
+        </w:tabs>
+        <w:ind w:left="5760" w:hanging="360"/>
+      </w:pPr>
+      <w:rPr>
+        <w:rFonts w:ascii="Wingdings" w:hAnsi="Wingdings" w:hint="default"/>
+        <w:sz w:val="20"/>
+      </w:rPr>
+    </w:lvl>
+    <w:lvl w:ilvl="8" w:tentative="1">
+      <w:start w:val="1"/>
+      <w:numFmt w:val="bullet"/>
+      <w:lvlText w:val=""/>
+      <w:lvlJc w:val="left"/>
+      <w:pPr>
+        <w:tabs>
+          <w:tab w:val="num" w:pos="6480"/>
+        </w:tabs>
+        <w:ind w:left="6480" w:hanging="360"/>
+      </w:pPr>
+      <w:rPr>
+        <w:rFonts w:ascii="Wingdings" w:hAnsi="Wingdings" w:hint="default"/>
+        <w:sz w:val="20"/>
+      </w:rPr>
+    </w:lvl>
+  </w:abstractNum>
+  <w:abstractNum w:abstractNumId="7" w15:restartNumberingAfterBreak="0">
+    <w:nsid w:val="574651BB"/>
+    <w:multiLevelType w:val="multilevel"/>
+    <w:tmpl w:val="8A765EC4"/>
+    <w:lvl w:ilvl="0">
+      <w:start w:val="1"/>
+      <w:numFmt w:val="bullet"/>
+      <w:lvlText w:val=""/>
+      <w:lvlJc w:val="left"/>
+      <w:pPr>
+        <w:tabs>
+          <w:tab w:val="num" w:pos="720"/>
+        </w:tabs>
+        <w:ind w:left="720" w:hanging="360"/>
+      </w:pPr>
+      <w:rPr>
+        <w:rFonts w:ascii="Symbol" w:hAnsi="Symbol" w:hint="default"/>
+        <w:sz w:val="20"/>
+      </w:rPr>
+    </w:lvl>
+    <w:lvl w:ilvl="1" w:tentative="1">
+      <w:start w:val="1"/>
+      <w:numFmt w:val="bullet"/>
+      <w:lvlText w:val="o"/>
+      <w:lvlJc w:val="left"/>
+      <w:pPr>
+        <w:tabs>
+          <w:tab w:val="num" w:pos="1440"/>
+        </w:tabs>
+        <w:ind w:left="1440" w:hanging="360"/>
+      </w:pPr>
+      <w:rPr>
+        <w:rFonts w:ascii="Courier New" w:hAnsi="Courier New" w:hint="default"/>
+        <w:sz w:val="20"/>
+      </w:rPr>
+    </w:lvl>
+    <w:lvl w:ilvl="2" w:tentative="1">
+      <w:start w:val="1"/>
+      <w:numFmt w:val="bullet"/>
+      <w:lvlText w:val=""/>
+      <w:lvlJc w:val="left"/>
+      <w:pPr>
+        <w:tabs>
+          <w:tab w:val="num" w:pos="2160"/>
+        </w:tabs>
+        <w:ind w:left="2160" w:hanging="360"/>
+      </w:pPr>
+      <w:rPr>
+        <w:rFonts w:ascii="Wingdings" w:hAnsi="Wingdings" w:hint="default"/>
+        <w:sz w:val="20"/>
+      </w:rPr>
+    </w:lvl>
+    <w:lvl w:ilvl="3" w:tentative="1">
+      <w:start w:val="1"/>
+      <w:numFmt w:val="bullet"/>
+      <w:lvlText w:val=""/>
+      <w:lvlJc w:val="left"/>
+      <w:pPr>
+        <w:tabs>
+          <w:tab w:val="num" w:pos="2880"/>
+        </w:tabs>
+        <w:ind w:left="2880" w:hanging="360"/>
+      </w:pPr>
+      <w:rPr>
+        <w:rFonts w:ascii="Wingdings" w:hAnsi="Wingdings" w:hint="default"/>
+        <w:sz w:val="20"/>
+      </w:rPr>
+    </w:lvl>
+    <w:lvl w:ilvl="4" w:tentative="1">
+      <w:start w:val="1"/>
+      <w:numFmt w:val="bullet"/>
+      <w:lvlText w:val=""/>
+      <w:lvlJc w:val="left"/>
+      <w:pPr>
+        <w:tabs>
+          <w:tab w:val="num" w:pos="3600"/>
+        </w:tabs>
+        <w:ind w:left="3600" w:hanging="360"/>
+      </w:pPr>
+      <w:rPr>
+        <w:rFonts w:ascii="Wingdings" w:hAnsi="Wingdings" w:hint="default"/>
+        <w:sz w:val="20"/>
+      </w:rPr>
+    </w:lvl>
+    <w:lvl w:ilvl="5" w:tentative="1">
+      <w:start w:val="1"/>
+      <w:numFmt w:val="bullet"/>
+      <w:lvlText w:val=""/>
+      <w:lvlJc w:val="left"/>
+      <w:pPr>
+        <w:tabs>
+          <w:tab w:val="num" w:pos="4320"/>
+        </w:tabs>
+        <w:ind w:left="4320" w:hanging="360"/>
+      </w:pPr>
+      <w:rPr>
+        <w:rFonts w:ascii="Wingdings" w:hAnsi="Wingdings" w:hint="default"/>
+        <w:sz w:val="20"/>
+      </w:rPr>
+    </w:lvl>
+    <w:lvl w:ilvl="6" w:tentative="1">
+      <w:start w:val="1"/>
+      <w:numFmt w:val="bullet"/>
+      <w:lvlText w:val=""/>
+      <w:lvlJc w:val="left"/>
+      <w:pPr>
+        <w:tabs>
+          <w:tab w:val="num" w:pos="5040"/>
+        </w:tabs>
+        <w:ind w:left="5040" w:hanging="360"/>
+      </w:pPr>
+      <w:rPr>
+        <w:rFonts w:ascii="Wingdings" w:hAnsi="Wingdings" w:hint="default"/>
+        <w:sz w:val="20"/>
+      </w:rPr>
+    </w:lvl>
+    <w:lvl w:ilvl="7" w:tentative="1">
+      <w:start w:val="1"/>
+      <w:numFmt w:val="bullet"/>
+      <w:lvlText w:val=""/>
+      <w:lvlJc w:val="left"/>
+      <w:pPr>
+        <w:tabs>
+          <w:tab w:val="num" w:pos="5760"/>
+        </w:tabs>
+        <w:ind w:left="5760" w:hanging="360"/>
+      </w:pPr>
+      <w:rPr>
+        <w:rFonts w:ascii="Wingdings" w:hAnsi="Wingdings" w:hint="default"/>
+        <w:sz w:val="20"/>
+      </w:rPr>
+    </w:lvl>
+    <w:lvl w:ilvl="8" w:tentative="1">
+      <w:start w:val="1"/>
+      <w:numFmt w:val="bullet"/>
+      <w:lvlText w:val=""/>
+      <w:lvlJc w:val="left"/>
+      <w:pPr>
+        <w:tabs>
+          <w:tab w:val="num" w:pos="6480"/>
+        </w:tabs>
+        <w:ind w:left="6480" w:hanging="360"/>
+      </w:pPr>
+      <w:rPr>
+        <w:rFonts w:ascii="Wingdings" w:hAnsi="Wingdings" w:hint="default"/>
+        <w:sz w:val="20"/>
+      </w:rPr>
+    </w:lvl>
+  </w:abstractNum>
+  <w:abstractNum w:abstractNumId="8" w15:restartNumberingAfterBreak="0">
+    <w:nsid w:val="63573EF6"/>
+    <w:multiLevelType w:val="hybridMultilevel"/>
+    <w:tmpl w:val="7212B0B0"/>
+    <w:lvl w:ilvl="0" w:tplc="0C000011">
+      <w:start w:val="1"/>
+      <w:numFmt w:val="decimal"/>
+      <w:lvlText w:val="%1)"/>
+      <w:lvlJc w:val="left"/>
+      <w:pPr>
+        <w:ind w:left="720" w:hanging="360"/>
+      </w:pPr>
+      <w:rPr>
+        <w:rFonts w:hint="default"/>
+      </w:rPr>
+    </w:lvl>
+    <w:lvl w:ilvl="1" w:tplc="0C000019" w:tentative="1">
+      <w:start w:val="1"/>
+      <w:numFmt w:val="lowerLetter"/>
+      <w:lvlText w:val="%2."/>
+      <w:lvlJc w:val="left"/>
+      <w:pPr>
+        <w:ind w:left="1440" w:hanging="360"/>
+      </w:pPr>
+    </w:lvl>
+    <w:lvl w:ilvl="2" w:tplc="0C00001B" w:tentative="1">
+      <w:start w:val="1"/>
+      <w:numFmt w:val="lowerRoman"/>
+      <w:lvlText w:val="%3."/>
+      <w:lvlJc w:val="right"/>
+      <w:pPr>
+        <w:ind w:left="2160" w:hanging="180"/>
+      </w:pPr>
+    </w:lvl>
+    <w:lvl w:ilvl="3" w:tplc="0C00000F" w:tentative="1">
+      <w:start w:val="1"/>
+      <w:numFmt w:val="decimal"/>
+      <w:lvlText w:val="%4."/>
+      <w:lvlJc w:val="left"/>
+      <w:pPr>
+        <w:ind w:left="2880" w:hanging="360"/>
+      </w:pPr>
+    </w:lvl>
+    <w:lvl w:ilvl="4" w:tplc="0C000019" w:tentative="1">
+      <w:start w:val="1"/>
+      <w:numFmt w:val="lowerLetter"/>
+      <w:lvlText w:val="%5."/>
+      <w:lvlJc w:val="left"/>
+      <w:pPr>
+        <w:ind w:left="3600" w:hanging="360"/>
+      </w:pPr>
+    </w:lvl>
+    <w:lvl w:ilvl="5" w:tplc="0C00001B" w:tentative="1">
+      <w:start w:val="1"/>
+      <w:numFmt w:val="lowerRoman"/>
+      <w:lvlText w:val="%6."/>
+      <w:lvlJc w:val="right"/>
+      <w:pPr>
+        <w:ind w:left="4320" w:hanging="180"/>
+      </w:pPr>
+    </w:lvl>
+    <w:lvl w:ilvl="6" w:tplc="0C00000F" w:tentative="1">
+      <w:start w:val="1"/>
+      <w:numFmt w:val="decimal"/>
+      <w:lvlText w:val="%7."/>
+      <w:lvlJc w:val="left"/>
+      <w:pPr>
+        <w:ind w:left="5040" w:hanging="360"/>
+      </w:pPr>
+    </w:lvl>
+    <w:lvl w:ilvl="7" w:tplc="0C000019" w:tentative="1">
+      <w:start w:val="1"/>
+      <w:numFmt w:val="lowerLetter"/>
+      <w:lvlText w:val="%8."/>
+      <w:lvlJc w:val="left"/>
+      <w:pPr>
+        <w:ind w:left="5760" w:hanging="360"/>
+      </w:pPr>
+    </w:lvl>
+    <w:lvl w:ilvl="8" w:tplc="0C00001B" w:tentative="1">
+      <w:start w:val="1"/>
+      <w:numFmt w:val="lowerRoman"/>
+      <w:lvlText w:val="%9."/>
+      <w:lvlJc w:val="right"/>
+      <w:pPr>
+        <w:ind w:left="6480" w:hanging="180"/>
+      </w:pPr>
+    </w:lvl>
+  </w:abstractNum>
+  <w:abstractNum w:abstractNumId="9" w15:restartNumberingAfterBreak="0">
+    <w:nsid w:val="65857159"/>
+    <w:multiLevelType w:val="multilevel"/>
+    <w:tmpl w:val="86AA8DEE"/>
+    <w:lvl w:ilvl="0">
+      <w:start w:val="1"/>
+      <w:numFmt w:val="bullet"/>
+      <w:lvlText w:val=""/>
+      <w:lvlJc w:val="left"/>
+      <w:pPr>
+        <w:tabs>
+          <w:tab w:val="num" w:pos="720"/>
+        </w:tabs>
+        <w:ind w:left="720" w:hanging="360"/>
+      </w:pPr>
+      <w:rPr>
+        <w:rFonts w:ascii="Symbol" w:hAnsi="Symbol" w:hint="default"/>
+        <w:sz w:val="20"/>
+      </w:rPr>
+    </w:lvl>
+    <w:lvl w:ilvl="1" w:tentative="1">
+      <w:start w:val="1"/>
+      <w:numFmt w:val="bullet"/>
+      <w:lvlText w:val="o"/>
+      <w:lvlJc w:val="left"/>
+      <w:pPr>
+        <w:tabs>
+          <w:tab w:val="num" w:pos="1440"/>
+        </w:tabs>
+        <w:ind w:left="1440" w:hanging="360"/>
+      </w:pPr>
+      <w:rPr>
+        <w:rFonts w:ascii="Courier New" w:hAnsi="Courier New" w:hint="default"/>
+        <w:sz w:val="20"/>
+      </w:rPr>
+    </w:lvl>
+    <w:lvl w:ilvl="2" w:tentative="1">
+      <w:start w:val="1"/>
+      <w:numFmt w:val="bullet"/>
+      <w:lvlText w:val=""/>
+      <w:lvlJc w:val="left"/>
+      <w:pPr>
+        <w:tabs>
+          <w:tab w:val="num" w:pos="2160"/>
+        </w:tabs>
+        <w:ind w:left="2160" w:hanging="360"/>
+      </w:pPr>
+      <w:rPr>
+        <w:rFonts w:ascii="Wingdings" w:hAnsi="Wingdings" w:hint="default"/>
+        <w:sz w:val="20"/>
+      </w:rPr>
+    </w:lvl>
+    <w:lvl w:ilvl="3" w:tentative="1">
+      <w:start w:val="1"/>
+      <w:numFmt w:val="bullet"/>
+      <w:lvlText w:val=""/>
+      <w:lvlJc w:val="left"/>
+      <w:pPr>
+        <w:tabs>
+          <w:tab w:val="num" w:pos="2880"/>
+        </w:tabs>
+        <w:ind w:left="2880" w:hanging="360"/>
+      </w:pPr>
+      <w:rPr>
+        <w:rFonts w:ascii="Wingdings" w:hAnsi="Wingdings" w:hint="default"/>
+        <w:sz w:val="20"/>
+      </w:rPr>
+    </w:lvl>
+    <w:lvl w:ilvl="4" w:tentative="1">
+      <w:start w:val="1"/>
+      <w:numFmt w:val="bullet"/>
+      <w:lvlText w:val=""/>
+      <w:lvlJc w:val="left"/>
+      <w:pPr>
+        <w:tabs>
+          <w:tab w:val="num" w:pos="3600"/>
+        </w:tabs>
+        <w:ind w:left="3600" w:hanging="360"/>
+      </w:pPr>
+      <w:rPr>
+        <w:rFonts w:ascii="Wingdings" w:hAnsi="Wingdings" w:hint="default"/>
+        <w:sz w:val="20"/>
+      </w:rPr>
+    </w:lvl>
+    <w:lvl w:ilvl="5" w:tentative="1">
+      <w:start w:val="1"/>
+      <w:numFmt w:val="bullet"/>
+      <w:lvlText w:val=""/>
+      <w:lvlJc w:val="left"/>
+      <w:pPr>
+        <w:tabs>
+          <w:tab w:val="num" w:pos="4320"/>
+        </w:tabs>
+        <w:ind w:left="4320" w:hanging="360"/>
+      </w:pPr>
+      <w:rPr>
+        <w:rFonts w:ascii="Wingdings" w:hAnsi="Wingdings" w:hint="default"/>
+        <w:sz w:val="20"/>
+      </w:rPr>
+    </w:lvl>
+    <w:lvl w:ilvl="6" w:tentative="1">
+      <w:start w:val="1"/>
+      <w:numFmt w:val="bullet"/>
+      <w:lvlText w:val=""/>
+      <w:lvlJc w:val="left"/>
+      <w:pPr>
+        <w:tabs>
+          <w:tab w:val="num" w:pos="5040"/>
+        </w:tabs>
+        <w:ind w:left="5040" w:hanging="360"/>
+      </w:pPr>
+      <w:rPr>
+        <w:rFonts w:ascii="Wingdings" w:hAnsi="Wingdings" w:hint="default"/>
+        <w:sz w:val="20"/>
+      </w:rPr>
+    </w:lvl>
+    <w:lvl w:ilvl="7" w:tentative="1">
+      <w:start w:val="1"/>
+      <w:numFmt w:val="bullet"/>
+      <w:lvlText w:val=""/>
+      <w:lvlJc w:val="left"/>
+      <w:pPr>
+        <w:tabs>
+          <w:tab w:val="num" w:pos="5760"/>
+        </w:tabs>
+        <w:ind w:left="5760" w:hanging="360"/>
+      </w:pPr>
+      <w:rPr>
+        <w:rFonts w:ascii="Wingdings" w:hAnsi="Wingdings" w:hint="default"/>
+        <w:sz w:val="20"/>
+      </w:rPr>
+    </w:lvl>
+    <w:lvl w:ilvl="8" w:tentative="1">
+      <w:start w:val="1"/>
+      <w:numFmt w:val="bullet"/>
+      <w:lvlText w:val=""/>
+      <w:lvlJc w:val="left"/>
+      <w:pPr>
+        <w:tabs>
+          <w:tab w:val="num" w:pos="6480"/>
+        </w:tabs>
+        <w:ind w:left="6480" w:hanging="360"/>
+      </w:pPr>
+      <w:rPr>
+        <w:rFonts w:ascii="Wingdings" w:hAnsi="Wingdings" w:hint="default"/>
+        <w:sz w:val="20"/>
+      </w:rPr>
+    </w:lvl>
+  </w:abstractNum>
+  <w:abstractNum w:abstractNumId="10" w15:restartNumberingAfterBreak="0">
+    <w:nsid w:val="6D011A41"/>
+    <w:multiLevelType w:val="multilevel"/>
+    <w:tmpl w:val="ADEA75EC"/>
+    <w:lvl w:ilvl="0">
+      <w:start w:val="1"/>
+      <w:numFmt w:val="bullet"/>
+      <w:lvlText w:val=""/>
+      <w:lvlJc w:val="left"/>
+      <w:pPr>
+        <w:tabs>
+          <w:tab w:val="num" w:pos="720"/>
+        </w:tabs>
+        <w:ind w:left="720" w:hanging="360"/>
+      </w:pPr>
+      <w:rPr>
+        <w:rFonts w:ascii="Symbol" w:hAnsi="Symbol" w:hint="default"/>
+        <w:sz w:val="20"/>
+      </w:rPr>
+    </w:lvl>
+    <w:lvl w:ilvl="1" w:tentative="1">
+      <w:start w:val="1"/>
+      <w:numFmt w:val="bullet"/>
+      <w:lvlText w:val="o"/>
+      <w:lvlJc w:val="left"/>
+      <w:pPr>
+        <w:tabs>
+          <w:tab w:val="num" w:pos="1440"/>
+        </w:tabs>
+        <w:ind w:left="1440" w:hanging="360"/>
+      </w:pPr>
+      <w:rPr>
+        <w:rFonts w:ascii="Courier New" w:hAnsi="Courier New" w:hint="default"/>
+        <w:sz w:val="20"/>
+      </w:rPr>
+    </w:lvl>
+    <w:lvl w:ilvl="2" w:tentative="1">
+      <w:start w:val="1"/>
+      <w:numFmt w:val="bullet"/>
+      <w:lvlText w:val=""/>
+      <w:lvlJc w:val="left"/>
+      <w:pPr>
+        <w:tabs>
+          <w:tab w:val="num" w:pos="2160"/>
+        </w:tabs>
+        <w:ind w:left="2160" w:hanging="360"/>
+      </w:pPr>
+      <w:rPr>
+        <w:rFonts w:ascii="Wingdings" w:hAnsi="Wingdings" w:hint="default"/>
+        <w:sz w:val="20"/>
+      </w:rPr>
+    </w:lvl>
+    <w:lvl w:ilvl="3" w:tentative="1">
+      <w:start w:val="1"/>
+      <w:numFmt w:val="bullet"/>
+      <w:lvlText w:val=""/>
+      <w:lvlJc w:val="left"/>
+      <w:pPr>
+        <w:tabs>
+          <w:tab w:val="num" w:pos="2880"/>
+        </w:tabs>
+        <w:ind w:left="2880" w:hanging="360"/>
+      </w:pPr>
+      <w:rPr>
+        <w:rFonts w:ascii="Wingdings" w:hAnsi="Wingdings" w:hint="default"/>
+        <w:sz w:val="20"/>
+      </w:rPr>
+    </w:lvl>
+    <w:lvl w:ilvl="4" w:tentative="1">
+      <w:start w:val="1"/>
+      <w:numFmt w:val="bullet"/>
+      <w:lvlText w:val=""/>
+      <w:lvlJc w:val="left"/>
+      <w:pPr>
+        <w:tabs>
+          <w:tab w:val="num" w:pos="3600"/>
+        </w:tabs>
+        <w:ind w:left="3600" w:hanging="360"/>
+      </w:pPr>
+      <w:rPr>
+        <w:rFonts w:ascii="Wingdings" w:hAnsi="Wingdings" w:hint="default"/>
+        <w:sz w:val="20"/>
+      </w:rPr>
+    </w:lvl>
+    <w:lvl w:ilvl="5" w:tentative="1">
+      <w:start w:val="1"/>
+      <w:numFmt w:val="bullet"/>
+      <w:lvlText w:val=""/>
+      <w:lvlJc w:val="left"/>
+      <w:pPr>
+        <w:tabs>
+          <w:tab w:val="num" w:pos="4320"/>
+        </w:tabs>
+        <w:ind w:left="4320" w:hanging="360"/>
+      </w:pPr>
+      <w:rPr>
+        <w:rFonts w:ascii="Wingdings" w:hAnsi="Wingdings" w:hint="default"/>
+        <w:sz w:val="20"/>
+      </w:rPr>
+    </w:lvl>
+    <w:lvl w:ilvl="6" w:tentative="1">
+      <w:start w:val="1"/>
+      <w:numFmt w:val="bullet"/>
+      <w:lvlText w:val=""/>
+      <w:lvlJc w:val="left"/>
+      <w:pPr>
+        <w:tabs>
+          <w:tab w:val="num" w:pos="5040"/>
+        </w:tabs>
+        <w:ind w:left="5040" w:hanging="360"/>
+      </w:pPr>
+      <w:rPr>
+        <w:rFonts w:ascii="Wingdings" w:hAnsi="Wingdings" w:hint="default"/>
+        <w:sz w:val="20"/>
+      </w:rPr>
+    </w:lvl>
+    <w:lvl w:ilvl="7" w:tentative="1">
+      <w:start w:val="1"/>
+      <w:numFmt w:val="bullet"/>
+      <w:lvlText w:val=""/>
+      <w:lvlJc w:val="left"/>
+      <w:pPr>
+        <w:tabs>
+          <w:tab w:val="num" w:pos="5760"/>
+        </w:tabs>
+        <w:ind w:left="5760" w:hanging="360"/>
+      </w:pPr>
+      <w:rPr>
+        <w:rFonts w:ascii="Wingdings" w:hAnsi="Wingdings" w:hint="default"/>
+        <w:sz w:val="20"/>
+      </w:rPr>
+    </w:lvl>
+    <w:lvl w:ilvl="8" w:tentative="1">
+      <w:start w:val="1"/>
+      <w:numFmt w:val="bullet"/>
+      <w:lvlText w:val=""/>
+      <w:lvlJc w:val="left"/>
+      <w:pPr>
+        <w:tabs>
+          <w:tab w:val="num" w:pos="6480"/>
+        </w:tabs>
+        <w:ind w:left="6480" w:hanging="360"/>
+      </w:pPr>
+      <w:rPr>
+        <w:rFonts w:ascii="Wingdings" w:hAnsi="Wingdings" w:hint="default"/>
+        <w:sz w:val="20"/>
+      </w:rPr>
+    </w:lvl>
+  </w:abstractNum>
+  <w:abstractNum w:abstractNumId="11" w15:restartNumberingAfterBreak="0">
+    <w:nsid w:val="6E271198"/>
+    <w:multiLevelType w:val="multilevel"/>
+    <w:tmpl w:val="46A6E04C"/>
+    <w:lvl w:ilvl="0">
+      <w:start w:val="1"/>
+      <w:numFmt w:val="bullet"/>
+      <w:lvlText w:val=""/>
+      <w:lvlJc w:val="left"/>
+      <w:pPr>
+        <w:tabs>
+          <w:tab w:val="num" w:pos="720"/>
+        </w:tabs>
+        <w:ind w:left="720" w:hanging="360"/>
+      </w:pPr>
+      <w:rPr>
+        <w:rFonts w:ascii="Symbol" w:hAnsi="Symbol" w:hint="default"/>
+        <w:sz w:val="20"/>
+      </w:rPr>
+    </w:lvl>
+    <w:lvl w:ilvl="1" w:tentative="1">
+      <w:start w:val="1"/>
+      <w:numFmt w:val="bullet"/>
+      <w:lvlText w:val="o"/>
+      <w:lvlJc w:val="left"/>
+      <w:pPr>
+        <w:tabs>
+          <w:tab w:val="num" w:pos="1440"/>
+        </w:tabs>
+        <w:ind w:left="1440" w:hanging="360"/>
+      </w:pPr>
+      <w:rPr>
+        <w:rFonts w:ascii="Courier New" w:hAnsi="Courier New" w:hint="default"/>
+        <w:sz w:val="20"/>
+      </w:rPr>
+    </w:lvl>
+    <w:lvl w:ilvl="2" w:tentative="1">
+      <w:start w:val="1"/>
+      <w:numFmt w:val="bullet"/>
+      <w:lvlText w:val=""/>
+      <w:lvlJc w:val="left"/>
+      <w:pPr>
+        <w:tabs>
+          <w:tab w:val="num" w:pos="2160"/>
+        </w:tabs>
+        <w:ind w:left="2160" w:hanging="360"/>
+      </w:pPr>
+      <w:rPr>
+        <w:rFonts w:ascii="Wingdings" w:hAnsi="Wingdings" w:hint="default"/>
+        <w:sz w:val="20"/>
+      </w:rPr>
+    </w:lvl>
+    <w:lvl w:ilvl="3" w:tentative="1">
+      <w:start w:val="1"/>
+      <w:numFmt w:val="bullet"/>
+      <w:lvlText w:val=""/>
+      <w:lvlJc w:val="left"/>
+      <w:pPr>
+        <w:tabs>
+          <w:tab w:val="num" w:pos="2880"/>
+        </w:tabs>
+        <w:ind w:left="2880" w:hanging="360"/>
+      </w:pPr>
+      <w:rPr>
+        <w:rFonts w:ascii="Wingdings" w:hAnsi="Wingdings" w:hint="default"/>
+        <w:sz w:val="20"/>
+      </w:rPr>
+    </w:lvl>
+    <w:lvl w:ilvl="4" w:tentative="1">
+      <w:start w:val="1"/>
+      <w:numFmt w:val="bullet"/>
+      <w:lvlText w:val=""/>
+      <w:lvlJc w:val="left"/>
+      <w:pPr>
+        <w:tabs>
+          <w:tab w:val="num" w:pos="3600"/>
+        </w:tabs>
+        <w:ind w:left="3600" w:hanging="360"/>
+      </w:pPr>
+      <w:rPr>
+        <w:rFonts w:ascii="Wingdings" w:hAnsi="Wingdings" w:hint="default"/>
+        <w:sz w:val="20"/>
+      </w:rPr>
+    </w:lvl>
+    <w:lvl w:ilvl="5" w:tentative="1">
+      <w:start w:val="1"/>
+      <w:numFmt w:val="bullet"/>
+      <w:lvlText w:val=""/>
+      <w:lvlJc w:val="left"/>
+      <w:pPr>
+        <w:tabs>
+          <w:tab w:val="num" w:pos="4320"/>
+        </w:tabs>
+        <w:ind w:left="4320" w:hanging="360"/>
+      </w:pPr>
+      <w:rPr>
+        <w:rFonts w:ascii="Wingdings" w:hAnsi="Wingdings" w:hint="default"/>
+        <w:sz w:val="20"/>
+      </w:rPr>
+    </w:lvl>
+    <w:lvl w:ilvl="6" w:tentative="1">
+      <w:start w:val="1"/>
+      <w:numFmt w:val="bullet"/>
+      <w:lvlText w:val=""/>
+      <w:lvlJc w:val="left"/>
+      <w:pPr>
+        <w:tabs>
+          <w:tab w:val="num" w:pos="5040"/>
+        </w:tabs>
+        <w:ind w:left="5040" w:hanging="360"/>
+      </w:pPr>
+      <w:rPr>
+        <w:rFonts w:ascii="Wingdings" w:hAnsi="Wingdings" w:hint="default"/>
+        <w:sz w:val="20"/>
+      </w:rPr>
+    </w:lvl>
+    <w:lvl w:ilvl="7" w:tentative="1">
+      <w:start w:val="1"/>
+      <w:numFmt w:val="bullet"/>
+      <w:lvlText w:val=""/>
+      <w:lvlJc w:val="left"/>
+      <w:pPr>
+        <w:tabs>
+          <w:tab w:val="num" w:pos="5760"/>
+        </w:tabs>
+        <w:ind w:left="5760" w:hanging="360"/>
+      </w:pPr>
+      <w:rPr>
+        <w:rFonts w:ascii="Wingdings" w:hAnsi="Wingdings" w:hint="default"/>
+        <w:sz w:val="20"/>
+      </w:rPr>
+    </w:lvl>
+    <w:lvl w:ilvl="8" w:tentative="1">
+      <w:start w:val="1"/>
+      <w:numFmt w:val="bullet"/>
+      <w:lvlText w:val=""/>
+      <w:lvlJc w:val="left"/>
+      <w:pPr>
+        <w:tabs>
+          <w:tab w:val="num" w:pos="6480"/>
+        </w:tabs>
+        <w:ind w:left="6480" w:hanging="360"/>
+      </w:pPr>
+      <w:rPr>
+        <w:rFonts w:ascii="Wingdings" w:hAnsi="Wingdings" w:hint="default"/>
+        <w:sz w:val="20"/>
+      </w:rPr>
+    </w:lvl>
+  </w:abstractNum>
+  <w:abstractNum w:abstractNumId="12" w15:restartNumberingAfterBreak="0">
+    <w:nsid w:val="7259030B"/>
+    <w:multiLevelType w:val="multilevel"/>
+    <w:tmpl w:val="F2AC735A"/>
+    <w:lvl w:ilvl="0">
+      <w:start w:val="1"/>
+      <w:numFmt w:val="bullet"/>
+      <w:lvlText w:val=""/>
+      <w:lvlJc w:val="left"/>
+      <w:pPr>
+        <w:tabs>
+          <w:tab w:val="num" w:pos="720"/>
+        </w:tabs>
+        <w:ind w:left="720" w:hanging="360"/>
+      </w:pPr>
+      <w:rPr>
+        <w:rFonts w:ascii="Symbol" w:hAnsi="Symbol" w:hint="default"/>
+        <w:sz w:val="20"/>
+      </w:rPr>
+    </w:lvl>
+    <w:lvl w:ilvl="1" w:tentative="1">
+      <w:start w:val="1"/>
+      <w:numFmt w:val="bullet"/>
+      <w:lvlText w:val="o"/>
+      <w:lvlJc w:val="left"/>
+      <w:pPr>
+        <w:tabs>
+          <w:tab w:val="num" w:pos="1440"/>
+        </w:tabs>
+        <w:ind w:left="1440" w:hanging="360"/>
+      </w:pPr>
+      <w:rPr>
+        <w:rFonts w:ascii="Courier New" w:hAnsi="Courier New" w:hint="default"/>
+        <w:sz w:val="20"/>
+      </w:rPr>
+    </w:lvl>
+    <w:lvl w:ilvl="2" w:tentative="1">
+      <w:start w:val="1"/>
+      <w:numFmt w:val="bullet"/>
+      <w:lvlText w:val=""/>
+      <w:lvlJc w:val="left"/>
+      <w:pPr>
+        <w:tabs>
+          <w:tab w:val="num" w:pos="2160"/>
+        </w:tabs>
+        <w:ind w:left="2160" w:hanging="360"/>
+      </w:pPr>
+      <w:rPr>
+        <w:rFonts w:ascii="Wingdings" w:hAnsi="Wingdings" w:hint="default"/>
+        <w:sz w:val="20"/>
+      </w:rPr>
+    </w:lvl>
+    <w:lvl w:ilvl="3" w:tentative="1">
+      <w:start w:val="1"/>
+      <w:numFmt w:val="bullet"/>
+      <w:lvlText w:val=""/>
+      <w:lvlJc w:val="left"/>
+      <w:pPr>
+        <w:tabs>
+          <w:tab w:val="num" w:pos="2880"/>
+        </w:tabs>
+        <w:ind w:left="2880" w:hanging="360"/>
+      </w:pPr>
+      <w:rPr>
+        <w:rFonts w:ascii="Wingdings" w:hAnsi="Wingdings" w:hint="default"/>
+        <w:sz w:val="20"/>
+      </w:rPr>
+    </w:lvl>
+    <w:lvl w:ilvl="4" w:tentative="1">
+      <w:start w:val="1"/>
+      <w:numFmt w:val="bullet"/>
+      <w:lvlText w:val=""/>
+      <w:lvlJc w:val="left"/>
+      <w:pPr>
+        <w:tabs>
+          <w:tab w:val="num" w:pos="3600"/>
+        </w:tabs>
+        <w:ind w:left="3600" w:hanging="360"/>
+      </w:pPr>
+      <w:rPr>
+        <w:rFonts w:ascii="Wingdings" w:hAnsi="Wingdings" w:hint="default"/>
+        <w:sz w:val="20"/>
+      </w:rPr>
+    </w:lvl>
+    <w:lvl w:ilvl="5" w:tentative="1">
+      <w:start w:val="1"/>
+      <w:numFmt w:val="bullet"/>
+      <w:lvlText w:val=""/>
+      <w:lvlJc w:val="left"/>
+      <w:pPr>
+        <w:tabs>
+          <w:tab w:val="num" w:pos="4320"/>
+        </w:tabs>
+        <w:ind w:left="4320" w:hanging="360"/>
+      </w:pPr>
+      <w:rPr>
+        <w:rFonts w:ascii="Wingdings" w:hAnsi="Wingdings" w:hint="default"/>
+        <w:sz w:val="20"/>
+      </w:rPr>
+    </w:lvl>
+    <w:lvl w:ilvl="6" w:tentative="1">
+      <w:start w:val="1"/>
+      <w:numFmt w:val="bullet"/>
+      <w:lvlText w:val=""/>
+      <w:lvlJc w:val="left"/>
+      <w:pPr>
+        <w:tabs>
+          <w:tab w:val="num" w:pos="5040"/>
+        </w:tabs>
+        <w:ind w:left="5040" w:hanging="360"/>
+      </w:pPr>
+      <w:rPr>
+        <w:rFonts w:ascii="Wingdings" w:hAnsi="Wingdings" w:hint="default"/>
+        <w:sz w:val="20"/>
+      </w:rPr>
+    </w:lvl>
+    <w:lvl w:ilvl="7" w:tentative="1">
+      <w:start w:val="1"/>
+      <w:numFmt w:val="bullet"/>
+      <w:lvlText w:val=""/>
+      <w:lvlJc w:val="left"/>
+      <w:pPr>
+        <w:tabs>
+          <w:tab w:val="num" w:pos="5760"/>
+        </w:tabs>
+        <w:ind w:left="5760" w:hanging="360"/>
+      </w:pPr>
+      <w:rPr>
+        <w:rFonts w:ascii="Wingdings" w:hAnsi="Wingdings" w:hint="default"/>
+        <w:sz w:val="20"/>
+      </w:rPr>
+    </w:lvl>
+    <w:lvl w:ilvl="8" w:tentative="1">
+      <w:start w:val="1"/>
+      <w:numFmt w:val="bullet"/>
+      <w:lvlText w:val=""/>
+      <w:lvlJc w:val="left"/>
+      <w:pPr>
+        <w:tabs>
+          <w:tab w:val="num" w:pos="6480"/>
+        </w:tabs>
+        <w:ind w:left="6480" w:hanging="360"/>
+      </w:pPr>
+      <w:rPr>
+        <w:rFonts w:ascii="Wingdings" w:hAnsi="Wingdings" w:hint="default"/>
+        <w:sz w:val="20"/>
+      </w:rPr>
+    </w:lvl>
+  </w:abstractNum>
+  <w:num w:numId="1" w16cid:durableId="1625192859">
+    <w:abstractNumId w:val="1"/>
+  </w:num>
+  <w:num w:numId="2" w16cid:durableId="480581489">
+    <w:abstractNumId w:val="10"/>
+  </w:num>
+  <w:num w:numId="3" w16cid:durableId="661281130">
+    <w:abstractNumId w:val="8"/>
+  </w:num>
+  <w:num w:numId="4" w16cid:durableId="1724283166">
+    <w:abstractNumId w:val="2"/>
+  </w:num>
+  <w:num w:numId="5" w16cid:durableId="1835994488">
+    <w:abstractNumId w:val="6"/>
+  </w:num>
+  <w:num w:numId="6" w16cid:durableId="1096370149">
+    <w:abstractNumId w:val="11"/>
+  </w:num>
+  <w:num w:numId="7" w16cid:durableId="1636175878">
+    <w:abstractNumId w:val="4"/>
+  </w:num>
+  <w:num w:numId="8" w16cid:durableId="1415515328">
+    <w:abstractNumId w:val="3"/>
+  </w:num>
+  <w:num w:numId="9" w16cid:durableId="1527475126">
+    <w:abstractNumId w:val="5"/>
+  </w:num>
+  <w:num w:numId="10" w16cid:durableId="931159337">
+    <w:abstractNumId w:val="9"/>
+  </w:num>
+  <w:num w:numId="11" w16cid:durableId="154808192">
+    <w:abstractNumId w:val="7"/>
+  </w:num>
+  <w:num w:numId="12" w16cid:durableId="582180506">
+    <w:abstractNumId w:val="0"/>
+  </w:num>
+  <w:num w:numId="13" w16cid:durableId="1513451324">
+    <w:abstractNumId w:val="12"/>
+  </w:num>
+</w:numbering>
 </file>
 
 <file path=word/styles.xml><?xml version="1.0" encoding="utf-8"?>
@@ -696,6 +6694,10 @@
   <w:style w:type="paragraph" w:default="1" w:styleId="Normal">
     <w:name w:val="Normal"/>
     <w:qFormat/>
+    <w:rsid w:val="0051295D"/>
+    <w:pPr>
+      <w:jc w:val="both"/>
+    </w:pPr>
   </w:style>
   <w:style w:type="paragraph" w:styleId="Heading1">
     <w:name w:val="heading 1"/>
@@ -706,6 +6708,9 @@
     <w:pPr>
       <w:keepNext/>
       <w:keepLines/>
+      <w:numPr>
+        <w:numId w:val="1"/>
+      </w:numPr>
       <w:spacing w:before="400" w:after="120"/>
       <w:outlineLvl w:val="0"/>
     </w:pPr>
@@ -718,13 +6723,17 @@
     <w:name w:val="heading 2"/>
     <w:basedOn w:val="Normal"/>
     <w:next w:val="Normal"/>
+    <w:link w:val="Heading2Char"/>
     <w:uiPriority w:val="9"/>
-    <w:semiHidden/>
     <w:unhideWhenUsed/>
     <w:qFormat/>
     <w:pPr>
       <w:keepNext/>
       <w:keepLines/>
+      <w:numPr>
+        <w:ilvl w:val="1"/>
+        <w:numId w:val="1"/>
+      </w:numPr>
       <w:spacing w:before="360" w:after="120"/>
       <w:outlineLvl w:val="1"/>
     </w:pPr>
@@ -738,12 +6747,15 @@
     <w:basedOn w:val="Normal"/>
     <w:next w:val="Normal"/>
     <w:uiPriority w:val="9"/>
-    <w:semiHidden/>
     <w:unhideWhenUsed/>
     <w:qFormat/>
     <w:pPr>
       <w:keepNext/>
       <w:keepLines/>
+      <w:numPr>
+        <w:ilvl w:val="2"/>
+        <w:numId w:val="1"/>
+      </w:numPr>
       <w:spacing w:before="320" w:after="80"/>
       <w:outlineLvl w:val="2"/>
     </w:pPr>
@@ -764,6 +6776,10 @@
     <w:pPr>
       <w:keepNext/>
       <w:keepLines/>
+      <w:numPr>
+        <w:ilvl w:val="3"/>
+        <w:numId w:val="1"/>
+      </w:numPr>
       <w:spacing w:before="280" w:after="80"/>
       <w:outlineLvl w:val="3"/>
     </w:pPr>
@@ -784,6 +6800,10 @@
     <w:pPr>
       <w:keepNext/>
       <w:keepLines/>
+      <w:numPr>
+        <w:ilvl w:val="4"/>
+        <w:numId w:val="1"/>
+      </w:numPr>
       <w:spacing w:before="240" w:after="80"/>
       <w:outlineLvl w:val="4"/>
     </w:pPr>
@@ -802,6 +6822,10 @@
     <w:pPr>
       <w:keepNext/>
       <w:keepLines/>
+      <w:numPr>
+        <w:ilvl w:val="5"/>
+        <w:numId w:val="1"/>
+      </w:numPr>
       <w:spacing w:before="240" w:after="80"/>
       <w:outlineLvl w:val="5"/>
     </w:pPr>
@@ -809,6 +6833,89 @@
       <w:i/>
       <w:iCs/>
       <w:color w:val="666666"/>
+    </w:rPr>
+  </w:style>
+  <w:style w:type="paragraph" w:styleId="Heading7">
+    <w:name w:val="heading 7"/>
+    <w:basedOn w:val="Normal"/>
+    <w:next w:val="Normal"/>
+    <w:link w:val="Heading7Char"/>
+    <w:uiPriority w:val="9"/>
+    <w:semiHidden/>
+    <w:unhideWhenUsed/>
+    <w:qFormat/>
+    <w:rsid w:val="004E3F12"/>
+    <w:pPr>
+      <w:keepNext/>
+      <w:keepLines/>
+      <w:numPr>
+        <w:ilvl w:val="6"/>
+        <w:numId w:val="1"/>
+      </w:numPr>
+      <w:spacing w:before="40"/>
+      <w:outlineLvl w:val="6"/>
+    </w:pPr>
+    <w:rPr>
+      <w:rFonts w:asciiTheme="majorHAnsi" w:eastAsiaTheme="majorEastAsia" w:hAnsiTheme="majorHAnsi" w:cstheme="majorBidi"/>
+      <w:i/>
+      <w:iCs/>
+      <w:color w:val="243F60" w:themeColor="accent1" w:themeShade="7F"/>
+    </w:rPr>
+  </w:style>
+  <w:style w:type="paragraph" w:styleId="Heading8">
+    <w:name w:val="heading 8"/>
+    <w:basedOn w:val="Normal"/>
+    <w:next w:val="Normal"/>
+    <w:link w:val="Heading8Char"/>
+    <w:uiPriority w:val="9"/>
+    <w:semiHidden/>
+    <w:unhideWhenUsed/>
+    <w:qFormat/>
+    <w:rsid w:val="004E3F12"/>
+    <w:pPr>
+      <w:keepNext/>
+      <w:keepLines/>
+      <w:numPr>
+        <w:ilvl w:val="7"/>
+        <w:numId w:val="1"/>
+      </w:numPr>
+      <w:spacing w:before="40"/>
+      <w:outlineLvl w:val="7"/>
+    </w:pPr>
+    <w:rPr>
+      <w:rFonts w:asciiTheme="majorHAnsi" w:eastAsiaTheme="majorEastAsia" w:hAnsiTheme="majorHAnsi" w:cstheme="majorBidi"/>
+      <w:color w:val="272727" w:themeColor="text1" w:themeTint="D8"/>
+      <w:sz w:val="21"/>
+      <w:szCs w:val="21"/>
+    </w:rPr>
+  </w:style>
+  <w:style w:type="paragraph" w:styleId="Heading9">
+    <w:name w:val="heading 9"/>
+    <w:basedOn w:val="Normal"/>
+    <w:next w:val="Normal"/>
+    <w:link w:val="Heading9Char"/>
+    <w:uiPriority w:val="9"/>
+    <w:semiHidden/>
+    <w:unhideWhenUsed/>
+    <w:qFormat/>
+    <w:rsid w:val="004E3F12"/>
+    <w:pPr>
+      <w:keepNext/>
+      <w:keepLines/>
+      <w:numPr>
+        <w:ilvl w:val="8"/>
+        <w:numId w:val="1"/>
+      </w:numPr>
+      <w:spacing w:before="40"/>
+      <w:outlineLvl w:val="8"/>
+    </w:pPr>
+    <w:rPr>
+      <w:rFonts w:asciiTheme="majorHAnsi" w:eastAsiaTheme="majorEastAsia" w:hAnsiTheme="majorHAnsi" w:cstheme="majorBidi"/>
+      <w:i/>
+      <w:iCs/>
+      <w:color w:val="272727" w:themeColor="text1" w:themeTint="D8"/>
+      <w:sz w:val="21"/>
+      <w:szCs w:val="21"/>
     </w:rPr>
   </w:style>
   <w:style w:type="character" w:default="1" w:styleId="DefaultParagraphFont">
@@ -902,6 +7009,204 @@
     <w:rPr>
       <w:color w:val="605E5C"/>
       <w:shd w:val="clear" w:color="auto" w:fill="E1DFDD"/>
+    </w:rPr>
+  </w:style>
+  <w:style w:type="character" w:customStyle="1" w:styleId="Heading7Char">
+    <w:name w:val="Heading 7 Char"/>
+    <w:basedOn w:val="DefaultParagraphFont"/>
+    <w:link w:val="Heading7"/>
+    <w:uiPriority w:val="9"/>
+    <w:semiHidden/>
+    <w:rsid w:val="004E3F12"/>
+    <w:rPr>
+      <w:rFonts w:asciiTheme="majorHAnsi" w:eastAsiaTheme="majorEastAsia" w:hAnsiTheme="majorHAnsi" w:cstheme="majorBidi"/>
+      <w:i/>
+      <w:iCs/>
+      <w:color w:val="243F60" w:themeColor="accent1" w:themeShade="7F"/>
+    </w:rPr>
+  </w:style>
+  <w:style w:type="character" w:customStyle="1" w:styleId="Heading8Char">
+    <w:name w:val="Heading 8 Char"/>
+    <w:basedOn w:val="DefaultParagraphFont"/>
+    <w:link w:val="Heading8"/>
+    <w:uiPriority w:val="9"/>
+    <w:semiHidden/>
+    <w:rsid w:val="004E3F12"/>
+    <w:rPr>
+      <w:rFonts w:asciiTheme="majorHAnsi" w:eastAsiaTheme="majorEastAsia" w:hAnsiTheme="majorHAnsi" w:cstheme="majorBidi"/>
+      <w:color w:val="272727" w:themeColor="text1" w:themeTint="D8"/>
+      <w:sz w:val="21"/>
+      <w:szCs w:val="21"/>
+    </w:rPr>
+  </w:style>
+  <w:style w:type="character" w:customStyle="1" w:styleId="Heading9Char">
+    <w:name w:val="Heading 9 Char"/>
+    <w:basedOn w:val="DefaultParagraphFont"/>
+    <w:link w:val="Heading9"/>
+    <w:uiPriority w:val="9"/>
+    <w:semiHidden/>
+    <w:rsid w:val="004E3F12"/>
+    <w:rPr>
+      <w:rFonts w:asciiTheme="majorHAnsi" w:eastAsiaTheme="majorEastAsia" w:hAnsiTheme="majorHAnsi" w:cstheme="majorBidi"/>
+      <w:i/>
+      <w:iCs/>
+      <w:color w:val="272727" w:themeColor="text1" w:themeTint="D8"/>
+      <w:sz w:val="21"/>
+      <w:szCs w:val="21"/>
+    </w:rPr>
+  </w:style>
+  <w:style w:type="paragraph" w:styleId="Caption">
+    <w:name w:val="caption"/>
+    <w:basedOn w:val="Normal"/>
+    <w:next w:val="Normal"/>
+    <w:uiPriority w:val="35"/>
+    <w:unhideWhenUsed/>
+    <w:qFormat/>
+    <w:rsid w:val="00562C05"/>
+    <w:pPr>
+      <w:spacing w:after="200" w:line="240" w:lineRule="auto"/>
+    </w:pPr>
+    <w:rPr>
+      <w:i/>
+      <w:iCs/>
+      <w:color w:val="1F497D" w:themeColor="text2"/>
+      <w:sz w:val="18"/>
+      <w:szCs w:val="18"/>
+    </w:rPr>
+  </w:style>
+  <w:style w:type="paragraph" w:styleId="NormalWeb">
+    <w:name w:val="Normal (Web)"/>
+    <w:basedOn w:val="Normal"/>
+    <w:uiPriority w:val="99"/>
+    <w:unhideWhenUsed/>
+    <w:rsid w:val="00A57410"/>
+    <w:pPr>
+      <w:spacing w:before="100" w:beforeAutospacing="1" w:after="100" w:afterAutospacing="1" w:line="240" w:lineRule="auto"/>
+      <w:jc w:val="left"/>
+    </w:pPr>
+    <w:rPr>
+      <w:rFonts w:ascii="Times New Roman" w:eastAsia="Times New Roman" w:hAnsi="Times New Roman" w:cs="Times New Roman"/>
+      <w:sz w:val="24"/>
+      <w:szCs w:val="24"/>
+      <w:lang w:val="pt-AO"/>
+    </w:rPr>
+  </w:style>
+  <w:style w:type="paragraph" w:styleId="Header">
+    <w:name w:val="header"/>
+    <w:basedOn w:val="Normal"/>
+    <w:link w:val="HeaderChar"/>
+    <w:uiPriority w:val="99"/>
+    <w:unhideWhenUsed/>
+    <w:rsid w:val="00690E99"/>
+    <w:pPr>
+      <w:tabs>
+        <w:tab w:val="center" w:pos="4252"/>
+        <w:tab w:val="right" w:pos="8504"/>
+      </w:tabs>
+      <w:spacing w:line="240" w:lineRule="auto"/>
+    </w:pPr>
+  </w:style>
+  <w:style w:type="character" w:customStyle="1" w:styleId="HeaderChar">
+    <w:name w:val="Header Char"/>
+    <w:basedOn w:val="DefaultParagraphFont"/>
+    <w:link w:val="Header"/>
+    <w:uiPriority w:val="99"/>
+    <w:rsid w:val="00690E99"/>
+  </w:style>
+  <w:style w:type="paragraph" w:styleId="Footer">
+    <w:name w:val="footer"/>
+    <w:basedOn w:val="Normal"/>
+    <w:link w:val="FooterChar"/>
+    <w:uiPriority w:val="99"/>
+    <w:unhideWhenUsed/>
+    <w:rsid w:val="00690E99"/>
+    <w:pPr>
+      <w:tabs>
+        <w:tab w:val="center" w:pos="4252"/>
+        <w:tab w:val="right" w:pos="8504"/>
+      </w:tabs>
+      <w:spacing w:line="240" w:lineRule="auto"/>
+    </w:pPr>
+  </w:style>
+  <w:style w:type="character" w:customStyle="1" w:styleId="FooterChar">
+    <w:name w:val="Footer Char"/>
+    <w:basedOn w:val="DefaultParagraphFont"/>
+    <w:link w:val="Footer"/>
+    <w:uiPriority w:val="99"/>
+    <w:rsid w:val="00690E99"/>
+  </w:style>
+  <w:style w:type="paragraph" w:styleId="ListParagraph">
+    <w:name w:val="List Paragraph"/>
+    <w:basedOn w:val="Normal"/>
+    <w:uiPriority w:val="34"/>
+    <w:qFormat/>
+    <w:rsid w:val="00690E99"/>
+    <w:pPr>
+      <w:ind w:left="720"/>
+      <w:contextualSpacing/>
+    </w:pPr>
+  </w:style>
+  <w:style w:type="paragraph" w:styleId="FootnoteText">
+    <w:name w:val="footnote text"/>
+    <w:basedOn w:val="Normal"/>
+    <w:link w:val="FootnoteTextChar"/>
+    <w:uiPriority w:val="99"/>
+    <w:semiHidden/>
+    <w:unhideWhenUsed/>
+    <w:rsid w:val="002871F6"/>
+    <w:pPr>
+      <w:spacing w:line="240" w:lineRule="auto"/>
+    </w:pPr>
+    <w:rPr>
+      <w:sz w:val="20"/>
+      <w:szCs w:val="20"/>
+    </w:rPr>
+  </w:style>
+  <w:style w:type="character" w:customStyle="1" w:styleId="FootnoteTextChar">
+    <w:name w:val="Footnote Text Char"/>
+    <w:basedOn w:val="DefaultParagraphFont"/>
+    <w:link w:val="FootnoteText"/>
+    <w:uiPriority w:val="99"/>
+    <w:semiHidden/>
+    <w:rsid w:val="002871F6"/>
+    <w:rPr>
+      <w:sz w:val="20"/>
+      <w:szCs w:val="20"/>
+    </w:rPr>
+  </w:style>
+  <w:style w:type="character" w:styleId="FootnoteReference">
+    <w:name w:val="footnote reference"/>
+    <w:basedOn w:val="DefaultParagraphFont"/>
+    <w:uiPriority w:val="99"/>
+    <w:semiHidden/>
+    <w:unhideWhenUsed/>
+    <w:rsid w:val="002871F6"/>
+    <w:rPr>
+      <w:vertAlign w:val="superscript"/>
+    </w:rPr>
+  </w:style>
+  <w:style w:type="character" w:customStyle="1" w:styleId="Heading2Char">
+    <w:name w:val="Heading 2 Char"/>
+    <w:basedOn w:val="DefaultParagraphFont"/>
+    <w:link w:val="Heading2"/>
+    <w:uiPriority w:val="9"/>
+    <w:rsid w:val="002C6A5B"/>
+    <w:rPr>
+      <w:sz w:val="32"/>
+      <w:szCs w:val="32"/>
+    </w:rPr>
+  </w:style>
+  <w:style w:type="character" w:styleId="HTMLCode">
+    <w:name w:val="HTML Code"/>
+    <w:basedOn w:val="DefaultParagraphFont"/>
+    <w:uiPriority w:val="99"/>
+    <w:semiHidden/>
+    <w:unhideWhenUsed/>
+    <w:rsid w:val="00741D3C"/>
+    <w:rPr>
+      <w:rFonts w:ascii="Courier New" w:eastAsia="Times New Roman" w:hAnsi="Courier New" w:cs="Courier New"/>
+      <w:sz w:val="20"/>
+      <w:szCs w:val="20"/>
     </w:rPr>
   </w:style>
 </w:styles>
@@ -1225,4 +7530,16 @@
   </a:objectDefaults>
   <a:extraClrSchemeLst/>
 </a:theme>
+</file>
+
+<file path=customXml/item1.xml><?xml version="1.0" encoding="utf-8"?>
+<b:Sources xmlns:b="http://schemas.openxmlformats.org/officeDocument/2006/bibliography" xmlns="http://schemas.openxmlformats.org/officeDocument/2006/bibliography" SelectedStyle="\APASixthEditionOfficeOnline.xsl" StyleName="APA" Version="6"/>
+</file>
+
+<file path=customXml/itemProps1.xml><?xml version="1.0" encoding="utf-8"?>
+<ds:datastoreItem xmlns:ds="http://schemas.openxmlformats.org/officeDocument/2006/customXml" ds:itemID="{76BF5307-5261-4129-92FF-FC80D2980628}">
+  <ds:schemaRefs>
+    <ds:schemaRef ds:uri="http://schemas.openxmlformats.org/officeDocument/2006/bibliography"/>
+  </ds:schemaRefs>
+</ds:datastoreItem>
 </file>